--- a/doc/智能视觉技术报告.docx
+++ b/doc/智能视觉技术报告.docx
@@ -526,7 +526,7 @@
         </w:rPr>
         <w:fldChar w:fldCharType="separate"/>
       </w:r>
-      <w:hyperlink w:anchor="_Toc237591618" w:history="1">
+      <w:hyperlink w:anchor="_Toc237612455" w:history="1">
         <w:r>
           <w:rPr>
             <w:rStyle w:val="aff9"/>
@@ -583,7 +583,7 @@
             <w:noProof/>
             <w:webHidden/>
           </w:rPr>
-          <w:instrText>PAGEREF _Toc237591618 \h</w:instrText>
+          <w:instrText>PAGEREF _Toc237612455 \h</w:instrText>
         </w:r>
         <w:r>
           <w:rPr>
@@ -641,7 +641,7 @@
           <w14:ligatures w14:val="standardContextual"/>
         </w:rPr>
       </w:pPr>
-      <w:hyperlink w:anchor="_Toc237591619" w:history="1">
+      <w:hyperlink w:anchor="_Toc237612456" w:history="1">
         <w:r>
           <w:rPr>
             <w:rStyle w:val="aff9"/>
@@ -698,7 +698,7 @@
             <w:noProof/>
             <w:webHidden/>
           </w:rPr>
-          <w:instrText>PAGEREF _Toc237591619 \h</w:instrText>
+          <w:instrText>PAGEREF _Toc237612456 \h</w:instrText>
         </w:r>
         <w:r>
           <w:rPr>
@@ -757,7 +757,7 @@
           <w14:ligatures w14:val="standardContextual"/>
         </w:rPr>
       </w:pPr>
-      <w:hyperlink w:anchor="_Toc237591620" w:history="1">
+      <w:hyperlink w:anchor="_Toc237612457" w:history="1">
         <w:r>
           <w:rPr>
             <w:rStyle w:val="aff9"/>
@@ -805,7 +805,7 @@
             <w:noProof/>
             <w:webHidden/>
           </w:rPr>
-          <w:instrText>PAGEREF _Toc237591620 \h</w:instrText>
+          <w:instrText>PAGEREF _Toc237612457 \h</w:instrText>
         </w:r>
         <w:r>
           <w:rPr>
@@ -864,7 +864,7 @@
           <w14:ligatures w14:val="standardContextual"/>
         </w:rPr>
       </w:pPr>
-      <w:hyperlink w:anchor="_Toc237591621" w:history="1">
+      <w:hyperlink w:anchor="_Toc237612458" w:history="1">
         <w:r>
           <w:rPr>
             <w:rStyle w:val="aff9"/>
@@ -910,7 +910,7 @@
             <w:noProof/>
             <w:webHidden/>
           </w:rPr>
-          <w:instrText>PAGEREF _Toc237591621 \h</w:instrText>
+          <w:instrText>PAGEREF _Toc237612458 \h</w:instrText>
         </w:r>
         <w:r>
           <w:rPr>
@@ -969,7 +969,7 @@
           <w14:ligatures w14:val="standardContextual"/>
         </w:rPr>
       </w:pPr>
-      <w:hyperlink w:anchor="_Toc237591622" w:history="1">
+      <w:hyperlink w:anchor="_Toc237612459" w:history="1">
         <w:r>
           <w:rPr>
             <w:rStyle w:val="aff9"/>
@@ -1017,7 +1017,7 @@
             <w:noProof/>
             <w:webHidden/>
           </w:rPr>
-          <w:instrText>PAGEREF _Toc237591622 \h</w:instrText>
+          <w:instrText>PAGEREF _Toc237612459 \h</w:instrText>
         </w:r>
         <w:r>
           <w:rPr>
@@ -1075,7 +1075,7 @@
           <w14:ligatures w14:val="standardContextual"/>
         </w:rPr>
       </w:pPr>
-      <w:hyperlink w:anchor="_Toc237591623" w:history="1">
+      <w:hyperlink w:anchor="_Toc237612460" w:history="1">
         <w:r>
           <w:rPr>
             <w:rStyle w:val="aff9"/>
@@ -1101,7 +1101,43 @@
             <w:noProof/>
             <w:lang w:eastAsia="zh-CN"/>
           </w:rPr>
-          <w:t>机械结构</w:t>
+          <w:t>机械</w:t>
+        </w:r>
+        <w:r>
+          <w:rPr>
+            <w:rStyle w:val="aff9"/>
+            <w:rFonts w:ascii="Arial" w:eastAsia="黑体" w:hAnsi="Arial" w:cs="微软雅黑"/>
+            <w:noProof/>
+            <w:lang w:eastAsia="zh-CN"/>
+          </w:rPr>
+          <w:t>结</w:t>
+        </w:r>
+        <w:r>
+          <w:rPr>
+            <w:rStyle w:val="aff9"/>
+            <w:rFonts w:ascii="Arial" w:eastAsia="黑体" w:hAnsi="Arial"/>
+            <w:noProof/>
+            <w:lang w:eastAsia="zh-CN"/>
+          </w:rPr>
+          <w:t>构与</w:t>
+        </w:r>
+        <w:r>
+          <w:rPr>
+            <w:rStyle w:val="aff9"/>
+            <w:rFonts w:ascii="Arial" w:eastAsia="黑体" w:hAnsi="Arial" w:cs="微软雅黑"/>
+            <w:noProof/>
+            <w:lang w:eastAsia="zh-CN"/>
+          </w:rPr>
+          <w:t>传</w:t>
+        </w:r>
+        <w:r>
+          <w:rPr>
+            <w:rStyle w:val="aff9"/>
+            <w:rFonts w:ascii="Arial" w:eastAsia="黑体" w:hAnsi="Arial" w:cs="MS Gothic"/>
+            <w:noProof/>
+            <w:lang w:eastAsia="zh-CN"/>
+          </w:rPr>
+          <w:t>感器</w:t>
         </w:r>
         <w:r>
           <w:rPr>
@@ -1132,7 +1168,7 @@
             <w:noProof/>
             <w:webHidden/>
           </w:rPr>
-          <w:instrText>PAGEREF _Toc237591623 \h</w:instrText>
+          <w:instrText>PAGEREF _Toc237612460 \h</w:instrText>
         </w:r>
         <w:r>
           <w:rPr>
@@ -1191,7 +1227,7 @@
           <w14:ligatures w14:val="standardContextual"/>
         </w:rPr>
       </w:pPr>
-      <w:hyperlink w:anchor="_Toc237591624" w:history="1">
+      <w:hyperlink w:anchor="_Toc237612461" w:history="1">
         <w:r>
           <w:rPr>
             <w:rStyle w:val="aff9"/>
@@ -1239,7 +1275,7 @@
             <w:noProof/>
             <w:webHidden/>
           </w:rPr>
-          <w:instrText>PAGEREF _Toc237591624 \h</w:instrText>
+          <w:instrText>PAGEREF _Toc237612461 \h</w:instrText>
         </w:r>
         <w:r>
           <w:rPr>
@@ -1298,7 +1334,7 @@
           <w14:ligatures w14:val="standardContextual"/>
         </w:rPr>
       </w:pPr>
-      <w:hyperlink w:anchor="_Toc237591625" w:history="1">
+      <w:hyperlink w:anchor="_Toc237612462" w:history="1">
         <w:r>
           <w:rPr>
             <w:rStyle w:val="aff9"/>
@@ -1344,7 +1380,7 @@
             <w:noProof/>
             <w:webHidden/>
           </w:rPr>
-          <w:instrText>PAGEREF _Toc237591625 \h</w:instrText>
+          <w:instrText>PAGEREF _Toc237612462 \h</w:instrText>
         </w:r>
         <w:r>
           <w:rPr>
@@ -1403,22 +1439,69 @@
           <w14:ligatures w14:val="standardContextual"/>
         </w:rPr>
       </w:pPr>
-      <w:hyperlink w:anchor="_Toc237591626" w:history="1">
+      <w:hyperlink w:anchor="_Toc237612463" w:history="1">
         <w:r>
           <w:rPr>
             <w:rStyle w:val="aff9"/>
             <w:rFonts w:ascii="Arial" w:eastAsia="黑体" w:hAnsi="Arial"/>
             <w:noProof/>
+            <w:lang w:eastAsia="zh-CN"/>
           </w:rPr>
           <w:t xml:space="preserve">3.3 </w:t>
         </w:r>
         <w:r>
           <w:rPr>
             <w:rStyle w:val="aff9"/>
-            <w:rFonts w:ascii="Arial" w:eastAsia="黑体" w:hAnsi="Arial"/>
-            <w:noProof/>
-          </w:rPr>
-          <w:t>安装与标定</w:t>
+            <w:rFonts w:ascii="Arial" w:eastAsia="黑体" w:hAnsi="Arial" w:cs="微软雅黑"/>
+            <w:noProof/>
+            <w:lang w:eastAsia="zh-CN"/>
+          </w:rPr>
+          <w:t>视觉</w:t>
+        </w:r>
+        <w:r>
+          <w:rPr>
+            <w:rStyle w:val="aff9"/>
+            <w:rFonts w:ascii="Arial" w:eastAsia="黑体" w:hAnsi="Arial" w:cs="MS Gothic"/>
+            <w:noProof/>
+            <w:lang w:eastAsia="zh-CN"/>
+          </w:rPr>
+          <w:t>模</w:t>
+        </w:r>
+        <w:r>
+          <w:rPr>
+            <w:rStyle w:val="aff9"/>
+            <w:rFonts w:ascii="Arial" w:eastAsia="黑体" w:hAnsi="Arial" w:cs="微软雅黑"/>
+            <w:noProof/>
+            <w:lang w:eastAsia="zh-CN"/>
+          </w:rPr>
+          <w:t>块</w:t>
+        </w:r>
+        <w:r>
+          <w:rPr>
+            <w:rStyle w:val="aff9"/>
+            <w:rFonts w:ascii="Arial" w:eastAsia="黑体" w:hAnsi="Arial" w:cs="MS Gothic"/>
+            <w:noProof/>
+            <w:lang w:eastAsia="zh-CN"/>
+          </w:rPr>
+          <w:t>、屏幕与</w:t>
+        </w:r>
+        <w:r>
+          <w:rPr>
+            <w:rStyle w:val="aff9"/>
+            <w:rFonts w:ascii="Arial" w:eastAsia="黑体" w:hAnsi="Arial" w:cs="微软雅黑"/>
+            <w:noProof/>
+            <w:lang w:eastAsia="zh-CN"/>
+          </w:rPr>
+          <w:t>电</w:t>
+        </w:r>
+        <w:r>
+          <w:rPr>
+            <w:rStyle w:val="aff9"/>
+            <w:rFonts w:ascii="Arial" w:eastAsia="黑体" w:hAnsi="Arial" w:cs="MS Gothic"/>
+            <w:noProof/>
+            <w:lang w:eastAsia="zh-CN"/>
+          </w:rPr>
+          <w:t>池安装</w:t>
         </w:r>
         <w:r>
           <w:rPr>
@@ -1449,7 +1532,7 @@
             <w:noProof/>
             <w:webHidden/>
           </w:rPr>
-          <w:instrText>PAGEREF _Toc237591626 \h</w:instrText>
+          <w:instrText>PAGEREF _Toc237612463 \h</w:instrText>
         </w:r>
         <w:r>
           <w:rPr>
@@ -1479,119 +1562,7 @@
             <w:noProof/>
             <w:webHidden/>
           </w:rPr>
-          <w:t>4</w:t>
-        </w:r>
-        <w:r>
-          <w:rPr>
-            <w:rFonts w:hint="eastAsia"/>
-            <w:noProof/>
-            <w:webHidden/>
-          </w:rPr>
-          <w:fldChar w:fldCharType="end"/>
-        </w:r>
-      </w:hyperlink>
-    </w:p>
-    <w:p>
-      <w:pPr>
-        <w:pStyle w:val="TOC1"/>
-        <w:tabs>
-          <w:tab w:val="right" w:leader="dot" w:pos="8268"/>
-        </w:tabs>
-        <w:rPr>
-          <w:rFonts w:asciiTheme="minorHAnsi" w:eastAsiaTheme="minorEastAsia" w:hAnsiTheme="minorHAnsi"/>
-          <w:noProof/>
-          <w:kern w:val="2"/>
-          <w:sz w:val="22"/>
-          <w:szCs w:val="24"/>
-          <w:lang w:eastAsia="zh-CN"/>
-          <w14:ligatures w14:val="standardContextual"/>
-        </w:rPr>
-      </w:pPr>
-      <w:hyperlink w:anchor="_Toc237591627" w:history="1">
-        <w:r>
-          <w:rPr>
-            <w:rStyle w:val="aff9"/>
-            <w:rFonts w:ascii="Arial" w:eastAsia="黑体" w:hAnsi="Arial"/>
-            <w:noProof/>
-          </w:rPr>
-          <w:t>第四章</w:t>
-        </w:r>
-        <w:r>
-          <w:rPr>
-            <w:rStyle w:val="aff9"/>
-            <w:rFonts w:ascii="Arial" w:eastAsia="黑体" w:hAnsi="Arial"/>
-            <w:noProof/>
-          </w:rPr>
-          <w:t xml:space="preserve"> </w:t>
-        </w:r>
-        <w:r>
-          <w:rPr>
-            <w:rStyle w:val="aff9"/>
-            <w:rFonts w:ascii="Arial" w:eastAsia="黑体" w:hAnsi="Arial"/>
-            <w:noProof/>
-          </w:rPr>
-          <w:t>硬件电路设计及实现</w:t>
-        </w:r>
-        <w:r>
-          <w:rPr>
-            <w:rFonts w:hint="eastAsia"/>
-            <w:noProof/>
-            <w:webHidden/>
-          </w:rPr>
-          <w:tab/>
-        </w:r>
-        <w:r>
-          <w:rPr>
-            <w:rFonts w:hint="eastAsia"/>
-            <w:noProof/>
-            <w:webHidden/>
-          </w:rPr>
-          <w:fldChar w:fldCharType="begin"/>
-        </w:r>
-        <w:r>
-          <w:rPr>
-            <w:rFonts w:hint="eastAsia"/>
-            <w:noProof/>
-            <w:webHidden/>
-          </w:rPr>
-          <w:instrText xml:space="preserve"> </w:instrText>
-        </w:r>
-        <w:r>
-          <w:rPr>
-            <w:noProof/>
-            <w:webHidden/>
-          </w:rPr>
-          <w:instrText>PAGEREF _Toc237591627 \h</w:instrText>
-        </w:r>
-        <w:r>
-          <w:rPr>
-            <w:rFonts w:hint="eastAsia"/>
-            <w:noProof/>
-            <w:webHidden/>
-          </w:rPr>
-          <w:instrText xml:space="preserve"> </w:instrText>
-        </w:r>
-        <w:r>
-          <w:rPr>
-            <w:rFonts w:hint="eastAsia"/>
-            <w:noProof/>
-            <w:webHidden/>
-          </w:rPr>
-        </w:r>
-        <w:r>
-          <w:rPr>
-            <w:rFonts w:hint="eastAsia"/>
-            <w:noProof/>
-            <w:webHidden/>
-          </w:rPr>
-          <w:fldChar w:fldCharType="separate"/>
-        </w:r>
-        <w:r>
-          <w:rPr>
-            <w:noProof/>
-            <w:webHidden/>
-          </w:rPr>
-          <w:t>6</w:t>
+          <w:t>5</w:t>
         </w:r>
         <w:r>
           <w:rPr>
@@ -1620,22 +1591,69 @@
           <w14:ligatures w14:val="standardContextual"/>
         </w:rPr>
       </w:pPr>
-      <w:hyperlink w:anchor="_Toc237591628" w:history="1">
+      <w:hyperlink w:anchor="_Toc237612464" w:history="1">
         <w:r>
           <w:rPr>
             <w:rStyle w:val="aff9"/>
             <w:rFonts w:ascii="Arial" w:eastAsia="黑体" w:hAnsi="Arial"/>
             <w:noProof/>
-          </w:rPr>
-          <w:t xml:space="preserve">4.1 </w:t>
+            <w:lang w:eastAsia="zh-CN"/>
+          </w:rPr>
+          <w:t xml:space="preserve">3.4 </w:t>
         </w:r>
         <w:r>
           <w:rPr>
             <w:rStyle w:val="aff9"/>
             <w:rFonts w:ascii="Arial" w:eastAsia="黑体" w:hAnsi="Arial"/>
             <w:noProof/>
-          </w:rPr>
-          <w:t>硬件总体设计方案</w:t>
+            <w:lang w:eastAsia="zh-CN"/>
+          </w:rPr>
+          <w:t>主控板、</w:t>
+        </w:r>
+        <w:r>
+          <w:rPr>
+            <w:rStyle w:val="aff9"/>
+            <w:rFonts w:ascii="Arial" w:eastAsia="黑体" w:hAnsi="Arial" w:cs="微软雅黑"/>
+            <w:noProof/>
+            <w:lang w:eastAsia="zh-CN"/>
+          </w:rPr>
+          <w:t>驱动</w:t>
+        </w:r>
+        <w:r>
+          <w:rPr>
+            <w:rStyle w:val="aff9"/>
+            <w:rFonts w:ascii="Arial" w:eastAsia="黑体" w:hAnsi="Arial" w:cs="MS Gothic"/>
+            <w:noProof/>
+            <w:lang w:eastAsia="zh-CN"/>
+          </w:rPr>
+          <w:t>板</w:t>
+        </w:r>
+        <w:r>
+          <w:rPr>
+            <w:rStyle w:val="aff9"/>
+            <w:rFonts w:ascii="Arial" w:eastAsia="黑体" w:hAnsi="Arial"/>
+            <w:noProof/>
+            <w:lang w:eastAsia="zh-CN"/>
+          </w:rPr>
+          <w:t>与</w:t>
+        </w:r>
+        <w:r>
+          <w:rPr>
+            <w:rStyle w:val="aff9"/>
+            <w:rFonts w:ascii="Arial" w:eastAsia="黑体" w:hAnsi="Arial" w:cs="微软雅黑"/>
+            <w:noProof/>
+            <w:lang w:eastAsia="zh-CN"/>
+          </w:rPr>
+          <w:t>顶层结</w:t>
+        </w:r>
+        <w:r>
+          <w:rPr>
+            <w:rStyle w:val="aff9"/>
+            <w:rFonts w:ascii="Arial" w:eastAsia="黑体" w:hAnsi="Arial"/>
+            <w:noProof/>
+            <w:lang w:eastAsia="zh-CN"/>
+          </w:rPr>
+          <w:t>构</w:t>
         </w:r>
         <w:r>
           <w:rPr>
@@ -1666,7 +1684,7 @@
             <w:noProof/>
             <w:webHidden/>
           </w:rPr>
-          <w:instrText>PAGEREF _Toc237591628 \h</w:instrText>
+          <w:instrText>PAGEREF _Toc237612464 \h</w:instrText>
         </w:r>
         <w:r>
           <w:rPr>
@@ -1696,7 +1714,7 @@
             <w:noProof/>
             <w:webHidden/>
           </w:rPr>
-          <w:t>6</w:t>
+          <w:t>5</w:t>
         </w:r>
         <w:r>
           <w:rPr>
@@ -1725,22 +1743,42 @@
           <w14:ligatures w14:val="standardContextual"/>
         </w:rPr>
       </w:pPr>
-      <w:hyperlink w:anchor="_Toc237591629" w:history="1">
+      <w:hyperlink w:anchor="_Toc237612465" w:history="1">
         <w:r>
           <w:rPr>
             <w:rStyle w:val="aff9"/>
             <w:rFonts w:ascii="Arial" w:eastAsia="黑体" w:hAnsi="Arial"/>
             <w:noProof/>
-          </w:rPr>
-          <w:t xml:space="preserve">4.2 </w:t>
+            <w:lang w:eastAsia="zh-CN"/>
+          </w:rPr>
+          <w:t xml:space="preserve">3.5 </w:t>
         </w:r>
         <w:r>
           <w:rPr>
             <w:rStyle w:val="aff9"/>
             <w:rFonts w:ascii="Arial" w:eastAsia="黑体" w:hAnsi="Arial"/>
             <w:noProof/>
-          </w:rPr>
-          <w:t>核心控制模块</w:t>
+            <w:lang w:eastAsia="zh-CN"/>
+          </w:rPr>
+          <w:t>安装与</w:t>
+        </w:r>
+        <w:r>
+          <w:rPr>
+            <w:rStyle w:val="aff9"/>
+            <w:rFonts w:ascii="Arial" w:eastAsia="黑体" w:hAnsi="Arial" w:cs="微软雅黑"/>
+            <w:noProof/>
+            <w:lang w:eastAsia="zh-CN"/>
+          </w:rPr>
+          <w:t>标</w:t>
+        </w:r>
+        <w:r>
+          <w:rPr>
+            <w:rStyle w:val="aff9"/>
+            <w:rFonts w:ascii="Arial" w:eastAsia="黑体" w:hAnsi="Arial"/>
+            <w:noProof/>
+            <w:lang w:eastAsia="zh-CN"/>
+          </w:rPr>
+          <w:t>定</w:t>
         </w:r>
         <w:r>
           <w:rPr>
@@ -1771,7 +1809,7 @@
             <w:noProof/>
             <w:webHidden/>
           </w:rPr>
-          <w:instrText>PAGEREF _Toc237591629 \h</w:instrText>
+          <w:instrText>PAGEREF _Toc237612465 \h</w:instrText>
         </w:r>
         <w:r>
           <w:rPr>
@@ -1801,7 +1839,122 @@
             <w:noProof/>
             <w:webHidden/>
           </w:rPr>
-          <w:t>6</w:t>
+          <w:t>7</w:t>
+        </w:r>
+        <w:r>
+          <w:rPr>
+            <w:rFonts w:hint="eastAsia"/>
+            <w:noProof/>
+            <w:webHidden/>
+          </w:rPr>
+          <w:fldChar w:fldCharType="end"/>
+        </w:r>
+      </w:hyperlink>
+    </w:p>
+    <w:p>
+      <w:pPr>
+        <w:pStyle w:val="TOC1"/>
+        <w:tabs>
+          <w:tab w:val="right" w:leader="dot" w:pos="8268"/>
+        </w:tabs>
+        <w:rPr>
+          <w:rFonts w:asciiTheme="minorHAnsi" w:eastAsiaTheme="minorEastAsia" w:hAnsiTheme="minorHAnsi"/>
+          <w:noProof/>
+          <w:kern w:val="2"/>
+          <w:sz w:val="22"/>
+          <w:szCs w:val="24"/>
+          <w:lang w:eastAsia="zh-CN"/>
+          <w14:ligatures w14:val="standardContextual"/>
+        </w:rPr>
+      </w:pPr>
+      <w:hyperlink w:anchor="_Toc237612466" w:history="1">
+        <w:r>
+          <w:rPr>
+            <w:rStyle w:val="aff9"/>
+            <w:rFonts w:ascii="Arial" w:eastAsia="黑体" w:hAnsi="Arial"/>
+            <w:noProof/>
+            <w:lang w:eastAsia="zh-CN"/>
+          </w:rPr>
+          <w:t>第四章</w:t>
+        </w:r>
+        <w:r>
+          <w:rPr>
+            <w:rStyle w:val="aff9"/>
+            <w:rFonts w:ascii="Arial" w:eastAsia="黑体" w:hAnsi="Arial"/>
+            <w:noProof/>
+            <w:lang w:eastAsia="zh-CN"/>
+          </w:rPr>
+          <w:t xml:space="preserve"> </w:t>
+        </w:r>
+        <w:r>
+          <w:rPr>
+            <w:rStyle w:val="aff9"/>
+            <w:rFonts w:ascii="Arial" w:eastAsia="黑体" w:hAnsi="Arial"/>
+            <w:noProof/>
+            <w:lang w:eastAsia="zh-CN"/>
+          </w:rPr>
+          <w:t>硬件电路设计及实现</w:t>
+        </w:r>
+        <w:r>
+          <w:rPr>
+            <w:rFonts w:hint="eastAsia"/>
+            <w:noProof/>
+            <w:webHidden/>
+          </w:rPr>
+          <w:tab/>
+        </w:r>
+        <w:r>
+          <w:rPr>
+            <w:rFonts w:hint="eastAsia"/>
+            <w:noProof/>
+            <w:webHidden/>
+          </w:rPr>
+          <w:fldChar w:fldCharType="begin"/>
+        </w:r>
+        <w:r>
+          <w:rPr>
+            <w:rFonts w:hint="eastAsia"/>
+            <w:noProof/>
+            <w:webHidden/>
+          </w:rPr>
+          <w:instrText xml:space="preserve"> </w:instrText>
+        </w:r>
+        <w:r>
+          <w:rPr>
+            <w:noProof/>
+            <w:webHidden/>
+          </w:rPr>
+          <w:instrText>PAGEREF _Toc237612466 \h</w:instrText>
+        </w:r>
+        <w:r>
+          <w:rPr>
+            <w:rFonts w:hint="eastAsia"/>
+            <w:noProof/>
+            <w:webHidden/>
+          </w:rPr>
+          <w:instrText xml:space="preserve"> </w:instrText>
+        </w:r>
+        <w:r>
+          <w:rPr>
+            <w:rFonts w:hint="eastAsia"/>
+            <w:noProof/>
+            <w:webHidden/>
+          </w:rPr>
+        </w:r>
+        <w:r>
+          <w:rPr>
+            <w:rFonts w:hint="eastAsia"/>
+            <w:noProof/>
+            <w:webHidden/>
+          </w:rPr>
+          <w:fldChar w:fldCharType="separate"/>
+        </w:r>
+        <w:r>
+          <w:rPr>
+            <w:noProof/>
+            <w:webHidden/>
+          </w:rPr>
+          <w:t>8</w:t>
         </w:r>
         <w:r>
           <w:rPr>
@@ -1830,22 +1983,24 @@
           <w14:ligatures w14:val="standardContextual"/>
         </w:rPr>
       </w:pPr>
-      <w:hyperlink w:anchor="_Toc237591630" w:history="1">
+      <w:hyperlink w:anchor="_Toc237612467" w:history="1">
         <w:r>
           <w:rPr>
             <w:rStyle w:val="aff9"/>
             <w:rFonts w:ascii="Arial" w:eastAsia="黑体" w:hAnsi="Arial"/>
             <w:noProof/>
-          </w:rPr>
-          <w:t xml:space="preserve">4.3 </w:t>
+            <w:lang w:eastAsia="zh-CN"/>
+          </w:rPr>
+          <w:t xml:space="preserve">4.1 </w:t>
         </w:r>
         <w:r>
           <w:rPr>
             <w:rStyle w:val="aff9"/>
             <w:rFonts w:ascii="Arial" w:eastAsia="黑体" w:hAnsi="Arial"/>
             <w:noProof/>
-          </w:rPr>
-          <w:t>电源管理模块设计</w:t>
+            <w:lang w:eastAsia="zh-CN"/>
+          </w:rPr>
+          <w:t>硬件总体设计方案</w:t>
         </w:r>
         <w:r>
           <w:rPr>
@@ -1876,7 +2031,7 @@
             <w:noProof/>
             <w:webHidden/>
           </w:rPr>
-          <w:instrText>PAGEREF _Toc237591630 \h</w:instrText>
+          <w:instrText>PAGEREF _Toc237612467 \h</w:instrText>
         </w:r>
         <w:r>
           <w:rPr>
@@ -1906,7 +2061,7 @@
             <w:noProof/>
             <w:webHidden/>
           </w:rPr>
-          <w:t>6</w:t>
+          <w:t>8</w:t>
         </w:r>
         <w:r>
           <w:rPr>
@@ -1935,22 +2090,24 @@
           <w14:ligatures w14:val="standardContextual"/>
         </w:rPr>
       </w:pPr>
-      <w:hyperlink w:anchor="_Toc237591631" w:history="1">
+      <w:hyperlink w:anchor="_Toc237612468" w:history="1">
         <w:r>
           <w:rPr>
             <w:rStyle w:val="aff9"/>
             <w:rFonts w:ascii="Arial" w:eastAsia="黑体" w:hAnsi="Arial"/>
             <w:noProof/>
-          </w:rPr>
-          <w:t xml:space="preserve">4.4 </w:t>
+            <w:lang w:eastAsia="zh-CN"/>
+          </w:rPr>
+          <w:t xml:space="preserve">4.2 </w:t>
         </w:r>
         <w:r>
           <w:rPr>
             <w:rStyle w:val="aff9"/>
             <w:rFonts w:ascii="Arial" w:eastAsia="黑体" w:hAnsi="Arial"/>
             <w:noProof/>
-          </w:rPr>
-          <w:t>传感器与信号采集模块</w:t>
+            <w:lang w:eastAsia="zh-CN"/>
+          </w:rPr>
+          <w:t>核心控制模块</w:t>
         </w:r>
         <w:r>
           <w:rPr>
@@ -1981,7 +2138,7 @@
             <w:noProof/>
             <w:webHidden/>
           </w:rPr>
-          <w:instrText>PAGEREF _Toc237591631 \h</w:instrText>
+          <w:instrText>PAGEREF _Toc237612468 \h</w:instrText>
         </w:r>
         <w:r>
           <w:rPr>
@@ -2011,7 +2168,7 @@
             <w:noProof/>
             <w:webHidden/>
           </w:rPr>
-          <w:t>7</w:t>
+          <w:t>8</w:t>
         </w:r>
         <w:r>
           <w:rPr>
@@ -2040,22 +2197,24 @@
           <w14:ligatures w14:val="standardContextual"/>
         </w:rPr>
       </w:pPr>
-      <w:hyperlink w:anchor="_Toc237591632" w:history="1">
+      <w:hyperlink w:anchor="_Toc237612469" w:history="1">
         <w:r>
           <w:rPr>
             <w:rStyle w:val="aff9"/>
             <w:rFonts w:ascii="Arial" w:eastAsia="黑体" w:hAnsi="Arial"/>
             <w:noProof/>
-          </w:rPr>
-          <w:t xml:space="preserve">4.5 </w:t>
+            <w:lang w:eastAsia="zh-CN"/>
+          </w:rPr>
+          <w:t xml:space="preserve">4.3 </w:t>
         </w:r>
         <w:r>
           <w:rPr>
             <w:rStyle w:val="aff9"/>
             <w:rFonts w:ascii="Arial" w:eastAsia="黑体" w:hAnsi="Arial"/>
             <w:noProof/>
-          </w:rPr>
-          <w:t>电机驱动与执行机构</w:t>
+            <w:lang w:eastAsia="zh-CN"/>
+          </w:rPr>
+          <w:t>电源管理模块设计</w:t>
         </w:r>
         <w:r>
           <w:rPr>
@@ -2086,7 +2245,7 @@
             <w:noProof/>
             <w:webHidden/>
           </w:rPr>
-          <w:instrText>PAGEREF _Toc237591632 \h</w:instrText>
+          <w:instrText>PAGEREF _Toc237612469 \h</w:instrText>
         </w:r>
         <w:r>
           <w:rPr>
@@ -2116,7 +2275,7 @@
             <w:noProof/>
             <w:webHidden/>
           </w:rPr>
-          <w:t>7</w:t>
+          <w:t>8</w:t>
         </w:r>
         <w:r>
           <w:rPr>
@@ -2145,22 +2304,24 @@
           <w14:ligatures w14:val="standardContextual"/>
         </w:rPr>
       </w:pPr>
-      <w:hyperlink w:anchor="_Toc237591633" w:history="1">
+      <w:hyperlink w:anchor="_Toc237612470" w:history="1">
         <w:r>
           <w:rPr>
             <w:rStyle w:val="aff9"/>
             <w:rFonts w:ascii="Arial" w:eastAsia="黑体" w:hAnsi="Arial"/>
             <w:noProof/>
-          </w:rPr>
-          <w:t xml:space="preserve">4.6 </w:t>
+            <w:lang w:eastAsia="zh-CN"/>
+          </w:rPr>
+          <w:t xml:space="preserve">4.5 </w:t>
         </w:r>
         <w:r>
           <w:rPr>
             <w:rStyle w:val="aff9"/>
             <w:rFonts w:ascii="Arial" w:eastAsia="黑体" w:hAnsi="Arial"/>
             <w:noProof/>
-          </w:rPr>
-          <w:t>主要接口配置</w:t>
+            <w:lang w:eastAsia="zh-CN"/>
+          </w:rPr>
+          <w:t>电机驱动与执行机构</w:t>
         </w:r>
         <w:r>
           <w:rPr>
@@ -2191,7 +2352,7 @@
             <w:noProof/>
             <w:webHidden/>
           </w:rPr>
-          <w:instrText>PAGEREF _Toc237591633 \h</w:instrText>
+          <w:instrText>PAGEREF _Toc237612470 \h</w:instrText>
         </w:r>
         <w:r>
           <w:rPr>
@@ -2221,122 +2382,7 @@
             <w:noProof/>
             <w:webHidden/>
           </w:rPr>
-          <w:t>8</w:t>
-        </w:r>
-        <w:r>
-          <w:rPr>
-            <w:rFonts w:hint="eastAsia"/>
-            <w:noProof/>
-            <w:webHidden/>
-          </w:rPr>
-          <w:fldChar w:fldCharType="end"/>
-        </w:r>
-      </w:hyperlink>
-    </w:p>
-    <w:p>
-      <w:pPr>
-        <w:pStyle w:val="TOC1"/>
-        <w:tabs>
-          <w:tab w:val="right" w:leader="dot" w:pos="8268"/>
-        </w:tabs>
-        <w:rPr>
-          <w:rFonts w:asciiTheme="minorHAnsi" w:eastAsiaTheme="minorEastAsia" w:hAnsiTheme="minorHAnsi"/>
-          <w:noProof/>
-          <w:kern w:val="2"/>
-          <w:sz w:val="22"/>
-          <w:szCs w:val="24"/>
-          <w:lang w:eastAsia="zh-CN"/>
-          <w14:ligatures w14:val="standardContextual"/>
-        </w:rPr>
-      </w:pPr>
-      <w:hyperlink w:anchor="_Toc237591634" w:history="1">
-        <w:r>
-          <w:rPr>
-            <w:rStyle w:val="aff9"/>
-            <w:rFonts w:ascii="Arial" w:eastAsia="黑体" w:hAnsi="Arial"/>
-            <w:noProof/>
-            <w:lang w:eastAsia="zh-CN"/>
-          </w:rPr>
-          <w:t>第五章</w:t>
-        </w:r>
-        <w:r>
-          <w:rPr>
-            <w:rStyle w:val="aff9"/>
-            <w:rFonts w:ascii="Arial" w:eastAsia="黑体" w:hAnsi="Arial"/>
-            <w:noProof/>
-            <w:lang w:eastAsia="zh-CN"/>
-          </w:rPr>
-          <w:t xml:space="preserve"> </w:t>
-        </w:r>
-        <w:r>
-          <w:rPr>
-            <w:rStyle w:val="aff9"/>
-            <w:rFonts w:ascii="Arial" w:eastAsia="黑体" w:hAnsi="Arial"/>
-            <w:noProof/>
-            <w:lang w:eastAsia="zh-CN"/>
-          </w:rPr>
-          <w:t>算法设计</w:t>
-        </w:r>
-        <w:r>
-          <w:rPr>
-            <w:rFonts w:hint="eastAsia"/>
-            <w:noProof/>
-            <w:webHidden/>
-          </w:rPr>
-          <w:tab/>
-        </w:r>
-        <w:r>
-          <w:rPr>
-            <w:rFonts w:hint="eastAsia"/>
-            <w:noProof/>
-            <w:webHidden/>
-          </w:rPr>
-          <w:fldChar w:fldCharType="begin"/>
-        </w:r>
-        <w:r>
-          <w:rPr>
-            <w:rFonts w:hint="eastAsia"/>
-            <w:noProof/>
-            <w:webHidden/>
-          </w:rPr>
-          <w:instrText xml:space="preserve"> </w:instrText>
-        </w:r>
-        <w:r>
-          <w:rPr>
-            <w:noProof/>
-            <w:webHidden/>
-          </w:rPr>
-          <w:instrText>PAGEREF _Toc237591634 \h</w:instrText>
-        </w:r>
-        <w:r>
-          <w:rPr>
-            <w:rFonts w:hint="eastAsia"/>
-            <w:noProof/>
-            <w:webHidden/>
-          </w:rPr>
-          <w:instrText xml:space="preserve"> </w:instrText>
-        </w:r>
-        <w:r>
-          <w:rPr>
-            <w:rFonts w:hint="eastAsia"/>
-            <w:noProof/>
-            <w:webHidden/>
-          </w:rPr>
-        </w:r>
-        <w:r>
-          <w:rPr>
-            <w:rFonts w:hint="eastAsia"/>
-            <w:noProof/>
-            <w:webHidden/>
-          </w:rPr>
-          <w:fldChar w:fldCharType="separate"/>
-        </w:r>
-        <w:r>
-          <w:rPr>
-            <w:noProof/>
-            <w:webHidden/>
-          </w:rPr>
-          <w:t>9</w:t>
+          <w:t>10</w:t>
         </w:r>
         <w:r>
           <w:rPr>
@@ -2365,14 +2411,14 @@
           <w14:ligatures w14:val="standardContextual"/>
         </w:rPr>
       </w:pPr>
-      <w:hyperlink w:anchor="_Toc237591635" w:history="1">
+      <w:hyperlink w:anchor="_Toc237612471" w:history="1">
         <w:r>
           <w:rPr>
             <w:rStyle w:val="aff9"/>
             <w:rFonts w:ascii="Arial" w:eastAsia="黑体" w:hAnsi="Arial"/>
             <w:noProof/>
           </w:rPr>
-          <w:t xml:space="preserve">5.1 </w:t>
+          <w:t xml:space="preserve">4.6 </w:t>
         </w:r>
         <w:r>
           <w:rPr>
@@ -2380,7 +2426,7 @@
             <w:rFonts w:ascii="Arial" w:eastAsia="黑体" w:hAnsi="Arial"/>
             <w:noProof/>
           </w:rPr>
-          <w:t>软件架构与总体流程</w:t>
+          <w:t>主要接口配置</w:t>
         </w:r>
         <w:r>
           <w:rPr>
@@ -2411,7 +2457,7 @@
             <w:noProof/>
             <w:webHidden/>
           </w:rPr>
-          <w:instrText>PAGEREF _Toc237591635 \h</w:instrText>
+          <w:instrText>PAGEREF _Toc237612471 \h</w:instrText>
         </w:r>
         <w:r>
           <w:rPr>
@@ -2441,7 +2487,122 @@
             <w:noProof/>
             <w:webHidden/>
           </w:rPr>
-          <w:t>9</w:t>
+          <w:t>11</w:t>
+        </w:r>
+        <w:r>
+          <w:rPr>
+            <w:rFonts w:hint="eastAsia"/>
+            <w:noProof/>
+            <w:webHidden/>
+          </w:rPr>
+          <w:fldChar w:fldCharType="end"/>
+        </w:r>
+      </w:hyperlink>
+    </w:p>
+    <w:p>
+      <w:pPr>
+        <w:pStyle w:val="TOC1"/>
+        <w:tabs>
+          <w:tab w:val="right" w:leader="dot" w:pos="8268"/>
+        </w:tabs>
+        <w:rPr>
+          <w:rFonts w:asciiTheme="minorHAnsi" w:eastAsiaTheme="minorEastAsia" w:hAnsiTheme="minorHAnsi"/>
+          <w:noProof/>
+          <w:kern w:val="2"/>
+          <w:sz w:val="22"/>
+          <w:szCs w:val="24"/>
+          <w:lang w:eastAsia="zh-CN"/>
+          <w14:ligatures w14:val="standardContextual"/>
+        </w:rPr>
+      </w:pPr>
+      <w:hyperlink w:anchor="_Toc237612472" w:history="1">
+        <w:r>
+          <w:rPr>
+            <w:rStyle w:val="aff9"/>
+            <w:rFonts w:ascii="Arial" w:eastAsia="黑体" w:hAnsi="Arial"/>
+            <w:noProof/>
+            <w:lang w:eastAsia="zh-CN"/>
+          </w:rPr>
+          <w:t>第五章</w:t>
+        </w:r>
+        <w:r>
+          <w:rPr>
+            <w:rStyle w:val="aff9"/>
+            <w:rFonts w:ascii="Arial" w:eastAsia="黑体" w:hAnsi="Arial"/>
+            <w:noProof/>
+            <w:lang w:eastAsia="zh-CN"/>
+          </w:rPr>
+          <w:t xml:space="preserve"> </w:t>
+        </w:r>
+        <w:r>
+          <w:rPr>
+            <w:rStyle w:val="aff9"/>
+            <w:rFonts w:ascii="Arial" w:eastAsia="黑体" w:hAnsi="Arial"/>
+            <w:noProof/>
+            <w:lang w:eastAsia="zh-CN"/>
+          </w:rPr>
+          <w:t>算法设计</w:t>
+        </w:r>
+        <w:r>
+          <w:rPr>
+            <w:rFonts w:hint="eastAsia"/>
+            <w:noProof/>
+            <w:webHidden/>
+          </w:rPr>
+          <w:tab/>
+        </w:r>
+        <w:r>
+          <w:rPr>
+            <w:rFonts w:hint="eastAsia"/>
+            <w:noProof/>
+            <w:webHidden/>
+          </w:rPr>
+          <w:fldChar w:fldCharType="begin"/>
+        </w:r>
+        <w:r>
+          <w:rPr>
+            <w:rFonts w:hint="eastAsia"/>
+            <w:noProof/>
+            <w:webHidden/>
+          </w:rPr>
+          <w:instrText xml:space="preserve"> </w:instrText>
+        </w:r>
+        <w:r>
+          <w:rPr>
+            <w:noProof/>
+            <w:webHidden/>
+          </w:rPr>
+          <w:instrText>PAGEREF _Toc237612472 \h</w:instrText>
+        </w:r>
+        <w:r>
+          <w:rPr>
+            <w:rFonts w:hint="eastAsia"/>
+            <w:noProof/>
+            <w:webHidden/>
+          </w:rPr>
+          <w:instrText xml:space="preserve"> </w:instrText>
+        </w:r>
+        <w:r>
+          <w:rPr>
+            <w:rFonts w:hint="eastAsia"/>
+            <w:noProof/>
+            <w:webHidden/>
+          </w:rPr>
+        </w:r>
+        <w:r>
+          <w:rPr>
+            <w:rFonts w:hint="eastAsia"/>
+            <w:noProof/>
+            <w:webHidden/>
+          </w:rPr>
+          <w:fldChar w:fldCharType="separate"/>
+        </w:r>
+        <w:r>
+          <w:rPr>
+            <w:noProof/>
+            <w:webHidden/>
+          </w:rPr>
+          <w:t>12</w:t>
         </w:r>
         <w:r>
           <w:rPr>
@@ -2470,24 +2631,22 @@
           <w14:ligatures w14:val="standardContextual"/>
         </w:rPr>
       </w:pPr>
-      <w:hyperlink w:anchor="_Toc237591636" w:history="1">
+      <w:hyperlink w:anchor="_Toc237612473" w:history="1">
         <w:r>
           <w:rPr>
             <w:rStyle w:val="aff9"/>
             <w:rFonts w:ascii="Arial" w:eastAsia="黑体" w:hAnsi="Arial"/>
             <w:noProof/>
-            <w:lang w:eastAsia="zh-CN"/>
-          </w:rPr>
-          <w:t xml:space="preserve">5.2 </w:t>
+          </w:rPr>
+          <w:t xml:space="preserve">5.1 </w:t>
         </w:r>
         <w:r>
           <w:rPr>
             <w:rStyle w:val="aff9"/>
             <w:rFonts w:ascii="Arial" w:eastAsia="黑体" w:hAnsi="Arial"/>
             <w:noProof/>
-            <w:lang w:eastAsia="zh-CN"/>
-          </w:rPr>
-          <w:t>路径规划、巡图与炸弹清障</w:t>
+          </w:rPr>
+          <w:t>软件架构与总体流程</w:t>
         </w:r>
         <w:r>
           <w:rPr>
@@ -2518,7 +2677,7 @@
             <w:noProof/>
             <w:webHidden/>
           </w:rPr>
-          <w:instrText>PAGEREF _Toc237591636 \h</w:instrText>
+          <w:instrText>PAGEREF _Toc237612473 \h</w:instrText>
         </w:r>
         <w:r>
           <w:rPr>
@@ -2548,7 +2707,7 @@
             <w:noProof/>
             <w:webHidden/>
           </w:rPr>
-          <w:t>9</w:t>
+          <w:t>12</w:t>
         </w:r>
         <w:r>
           <w:rPr>
@@ -2577,7 +2736,7 @@
           <w14:ligatures w14:val="standardContextual"/>
         </w:rPr>
       </w:pPr>
-      <w:hyperlink w:anchor="_Toc237591637" w:history="1">
+      <w:hyperlink w:anchor="_Toc237612474" w:history="1">
         <w:r>
           <w:rPr>
             <w:rStyle w:val="aff9"/>
@@ -2585,7 +2744,7 @@
             <w:noProof/>
             <w:lang w:eastAsia="zh-CN"/>
           </w:rPr>
-          <w:t xml:space="preserve">5.3 </w:t>
+          <w:t xml:space="preserve">5.2 </w:t>
         </w:r>
         <w:r>
           <w:rPr>
@@ -2594,7 +2753,7 @@
             <w:noProof/>
             <w:lang w:eastAsia="zh-CN"/>
           </w:rPr>
-          <w:t>语义绑定与推箱解算</w:t>
+          <w:t>路径规划、巡图与炸弹清障</w:t>
         </w:r>
         <w:r>
           <w:rPr>
@@ -2625,7 +2784,7 @@
             <w:noProof/>
             <w:webHidden/>
           </w:rPr>
-          <w:instrText>PAGEREF _Toc237591637 \h</w:instrText>
+          <w:instrText>PAGEREF _Toc237612474 \h</w:instrText>
         </w:r>
         <w:r>
           <w:rPr>
@@ -2655,7 +2814,7 @@
             <w:noProof/>
             <w:webHidden/>
           </w:rPr>
-          <w:t>10</w:t>
+          <w:t>12</w:t>
         </w:r>
         <w:r>
           <w:rPr>
@@ -2684,7 +2843,7 @@
           <w14:ligatures w14:val="standardContextual"/>
         </w:rPr>
       </w:pPr>
-      <w:hyperlink w:anchor="_Toc237591638" w:history="1">
+      <w:hyperlink w:anchor="_Toc237612475" w:history="1">
         <w:r>
           <w:rPr>
             <w:rStyle w:val="aff9"/>
@@ -2692,7 +2851,7 @@
             <w:noProof/>
             <w:lang w:eastAsia="zh-CN"/>
           </w:rPr>
-          <w:t xml:space="preserve">5.4 </w:t>
+          <w:t xml:space="preserve">5.3 </w:t>
         </w:r>
         <w:r>
           <w:rPr>
@@ -2701,7 +2860,7 @@
             <w:noProof/>
             <w:lang w:eastAsia="zh-CN"/>
           </w:rPr>
-          <w:t>运动控制与位姿融合</w:t>
+          <w:t>语义绑定与推箱解算</w:t>
         </w:r>
         <w:r>
           <w:rPr>
@@ -2732,7 +2891,7 @@
             <w:noProof/>
             <w:webHidden/>
           </w:rPr>
-          <w:instrText>PAGEREF _Toc237591638 \h</w:instrText>
+          <w:instrText>PAGEREF _Toc237612475 \h</w:instrText>
         </w:r>
         <w:r>
           <w:rPr>
@@ -2762,122 +2921,7 @@
             <w:noProof/>
             <w:webHidden/>
           </w:rPr>
-          <w:t>11</w:t>
-        </w:r>
-        <w:r>
-          <w:rPr>
-            <w:rFonts w:hint="eastAsia"/>
-            <w:noProof/>
-            <w:webHidden/>
-          </w:rPr>
-          <w:fldChar w:fldCharType="end"/>
-        </w:r>
-      </w:hyperlink>
-    </w:p>
-    <w:p>
-      <w:pPr>
-        <w:pStyle w:val="TOC1"/>
-        <w:tabs>
-          <w:tab w:val="right" w:leader="dot" w:pos="8268"/>
-        </w:tabs>
-        <w:rPr>
-          <w:rFonts w:asciiTheme="minorHAnsi" w:eastAsiaTheme="minorEastAsia" w:hAnsiTheme="minorHAnsi"/>
-          <w:noProof/>
-          <w:kern w:val="2"/>
-          <w:sz w:val="22"/>
-          <w:szCs w:val="24"/>
-          <w:lang w:eastAsia="zh-CN"/>
-          <w14:ligatures w14:val="standardContextual"/>
-        </w:rPr>
-      </w:pPr>
-      <w:hyperlink w:anchor="_Toc237591639" w:history="1">
-        <w:r>
-          <w:rPr>
-            <w:rStyle w:val="aff9"/>
-            <w:rFonts w:ascii="Arial" w:eastAsia="黑体" w:hAnsi="Arial"/>
-            <w:noProof/>
-            <w:lang w:eastAsia="zh-CN"/>
-          </w:rPr>
-          <w:t>第六章</w:t>
-        </w:r>
-        <w:r>
-          <w:rPr>
-            <w:rStyle w:val="aff9"/>
-            <w:rFonts w:ascii="Arial" w:eastAsia="黑体" w:hAnsi="Arial"/>
-            <w:noProof/>
-            <w:lang w:eastAsia="zh-CN"/>
-          </w:rPr>
-          <w:t xml:space="preserve"> </w:t>
-        </w:r>
-        <w:r>
-          <w:rPr>
-            <w:rStyle w:val="aff9"/>
-            <w:rFonts w:ascii="Arial" w:eastAsia="黑体" w:hAnsi="Arial"/>
-            <w:noProof/>
-            <w:lang w:eastAsia="zh-CN"/>
-          </w:rPr>
-          <w:t>开发、制作与调试</w:t>
-        </w:r>
-        <w:r>
-          <w:rPr>
-            <w:rFonts w:hint="eastAsia"/>
-            <w:noProof/>
-            <w:webHidden/>
-          </w:rPr>
-          <w:tab/>
-        </w:r>
-        <w:r>
-          <w:rPr>
-            <w:rFonts w:hint="eastAsia"/>
-            <w:noProof/>
-            <w:webHidden/>
-          </w:rPr>
-          <w:fldChar w:fldCharType="begin"/>
-        </w:r>
-        <w:r>
-          <w:rPr>
-            <w:rFonts w:hint="eastAsia"/>
-            <w:noProof/>
-            <w:webHidden/>
-          </w:rPr>
-          <w:instrText xml:space="preserve"> </w:instrText>
-        </w:r>
-        <w:r>
-          <w:rPr>
-            <w:noProof/>
-            <w:webHidden/>
-          </w:rPr>
-          <w:instrText>PAGEREF _Toc237591639 \h</w:instrText>
-        </w:r>
-        <w:r>
-          <w:rPr>
-            <w:rFonts w:hint="eastAsia"/>
-            <w:noProof/>
-            <w:webHidden/>
-          </w:rPr>
-          <w:instrText xml:space="preserve"> </w:instrText>
-        </w:r>
-        <w:r>
-          <w:rPr>
-            <w:rFonts w:hint="eastAsia"/>
-            <w:noProof/>
-            <w:webHidden/>
-          </w:rPr>
-        </w:r>
-        <w:r>
-          <w:rPr>
-            <w:rFonts w:hint="eastAsia"/>
-            <w:noProof/>
-            <w:webHidden/>
-          </w:rPr>
-          <w:fldChar w:fldCharType="separate"/>
-        </w:r>
-        <w:r>
-          <w:rPr>
-            <w:noProof/>
-            <w:webHidden/>
-          </w:rPr>
-          <w:t>15</w:t>
+          <w:t>13</w:t>
         </w:r>
         <w:r>
           <w:rPr>
@@ -2906,7 +2950,7 @@
           <w14:ligatures w14:val="standardContextual"/>
         </w:rPr>
       </w:pPr>
-      <w:hyperlink w:anchor="_Toc237591640" w:history="1">
+      <w:hyperlink w:anchor="_Toc237612476" w:history="1">
         <w:r>
           <w:rPr>
             <w:rStyle w:val="aff9"/>
@@ -2914,7 +2958,7 @@
             <w:noProof/>
             <w:lang w:eastAsia="zh-CN"/>
           </w:rPr>
-          <w:t xml:space="preserve">6.1 </w:t>
+          <w:t xml:space="preserve">5.4 </w:t>
         </w:r>
         <w:r>
           <w:rPr>
@@ -2923,7 +2967,7 @@
             <w:noProof/>
             <w:lang w:eastAsia="zh-CN"/>
           </w:rPr>
-          <w:t>开发工具</w:t>
+          <w:t>运动控制与位姿融合</w:t>
         </w:r>
         <w:r>
           <w:rPr>
@@ -2954,7 +2998,7 @@
             <w:noProof/>
             <w:webHidden/>
           </w:rPr>
-          <w:instrText>PAGEREF _Toc237591640 \h</w:instrText>
+          <w:instrText>PAGEREF _Toc237612476 \h</w:instrText>
         </w:r>
         <w:r>
           <w:rPr>
@@ -2984,7 +3028,122 @@
             <w:noProof/>
             <w:webHidden/>
           </w:rPr>
-          <w:t>15</w:t>
+          <w:t>14</w:t>
+        </w:r>
+        <w:r>
+          <w:rPr>
+            <w:rFonts w:hint="eastAsia"/>
+            <w:noProof/>
+            <w:webHidden/>
+          </w:rPr>
+          <w:fldChar w:fldCharType="end"/>
+        </w:r>
+      </w:hyperlink>
+    </w:p>
+    <w:p>
+      <w:pPr>
+        <w:pStyle w:val="TOC1"/>
+        <w:tabs>
+          <w:tab w:val="right" w:leader="dot" w:pos="8268"/>
+        </w:tabs>
+        <w:rPr>
+          <w:rFonts w:asciiTheme="minorHAnsi" w:eastAsiaTheme="minorEastAsia" w:hAnsiTheme="minorHAnsi"/>
+          <w:noProof/>
+          <w:kern w:val="2"/>
+          <w:sz w:val="22"/>
+          <w:szCs w:val="24"/>
+          <w:lang w:eastAsia="zh-CN"/>
+          <w14:ligatures w14:val="standardContextual"/>
+        </w:rPr>
+      </w:pPr>
+      <w:hyperlink w:anchor="_Toc237612477" w:history="1">
+        <w:r>
+          <w:rPr>
+            <w:rStyle w:val="aff9"/>
+            <w:rFonts w:ascii="Arial" w:eastAsia="黑体" w:hAnsi="Arial"/>
+            <w:noProof/>
+            <w:lang w:eastAsia="zh-CN"/>
+          </w:rPr>
+          <w:t>第六章</w:t>
+        </w:r>
+        <w:r>
+          <w:rPr>
+            <w:rStyle w:val="aff9"/>
+            <w:rFonts w:ascii="Arial" w:eastAsia="黑体" w:hAnsi="Arial"/>
+            <w:noProof/>
+            <w:lang w:eastAsia="zh-CN"/>
+          </w:rPr>
+          <w:t xml:space="preserve"> </w:t>
+        </w:r>
+        <w:r>
+          <w:rPr>
+            <w:rStyle w:val="aff9"/>
+            <w:rFonts w:ascii="Arial" w:eastAsia="黑体" w:hAnsi="Arial"/>
+            <w:noProof/>
+            <w:lang w:eastAsia="zh-CN"/>
+          </w:rPr>
+          <w:t>开发、制作与调试</w:t>
+        </w:r>
+        <w:r>
+          <w:rPr>
+            <w:rFonts w:hint="eastAsia"/>
+            <w:noProof/>
+            <w:webHidden/>
+          </w:rPr>
+          <w:tab/>
+        </w:r>
+        <w:r>
+          <w:rPr>
+            <w:rFonts w:hint="eastAsia"/>
+            <w:noProof/>
+            <w:webHidden/>
+          </w:rPr>
+          <w:fldChar w:fldCharType="begin"/>
+        </w:r>
+        <w:r>
+          <w:rPr>
+            <w:rFonts w:hint="eastAsia"/>
+            <w:noProof/>
+            <w:webHidden/>
+          </w:rPr>
+          <w:instrText xml:space="preserve"> </w:instrText>
+        </w:r>
+        <w:r>
+          <w:rPr>
+            <w:noProof/>
+            <w:webHidden/>
+          </w:rPr>
+          <w:instrText>PAGEREF _Toc237612477 \h</w:instrText>
+        </w:r>
+        <w:r>
+          <w:rPr>
+            <w:rFonts w:hint="eastAsia"/>
+            <w:noProof/>
+            <w:webHidden/>
+          </w:rPr>
+          <w:instrText xml:space="preserve"> </w:instrText>
+        </w:r>
+        <w:r>
+          <w:rPr>
+            <w:rFonts w:hint="eastAsia"/>
+            <w:noProof/>
+            <w:webHidden/>
+          </w:rPr>
+        </w:r>
+        <w:r>
+          <w:rPr>
+            <w:rFonts w:hint="eastAsia"/>
+            <w:noProof/>
+            <w:webHidden/>
+          </w:rPr>
+          <w:fldChar w:fldCharType="separate"/>
+        </w:r>
+        <w:r>
+          <w:rPr>
+            <w:noProof/>
+            <w:webHidden/>
+          </w:rPr>
+          <w:t>17</w:t>
         </w:r>
         <w:r>
           <w:rPr>
@@ -3013,7 +3172,7 @@
           <w14:ligatures w14:val="standardContextual"/>
         </w:rPr>
       </w:pPr>
-      <w:hyperlink w:anchor="_Toc237591641" w:history="1">
+      <w:hyperlink w:anchor="_Toc237612478" w:history="1">
         <w:r>
           <w:rPr>
             <w:rStyle w:val="aff9"/>
@@ -3021,7 +3180,7 @@
             <w:noProof/>
             <w:lang w:eastAsia="zh-CN"/>
           </w:rPr>
-          <w:t xml:space="preserve">6.2 </w:t>
+          <w:t xml:space="preserve">6.1 </w:t>
         </w:r>
         <w:r>
           <w:rPr>
@@ -3030,7 +3189,7 @@
             <w:noProof/>
             <w:lang w:eastAsia="zh-CN"/>
           </w:rPr>
-          <w:t>调试过程</w:t>
+          <w:t>开发工具</w:t>
         </w:r>
         <w:r>
           <w:rPr>
@@ -3061,7 +3220,7 @@
             <w:noProof/>
             <w:webHidden/>
           </w:rPr>
-          <w:instrText>PAGEREF _Toc237591641 \h</w:instrText>
+          <w:instrText>PAGEREF _Toc237612478 \h</w:instrText>
         </w:r>
         <w:r>
           <w:rPr>
@@ -3091,7 +3250,7 @@
             <w:noProof/>
             <w:webHidden/>
           </w:rPr>
-          <w:t>15</w:t>
+          <w:t>17</w:t>
         </w:r>
         <w:r>
           <w:rPr>
@@ -3120,7 +3279,7 @@
           <w14:ligatures w14:val="standardContextual"/>
         </w:rPr>
       </w:pPr>
-      <w:hyperlink w:anchor="_Toc237591642" w:history="1">
+      <w:hyperlink w:anchor="_Toc237612479" w:history="1">
         <w:r>
           <w:rPr>
             <w:rStyle w:val="aff9"/>
@@ -3128,7 +3287,7 @@
             <w:noProof/>
             <w:lang w:eastAsia="zh-CN"/>
           </w:rPr>
-          <w:t xml:space="preserve">6.3 </w:t>
+          <w:t xml:space="preserve">6.2 </w:t>
         </w:r>
         <w:r>
           <w:rPr>
@@ -3137,6 +3296,113 @@
             <w:noProof/>
             <w:lang w:eastAsia="zh-CN"/>
           </w:rPr>
+          <w:t>调试过程</w:t>
+        </w:r>
+        <w:r>
+          <w:rPr>
+            <w:rFonts w:hint="eastAsia"/>
+            <w:noProof/>
+            <w:webHidden/>
+          </w:rPr>
+          <w:tab/>
+        </w:r>
+        <w:r>
+          <w:rPr>
+            <w:rFonts w:hint="eastAsia"/>
+            <w:noProof/>
+            <w:webHidden/>
+          </w:rPr>
+          <w:fldChar w:fldCharType="begin"/>
+        </w:r>
+        <w:r>
+          <w:rPr>
+            <w:rFonts w:hint="eastAsia"/>
+            <w:noProof/>
+            <w:webHidden/>
+          </w:rPr>
+          <w:instrText xml:space="preserve"> </w:instrText>
+        </w:r>
+        <w:r>
+          <w:rPr>
+            <w:noProof/>
+            <w:webHidden/>
+          </w:rPr>
+          <w:instrText>PAGEREF _Toc237612479 \h</w:instrText>
+        </w:r>
+        <w:r>
+          <w:rPr>
+            <w:rFonts w:hint="eastAsia"/>
+            <w:noProof/>
+            <w:webHidden/>
+          </w:rPr>
+          <w:instrText xml:space="preserve"> </w:instrText>
+        </w:r>
+        <w:r>
+          <w:rPr>
+            <w:rFonts w:hint="eastAsia"/>
+            <w:noProof/>
+            <w:webHidden/>
+          </w:rPr>
+        </w:r>
+        <w:r>
+          <w:rPr>
+            <w:rFonts w:hint="eastAsia"/>
+            <w:noProof/>
+            <w:webHidden/>
+          </w:rPr>
+          <w:fldChar w:fldCharType="separate"/>
+        </w:r>
+        <w:r>
+          <w:rPr>
+            <w:noProof/>
+            <w:webHidden/>
+          </w:rPr>
+          <w:t>17</w:t>
+        </w:r>
+        <w:r>
+          <w:rPr>
+            <w:rFonts w:hint="eastAsia"/>
+            <w:noProof/>
+            <w:webHidden/>
+          </w:rPr>
+          <w:fldChar w:fldCharType="end"/>
+        </w:r>
+      </w:hyperlink>
+    </w:p>
+    <w:p>
+      <w:pPr>
+        <w:pStyle w:val="TOC2"/>
+        <w:tabs>
+          <w:tab w:val="right" w:leader="dot" w:pos="8268"/>
+        </w:tabs>
+        <w:ind w:left="480"/>
+        <w:rPr>
+          <w:rFonts w:asciiTheme="minorHAnsi" w:eastAsiaTheme="minorEastAsia" w:hAnsiTheme="minorHAnsi"/>
+          <w:noProof/>
+          <w:kern w:val="2"/>
+          <w:sz w:val="22"/>
+          <w:szCs w:val="24"/>
+          <w:lang w:eastAsia="zh-CN"/>
+          <w14:ligatures w14:val="standardContextual"/>
+        </w:rPr>
+      </w:pPr>
+      <w:hyperlink w:anchor="_Toc237612480" w:history="1">
+        <w:r>
+          <w:rPr>
+            <w:rStyle w:val="aff9"/>
+            <w:rFonts w:ascii="Arial" w:eastAsia="黑体" w:hAnsi="Arial"/>
+            <w:noProof/>
+            <w:lang w:eastAsia="zh-CN"/>
+          </w:rPr>
+          <w:t xml:space="preserve">6.3 </w:t>
+        </w:r>
+        <w:r>
+          <w:rPr>
+            <w:rStyle w:val="aff9"/>
+            <w:rFonts w:ascii="Arial" w:eastAsia="黑体" w:hAnsi="Arial"/>
+            <w:noProof/>
+            <w:lang w:eastAsia="zh-CN"/>
+          </w:rPr>
           <w:t>故障保护</w:t>
         </w:r>
         <w:r>
@@ -3168,7 +3434,7 @@
             <w:noProof/>
             <w:webHidden/>
           </w:rPr>
-          <w:instrText>PAGEREF _Toc237591642 \h</w:instrText>
+          <w:instrText>PAGEREF _Toc237612480 \h</w:instrText>
         </w:r>
         <w:r>
           <w:rPr>
@@ -3198,7 +3464,7 @@
             <w:noProof/>
             <w:webHidden/>
           </w:rPr>
-          <w:t>15</w:t>
+          <w:t>17</w:t>
         </w:r>
         <w:r>
           <w:rPr>
@@ -3226,7 +3492,7 @@
           <w14:ligatures w14:val="standardContextual"/>
         </w:rPr>
       </w:pPr>
-      <w:hyperlink w:anchor="_Toc237591643" w:history="1">
+      <w:hyperlink w:anchor="_Toc237612481" w:history="1">
         <w:r>
           <w:rPr>
             <w:rStyle w:val="aff9"/>
@@ -3280,7 +3546,7 @@
             <w:noProof/>
             <w:webHidden/>
           </w:rPr>
-          <w:instrText>PAGEREF _Toc237591643 \h</w:instrText>
+          <w:instrText>PAGEREF _Toc237612481 \h</w:instrText>
         </w:r>
         <w:r>
           <w:rPr>
@@ -3310,7 +3576,7 @@
             <w:noProof/>
             <w:webHidden/>
           </w:rPr>
-          <w:t>16</w:t>
+          <w:t>18</w:t>
         </w:r>
         <w:r>
           <w:rPr>
@@ -3338,7 +3604,7 @@
           <w14:ligatures w14:val="standardContextual"/>
         </w:rPr>
       </w:pPr>
-      <w:hyperlink w:anchor="_Toc237591644" w:history="1">
+      <w:hyperlink w:anchor="_Toc237612482" w:history="1">
         <w:r>
           <w:rPr>
             <w:rStyle w:val="aff9"/>
@@ -3395,7 +3661,7 @@
             <w:noProof/>
             <w:webHidden/>
           </w:rPr>
-          <w:instrText>PAGEREF _Toc237591644 \h</w:instrText>
+          <w:instrText>PAGEREF _Toc237612482 \h</w:instrText>
         </w:r>
         <w:r>
           <w:rPr>
@@ -3425,7 +3691,7 @@
             <w:noProof/>
             <w:webHidden/>
           </w:rPr>
-          <w:t>17</w:t>
+          <w:t>19</w:t>
         </w:r>
         <w:r>
           <w:rPr>
@@ -3453,7 +3719,7 @@
           <w14:ligatures w14:val="standardContextual"/>
         </w:rPr>
       </w:pPr>
-      <w:hyperlink w:anchor="_Toc237591645" w:history="1">
+      <w:hyperlink w:anchor="_Toc237612483" w:history="1">
         <w:r>
           <w:rPr>
             <w:rStyle w:val="aff9"/>
@@ -3492,7 +3758,7 @@
             <w:noProof/>
             <w:webHidden/>
           </w:rPr>
-          <w:instrText>PAGEREF _Toc237591645 \h</w:instrText>
+          <w:instrText>PAGEREF _Toc237612483 \h</w:instrText>
         </w:r>
         <w:r>
           <w:rPr>
@@ -3522,7 +3788,7 @@
             <w:noProof/>
             <w:webHidden/>
           </w:rPr>
-          <w:t>xviii</w:t>
+          <w:t>xx</w:t>
         </w:r>
         <w:r>
           <w:rPr>
@@ -3550,7 +3816,7 @@
           <w14:ligatures w14:val="standardContextual"/>
         </w:rPr>
       </w:pPr>
-      <w:hyperlink w:anchor="_Toc237591646" w:history="1">
+      <w:hyperlink w:anchor="_Toc237612484" w:history="1">
         <w:r>
           <w:rPr>
             <w:rStyle w:val="aff9"/>
@@ -3607,7 +3873,7 @@
             <w:noProof/>
             <w:webHidden/>
           </w:rPr>
-          <w:instrText>PAGEREF _Toc237591646 \h</w:instrText>
+          <w:instrText>PAGEREF _Toc237612484 \h</w:instrText>
         </w:r>
         <w:r>
           <w:rPr>
@@ -3637,7 +3903,560 @@
             <w:noProof/>
             <w:webHidden/>
           </w:rPr>
-          <w:t>xix</w:t>
+          <w:t>xxi</w:t>
+        </w:r>
+        <w:r>
+          <w:rPr>
+            <w:rFonts w:hint="eastAsia"/>
+            <w:noProof/>
+            <w:webHidden/>
+          </w:rPr>
+          <w:fldChar w:fldCharType="end"/>
+        </w:r>
+      </w:hyperlink>
+    </w:p>
+    <w:p>
+      <w:pPr>
+        <w:pStyle w:val="TOC1"/>
+        <w:tabs>
+          <w:tab w:val="right" w:leader="dot" w:pos="8268"/>
+        </w:tabs>
+        <w:rPr>
+          <w:rFonts w:asciiTheme="minorHAnsi" w:eastAsiaTheme="minorEastAsia" w:hAnsiTheme="minorHAnsi"/>
+          <w:noProof/>
+          <w:kern w:val="2"/>
+          <w:sz w:val="22"/>
+          <w:szCs w:val="24"/>
+          <w:lang w:eastAsia="zh-CN"/>
+          <w14:ligatures w14:val="standardContextual"/>
+        </w:rPr>
+      </w:pPr>
+      <w:hyperlink w:anchor="_Toc237612485" w:history="1">
+        <w:r>
+          <w:rPr>
+            <w:rStyle w:val="aff9"/>
+            <w:rFonts w:ascii="Arial" w:eastAsia="黑体" w:hAnsi="Arial"/>
+            <w:noProof/>
+            <w:lang w:eastAsia="zh-CN"/>
+          </w:rPr>
+          <w:t>附</w:t>
+        </w:r>
+        <w:r>
+          <w:rPr>
+            <w:rStyle w:val="aff9"/>
+            <w:rFonts w:ascii="Arial" w:eastAsia="黑体" w:hAnsi="Arial" w:cs="微软雅黑"/>
+            <w:noProof/>
+            <w:lang w:eastAsia="zh-CN"/>
+          </w:rPr>
+          <w:t>录</w:t>
+        </w:r>
+        <w:r>
+          <w:rPr>
+            <w:rStyle w:val="aff9"/>
+            <w:rFonts w:ascii="Arial" w:eastAsia="黑体" w:hAnsi="Arial"/>
+            <w:noProof/>
+            <w:lang w:eastAsia="zh-CN"/>
+          </w:rPr>
+          <w:t xml:space="preserve">B </w:t>
+        </w:r>
+        <w:r>
+          <w:rPr>
+            <w:rStyle w:val="aff9"/>
+            <w:rFonts w:ascii="Arial" w:eastAsia="黑体" w:hAnsi="Arial"/>
+            <w:noProof/>
+            <w:lang w:eastAsia="zh-CN"/>
+          </w:rPr>
+          <w:t>硬件原理</w:t>
+        </w:r>
+        <w:r>
+          <w:rPr>
+            <w:rStyle w:val="aff9"/>
+            <w:rFonts w:ascii="Arial" w:eastAsia="黑体" w:hAnsi="Arial" w:cs="微软雅黑"/>
+            <w:noProof/>
+            <w:lang w:eastAsia="zh-CN"/>
+          </w:rPr>
+          <w:t>图</w:t>
+        </w:r>
+        <w:r>
+          <w:rPr>
+            <w:rStyle w:val="aff9"/>
+            <w:rFonts w:ascii="Arial" w:eastAsia="黑体" w:hAnsi="Arial" w:cs="MS Gothic"/>
+            <w:noProof/>
+            <w:lang w:eastAsia="zh-CN"/>
+          </w:rPr>
+          <w:t>与</w:t>
+        </w:r>
+        <w:r>
+          <w:rPr>
+            <w:rStyle w:val="aff9"/>
+            <w:rFonts w:ascii="Arial" w:eastAsia="黑体" w:hAnsi="Arial"/>
+            <w:noProof/>
+            <w:lang w:eastAsia="zh-CN"/>
+          </w:rPr>
+          <w:t xml:space="preserve"> PCB </w:t>
+        </w:r>
+        <w:r>
+          <w:rPr>
+            <w:rStyle w:val="aff9"/>
+            <w:rFonts w:ascii="Arial" w:eastAsia="黑体" w:hAnsi="Arial" w:cs="微软雅黑"/>
+            <w:noProof/>
+            <w:lang w:eastAsia="zh-CN"/>
+          </w:rPr>
+          <w:t>图</w:t>
+        </w:r>
+        <w:r>
+          <w:rPr>
+            <w:rFonts w:hint="eastAsia"/>
+            <w:noProof/>
+            <w:webHidden/>
+          </w:rPr>
+          <w:tab/>
+        </w:r>
+        <w:r>
+          <w:rPr>
+            <w:rFonts w:hint="eastAsia"/>
+            <w:noProof/>
+            <w:webHidden/>
+          </w:rPr>
+          <w:fldChar w:fldCharType="begin"/>
+        </w:r>
+        <w:r>
+          <w:rPr>
+            <w:rFonts w:hint="eastAsia"/>
+            <w:noProof/>
+            <w:webHidden/>
+          </w:rPr>
+          <w:instrText xml:space="preserve"> </w:instrText>
+        </w:r>
+        <w:r>
+          <w:rPr>
+            <w:noProof/>
+            <w:webHidden/>
+          </w:rPr>
+          <w:instrText>PAGEREF _Toc237612485 \h</w:instrText>
+        </w:r>
+        <w:r>
+          <w:rPr>
+            <w:rFonts w:hint="eastAsia"/>
+            <w:noProof/>
+            <w:webHidden/>
+          </w:rPr>
+          <w:instrText xml:space="preserve"> </w:instrText>
+        </w:r>
+        <w:r>
+          <w:rPr>
+            <w:rFonts w:hint="eastAsia"/>
+            <w:noProof/>
+            <w:webHidden/>
+          </w:rPr>
+        </w:r>
+        <w:r>
+          <w:rPr>
+            <w:rFonts w:hint="eastAsia"/>
+            <w:noProof/>
+            <w:webHidden/>
+          </w:rPr>
+          <w:fldChar w:fldCharType="separate"/>
+        </w:r>
+        <w:r>
+          <w:rPr>
+            <w:noProof/>
+            <w:webHidden/>
+          </w:rPr>
+          <w:t>xxxi</w:t>
+        </w:r>
+        <w:r>
+          <w:rPr>
+            <w:rFonts w:hint="eastAsia"/>
+            <w:noProof/>
+            <w:webHidden/>
+          </w:rPr>
+          <w:fldChar w:fldCharType="end"/>
+        </w:r>
+      </w:hyperlink>
+    </w:p>
+    <w:p>
+      <w:pPr>
+        <w:pStyle w:val="TOC2"/>
+        <w:tabs>
+          <w:tab w:val="right" w:leader="dot" w:pos="8268"/>
+        </w:tabs>
+        <w:ind w:left="480"/>
+        <w:rPr>
+          <w:rFonts w:asciiTheme="minorHAnsi" w:eastAsiaTheme="minorEastAsia" w:hAnsiTheme="minorHAnsi"/>
+          <w:noProof/>
+          <w:kern w:val="2"/>
+          <w:sz w:val="22"/>
+          <w:szCs w:val="24"/>
+          <w:lang w:eastAsia="zh-CN"/>
+          <w14:ligatures w14:val="standardContextual"/>
+        </w:rPr>
+      </w:pPr>
+      <w:hyperlink w:anchor="_Toc237612486" w:history="1">
+        <w:r>
+          <w:rPr>
+            <w:rStyle w:val="aff9"/>
+            <w:rFonts w:ascii="Arial" w:eastAsia="黑体" w:hAnsi="Arial"/>
+            <w:noProof/>
+            <w:lang w:eastAsia="zh-CN"/>
+          </w:rPr>
+          <w:t xml:space="preserve">B.1 </w:t>
+        </w:r>
+        <w:r>
+          <w:rPr>
+            <w:rStyle w:val="aff9"/>
+            <w:rFonts w:ascii="Arial" w:eastAsia="黑体" w:hAnsi="Arial"/>
+            <w:noProof/>
+            <w:lang w:eastAsia="zh-CN"/>
+          </w:rPr>
+          <w:t>主控底板原理</w:t>
+        </w:r>
+        <w:r>
+          <w:rPr>
+            <w:rStyle w:val="aff9"/>
+            <w:rFonts w:ascii="Arial" w:eastAsia="黑体" w:hAnsi="Arial" w:cs="微软雅黑"/>
+            <w:noProof/>
+            <w:lang w:eastAsia="zh-CN"/>
+          </w:rPr>
+          <w:t>图</w:t>
+        </w:r>
+        <w:r>
+          <w:rPr>
+            <w:rFonts w:hint="eastAsia"/>
+            <w:noProof/>
+            <w:webHidden/>
+          </w:rPr>
+          <w:tab/>
+        </w:r>
+        <w:r>
+          <w:rPr>
+            <w:rFonts w:hint="eastAsia"/>
+            <w:noProof/>
+            <w:webHidden/>
+          </w:rPr>
+          <w:fldChar w:fldCharType="begin"/>
+        </w:r>
+        <w:r>
+          <w:rPr>
+            <w:rFonts w:hint="eastAsia"/>
+            <w:noProof/>
+            <w:webHidden/>
+          </w:rPr>
+          <w:instrText xml:space="preserve"> </w:instrText>
+        </w:r>
+        <w:r>
+          <w:rPr>
+            <w:noProof/>
+            <w:webHidden/>
+          </w:rPr>
+          <w:instrText>PAGEREF _Toc237612486 \h</w:instrText>
+        </w:r>
+        <w:r>
+          <w:rPr>
+            <w:rFonts w:hint="eastAsia"/>
+            <w:noProof/>
+            <w:webHidden/>
+          </w:rPr>
+          <w:instrText xml:space="preserve"> </w:instrText>
+        </w:r>
+        <w:r>
+          <w:rPr>
+            <w:rFonts w:hint="eastAsia"/>
+            <w:noProof/>
+            <w:webHidden/>
+          </w:rPr>
+        </w:r>
+        <w:r>
+          <w:rPr>
+            <w:rFonts w:hint="eastAsia"/>
+            <w:noProof/>
+            <w:webHidden/>
+          </w:rPr>
+          <w:fldChar w:fldCharType="separate"/>
+        </w:r>
+        <w:r>
+          <w:rPr>
+            <w:noProof/>
+            <w:webHidden/>
+          </w:rPr>
+          <w:t>xxxi</w:t>
+        </w:r>
+        <w:r>
+          <w:rPr>
+            <w:rFonts w:hint="eastAsia"/>
+            <w:noProof/>
+            <w:webHidden/>
+          </w:rPr>
+          <w:fldChar w:fldCharType="end"/>
+        </w:r>
+      </w:hyperlink>
+    </w:p>
+    <w:p>
+      <w:pPr>
+        <w:pStyle w:val="TOC2"/>
+        <w:tabs>
+          <w:tab w:val="right" w:leader="dot" w:pos="8268"/>
+        </w:tabs>
+        <w:ind w:left="480"/>
+        <w:rPr>
+          <w:rFonts w:asciiTheme="minorHAnsi" w:eastAsiaTheme="minorEastAsia" w:hAnsiTheme="minorHAnsi"/>
+          <w:noProof/>
+          <w:kern w:val="2"/>
+          <w:sz w:val="22"/>
+          <w:szCs w:val="24"/>
+          <w:lang w:eastAsia="zh-CN"/>
+          <w14:ligatures w14:val="standardContextual"/>
+        </w:rPr>
+      </w:pPr>
+      <w:hyperlink w:anchor="_Toc237612487" w:history="1">
+        <w:r>
+          <w:rPr>
+            <w:rStyle w:val="aff9"/>
+            <w:rFonts w:ascii="Arial" w:eastAsia="黑体" w:hAnsi="Arial"/>
+            <w:noProof/>
+            <w:lang w:eastAsia="zh-CN"/>
+          </w:rPr>
+          <w:t xml:space="preserve">B.2 </w:t>
+        </w:r>
+        <w:r>
+          <w:rPr>
+            <w:rStyle w:val="aff9"/>
+            <w:rFonts w:ascii="Arial" w:eastAsia="黑体" w:hAnsi="Arial"/>
+            <w:noProof/>
+            <w:lang w:eastAsia="zh-CN"/>
+          </w:rPr>
+          <w:t>双路</w:t>
+        </w:r>
+        <w:r>
+          <w:rPr>
+            <w:rStyle w:val="aff9"/>
+            <w:rFonts w:ascii="Arial" w:eastAsia="黑体" w:hAnsi="Arial" w:cs="微软雅黑"/>
+            <w:noProof/>
+            <w:lang w:eastAsia="zh-CN"/>
+          </w:rPr>
+          <w:t>电</w:t>
+        </w:r>
+        <w:r>
+          <w:rPr>
+            <w:rStyle w:val="aff9"/>
+            <w:rFonts w:ascii="Arial" w:eastAsia="黑体" w:hAnsi="Arial" w:cs="MS Gothic"/>
+            <w:noProof/>
+            <w:lang w:eastAsia="zh-CN"/>
+          </w:rPr>
+          <w:t>机</w:t>
+        </w:r>
+        <w:r>
+          <w:rPr>
+            <w:rStyle w:val="aff9"/>
+            <w:rFonts w:ascii="Arial" w:eastAsia="黑体" w:hAnsi="Arial" w:cs="微软雅黑"/>
+            <w:noProof/>
+            <w:lang w:eastAsia="zh-CN"/>
+          </w:rPr>
+          <w:t>驱动</w:t>
+        </w:r>
+        <w:r>
+          <w:rPr>
+            <w:rStyle w:val="aff9"/>
+            <w:rFonts w:ascii="Arial" w:eastAsia="黑体" w:hAnsi="Arial" w:cs="MS Gothic"/>
+            <w:noProof/>
+            <w:lang w:eastAsia="zh-CN"/>
+          </w:rPr>
+          <w:t>板原理</w:t>
+        </w:r>
+        <w:r>
+          <w:rPr>
+            <w:rStyle w:val="aff9"/>
+            <w:rFonts w:ascii="Arial" w:eastAsia="黑体" w:hAnsi="Arial" w:cs="微软雅黑"/>
+            <w:noProof/>
+            <w:lang w:eastAsia="zh-CN"/>
+          </w:rPr>
+          <w:t>图</w:t>
+        </w:r>
+        <w:r>
+          <w:rPr>
+            <w:rFonts w:hint="eastAsia"/>
+            <w:noProof/>
+            <w:webHidden/>
+          </w:rPr>
+          <w:tab/>
+        </w:r>
+        <w:r>
+          <w:rPr>
+            <w:rFonts w:hint="eastAsia"/>
+            <w:noProof/>
+            <w:webHidden/>
+          </w:rPr>
+          <w:fldChar w:fldCharType="begin"/>
+        </w:r>
+        <w:r>
+          <w:rPr>
+            <w:rFonts w:hint="eastAsia"/>
+            <w:noProof/>
+            <w:webHidden/>
+          </w:rPr>
+          <w:instrText xml:space="preserve"> </w:instrText>
+        </w:r>
+        <w:r>
+          <w:rPr>
+            <w:noProof/>
+            <w:webHidden/>
+          </w:rPr>
+          <w:instrText>PAGEREF _Toc237612487 \h</w:instrText>
+        </w:r>
+        <w:r>
+          <w:rPr>
+            <w:rFonts w:hint="eastAsia"/>
+            <w:noProof/>
+            <w:webHidden/>
+          </w:rPr>
+          <w:instrText xml:space="preserve"> </w:instrText>
+        </w:r>
+        <w:r>
+          <w:rPr>
+            <w:rFonts w:hint="eastAsia"/>
+            <w:noProof/>
+            <w:webHidden/>
+          </w:rPr>
+        </w:r>
+        <w:r>
+          <w:rPr>
+            <w:rFonts w:hint="eastAsia"/>
+            <w:noProof/>
+            <w:webHidden/>
+          </w:rPr>
+          <w:fldChar w:fldCharType="separate"/>
+        </w:r>
+        <w:r>
+          <w:rPr>
+            <w:noProof/>
+            <w:webHidden/>
+          </w:rPr>
+          <w:t>xxxii</w:t>
+        </w:r>
+        <w:r>
+          <w:rPr>
+            <w:rFonts w:hint="eastAsia"/>
+            <w:noProof/>
+            <w:webHidden/>
+          </w:rPr>
+          <w:fldChar w:fldCharType="end"/>
+        </w:r>
+      </w:hyperlink>
+    </w:p>
+    <w:p>
+      <w:pPr>
+        <w:pStyle w:val="TOC2"/>
+        <w:tabs>
+          <w:tab w:val="right" w:leader="dot" w:pos="8268"/>
+        </w:tabs>
+        <w:ind w:left="480"/>
+        <w:rPr>
+          <w:rFonts w:asciiTheme="minorHAnsi" w:eastAsiaTheme="minorEastAsia" w:hAnsiTheme="minorHAnsi"/>
+          <w:noProof/>
+          <w:kern w:val="2"/>
+          <w:sz w:val="22"/>
+          <w:szCs w:val="24"/>
+          <w:lang w:eastAsia="zh-CN"/>
+          <w14:ligatures w14:val="standardContextual"/>
+        </w:rPr>
+      </w:pPr>
+      <w:hyperlink w:anchor="_Toc237612488" w:history="1">
+        <w:r>
+          <w:rPr>
+            <w:rStyle w:val="aff9"/>
+            <w:rFonts w:ascii="Arial" w:eastAsia="黑体" w:hAnsi="Arial"/>
+            <w:noProof/>
+            <w:lang w:eastAsia="zh-CN"/>
+          </w:rPr>
+          <w:t xml:space="preserve">B.3 PCB </w:t>
+        </w:r>
+        <w:r>
+          <w:rPr>
+            <w:rStyle w:val="aff9"/>
+            <w:rFonts w:ascii="Arial" w:eastAsia="黑体" w:hAnsi="Arial" w:cs="微软雅黑"/>
+            <w:noProof/>
+            <w:lang w:eastAsia="zh-CN"/>
+          </w:rPr>
+          <w:t>实</w:t>
+        </w:r>
+        <w:r>
+          <w:rPr>
+            <w:rStyle w:val="aff9"/>
+            <w:rFonts w:ascii="Arial" w:eastAsia="黑体" w:hAnsi="Arial" w:cs="MS Gothic"/>
+            <w:noProof/>
+            <w:lang w:eastAsia="zh-CN"/>
+          </w:rPr>
+          <w:t>物</w:t>
+        </w:r>
+        <w:r>
+          <w:rPr>
+            <w:rStyle w:val="aff9"/>
+            <w:rFonts w:ascii="Arial" w:eastAsia="黑体" w:hAnsi="Arial" w:cs="微软雅黑"/>
+            <w:noProof/>
+            <w:lang w:eastAsia="zh-CN"/>
+          </w:rPr>
+          <w:t>图</w:t>
+        </w:r>
+        <w:r>
+          <w:rPr>
+            <w:rFonts w:hint="eastAsia"/>
+            <w:noProof/>
+            <w:webHidden/>
+          </w:rPr>
+          <w:tab/>
+        </w:r>
+        <w:r>
+          <w:rPr>
+            <w:rFonts w:hint="eastAsia"/>
+            <w:noProof/>
+            <w:webHidden/>
+          </w:rPr>
+          <w:fldChar w:fldCharType="begin"/>
+        </w:r>
+        <w:r>
+          <w:rPr>
+            <w:rFonts w:hint="eastAsia"/>
+            <w:noProof/>
+            <w:webHidden/>
+          </w:rPr>
+          <w:instrText xml:space="preserve"> </w:instrText>
+        </w:r>
+        <w:r>
+          <w:rPr>
+            <w:noProof/>
+            <w:webHidden/>
+          </w:rPr>
+          <w:instrText>PAGEREF _Toc237612488 \h</w:instrText>
+        </w:r>
+        <w:r>
+          <w:rPr>
+            <w:rFonts w:hint="eastAsia"/>
+            <w:noProof/>
+            <w:webHidden/>
+          </w:rPr>
+          <w:instrText xml:space="preserve"> </w:instrText>
+        </w:r>
+        <w:r>
+          <w:rPr>
+            <w:rFonts w:hint="eastAsia"/>
+            <w:noProof/>
+            <w:webHidden/>
+          </w:rPr>
+        </w:r>
+        <w:r>
+          <w:rPr>
+            <w:rFonts w:hint="eastAsia"/>
+            <w:noProof/>
+            <w:webHidden/>
+          </w:rPr>
+          <w:fldChar w:fldCharType="separate"/>
+        </w:r>
+        <w:r>
+          <w:rPr>
+            <w:noProof/>
+            <w:webHidden/>
+          </w:rPr>
+          <w:t>xxxii</w:t>
         </w:r>
         <w:r>
           <w:rPr>
@@ -3683,13 +4502,16 @@
     <w:p>
       <w:pPr>
         <w:pStyle w:val="1"/>
+        <w:keepNext/>
+        <w:keepLines/>
         <w:spacing w:before="120" w:after="400" w:line="400" w:lineRule="exact"/>
         <w:jc w:val="center"/>
         <w:rPr>
+          <w:rFonts w:ascii="Arial" w:eastAsia="黑体" w:hAnsi="Arial"/>
           <w:lang w:eastAsia="zh-CN"/>
         </w:rPr>
       </w:pPr>
-      <w:bookmarkStart w:id="0" w:name="_Toc237591618"/>
+      <w:bookmarkStart w:id="0" w:name="_Toc237612455"/>
       <w:r>
         <w:rPr>
           <w:rFonts w:ascii="Arial" w:eastAsia="黑体" w:hAnsi="Arial"/>
@@ -4076,13 +4898,16 @@
     <w:p>
       <w:pPr>
         <w:pStyle w:val="1"/>
+        <w:keepNext/>
+        <w:keepLines/>
         <w:spacing w:before="120" w:after="400" w:line="400" w:lineRule="exact"/>
         <w:jc w:val="center"/>
         <w:rPr>
+          <w:rFonts w:ascii="Arial" w:eastAsia="黑体" w:hAnsi="Arial"/>
           <w:lang w:eastAsia="zh-CN"/>
         </w:rPr>
       </w:pPr>
-      <w:bookmarkStart w:id="1" w:name="_Toc237591619"/>
+      <w:bookmarkStart w:id="1" w:name="_Toc237612456"/>
       <w:r>
         <w:rPr>
           <w:rFonts w:ascii="Arial" w:eastAsia="黑体" w:hAnsi="Arial"/>
@@ -4113,12 +4938,15 @@
     <w:p>
       <w:pPr>
         <w:pStyle w:val="21"/>
+        <w:keepNext/>
+        <w:keepLines/>
         <w:spacing w:before="120" w:after="240" w:line="400" w:lineRule="exact"/>
         <w:rPr>
+          <w:rFonts w:ascii="Arial" w:eastAsia="黑体" w:hAnsi="Arial"/>
           <w:lang w:eastAsia="zh-CN"/>
         </w:rPr>
       </w:pPr>
-      <w:bookmarkStart w:id="2" w:name="_Toc237591620"/>
+      <w:bookmarkStart w:id="2" w:name="_Toc237612457"/>
       <w:r>
         <w:rPr>
           <w:rFonts w:ascii="Arial" w:eastAsia="黑体" w:hAnsi="Arial"/>
@@ -5082,9 +5910,14 @@
     <w:p>
       <w:pPr>
         <w:pStyle w:val="21"/>
+        <w:keepNext/>
+        <w:keepLines/>
         <w:spacing w:before="120" w:after="240" w:line="400" w:lineRule="exact"/>
+        <w:rPr>
+          <w:rFonts w:ascii="Arial" w:eastAsia="黑体" w:hAnsi="Arial"/>
+        </w:rPr>
       </w:pPr>
-      <w:bookmarkStart w:id="3" w:name="_Toc237591621"/>
+      <w:bookmarkStart w:id="3" w:name="_Toc237612458"/>
       <w:r>
         <w:rPr>
           <w:rFonts w:ascii="Arial" w:eastAsia="黑体" w:hAnsi="Arial"/>
@@ -5106,6 +5939,11 @@
         <w:pStyle w:val="af"/>
         <w:spacing w:before="120" w:line="400" w:lineRule="exact"/>
         <w:ind w:firstLine="480"/>
+        <w:rPr>
+          <w:noProof/>
+          <w:color w:val="000000"/>
+          <w:lang w:eastAsia="zh-CN"/>
+        </w:rPr>
       </w:pPr>
       <w:r>
         <w:rPr>
@@ -5195,6 +6033,7 @@
         <w:rPr>
           <w:noProof/>
           <w:color w:val="000000"/>
+          <w:lang w:eastAsia="zh-CN"/>
         </w:rPr>
         <w:t xml:space="preserve">ART2 </w:t>
       </w:r>
@@ -5202,6 +6041,7 @@
         <w:rPr>
           <w:noProof/>
           <w:color w:val="000000"/>
+          <w:lang w:eastAsia="zh-CN"/>
         </w:rPr>
         <w:t>语义结果满足绑定条件后，</w:t>
       </w:r>
@@ -5209,6 +6049,7 @@
         <w:rPr>
           <w:noProof/>
           <w:color w:val="000000"/>
+          <w:lang w:eastAsia="zh-CN"/>
         </w:rPr>
         <w:t xml:space="preserve">Sokoban </w:t>
       </w:r>
@@ -5216,6 +6057,7 @@
         <w:rPr>
           <w:noProof/>
           <w:color w:val="000000"/>
+          <w:lang w:eastAsia="zh-CN"/>
         </w:rPr>
         <w:t>求解最终路径，</w:t>
       </w:r>
@@ -5223,6 +6065,7 @@
         <w:rPr>
           <w:noProof/>
           <w:color w:val="000000"/>
+          <w:lang w:eastAsia="zh-CN"/>
         </w:rPr>
         <w:t xml:space="preserve">Tracker </w:t>
       </w:r>
@@ -5230,108 +6073,40 @@
         <w:rPr>
           <w:noProof/>
           <w:color w:val="000000"/>
+          <w:lang w:eastAsia="zh-CN"/>
         </w:rPr>
         <w:t>和底盘完成执行与返航。</w:t>
       </w:r>
     </w:p>
     <w:p>
       <w:pPr>
-        <w:spacing w:before="400" w:after="0"/>
-        <w:jc w:val="center"/>
+        <w:pStyle w:val="af"/>
+        <w:spacing w:before="120" w:line="400" w:lineRule="exact"/>
+        <w:ind w:firstLine="480"/>
+        <w:rPr>
+          <w:lang w:eastAsia="zh-CN"/>
+        </w:rPr>
       </w:pPr>
-      <w:r>
-        <w:rPr>
-          <w:noProof/>
-        </w:rPr>
-        <w:drawing>
-          <wp:inline distT="0" distB="0" distL="0" distR="0" wp14:anchorId="75A11359" wp14:editId="69EDD816">
-            <wp:extent cx="5256530" cy="1547495"/>
-            <wp:effectExtent l="0" t="0" r="1270" b="0"/>
-            <wp:docPr id="1962697745" name="图片 2"/>
-            <wp:cNvGraphicFramePr>
-              <a:graphicFrameLocks xmlns:a="http://schemas.openxmlformats.org/drawingml/2006/main" noChangeAspect="1"/>
-            </wp:cNvGraphicFramePr>
-            <a:graphic xmlns:a="http://schemas.openxmlformats.org/drawingml/2006/main">
-              <a:graphicData uri="http://schemas.openxmlformats.org/drawingml/2006/picture">
-                <pic:pic xmlns:pic="http://schemas.openxmlformats.org/drawingml/2006/picture">
-                  <pic:nvPicPr>
-                    <pic:cNvPr id="1962697745" name=""/>
-                    <pic:cNvPicPr/>
-                  </pic:nvPicPr>
-                  <pic:blipFill>
-                    <a:blip r:embed="rId27"/>
-                    <a:stretch>
-                      <a:fillRect/>
-                    </a:stretch>
-                  </pic:blipFill>
-                  <pic:spPr>
-                    <a:xfrm>
-                      <a:off x="0" y="0"/>
-                      <a:ext cx="5256530" cy="1547495"/>
-                    </a:xfrm>
-                    <a:prstGeom prst="rect">
-                      <a:avLst/>
-                    </a:prstGeom>
-                  </pic:spPr>
-                </pic:pic>
-              </a:graphicData>
-            </a:graphic>
-          </wp:inline>
-        </w:drawing>
-      </w:r>
-    </w:p>
-    <w:p>
-      <w:pPr>
-        <w:spacing w:after="400" w:line="340" w:lineRule="exact"/>
-        <w:jc w:val="center"/>
-        <w:rPr>
-          <w:lang w:eastAsia="zh-CN"/>
-        </w:rPr>
-      </w:pPr>
-      <w:r>
-        <w:rPr>
-          <w:noProof/>
-          <w:color w:val="000000"/>
-          <w:sz w:val="21"/>
-          <w:lang w:eastAsia="zh-CN"/>
-        </w:rPr>
-        <w:t>图</w:t>
-      </w:r>
-      <w:r>
-        <w:rPr>
-          <w:noProof/>
-          <w:color w:val="000000"/>
-          <w:sz w:val="21"/>
-          <w:lang w:eastAsia="zh-CN"/>
-        </w:rPr>
-        <w:t xml:space="preserve"> 2.2 </w:t>
-      </w:r>
-      <w:r>
-        <w:rPr>
-          <w:noProof/>
-          <w:color w:val="000000"/>
-          <w:sz w:val="21"/>
-          <w:lang w:eastAsia="zh-CN"/>
-        </w:rPr>
-        <w:t>比赛主流程与异常回退</w:t>
-      </w:r>
     </w:p>
     <w:p>
       <w:pPr>
         <w:pStyle w:val="21"/>
+        <w:keepNext/>
+        <w:keepLines/>
         <w:spacing w:before="120" w:after="240" w:line="400" w:lineRule="exact"/>
         <w:rPr>
+          <w:rFonts w:ascii="Arial" w:eastAsia="黑体" w:hAnsi="Arial"/>
           <w:lang w:eastAsia="zh-CN"/>
         </w:rPr>
       </w:pPr>
-      <w:bookmarkStart w:id="4" w:name="_Toc237591622"/>
+      <w:bookmarkStart w:id="4" w:name="_Toc237612459"/>
       <w:r>
         <w:rPr>
           <w:rFonts w:ascii="Arial" w:eastAsia="黑体" w:hAnsi="Arial"/>
           <w:noProof/>
           <w:lang w:eastAsia="zh-CN"/>
         </w:rPr>
-        <w:t xml:space="preserve">2.3 </w:t>
+        <w:t xml:space="preserve">.3 </w:t>
       </w:r>
       <w:r>
         <w:rPr>
@@ -5770,12 +6545,12 @@
     <w:p>
       <w:pPr>
         <w:sectPr>
-          <w:headerReference w:type="even" r:id="rId28"/>
-          <w:headerReference w:type="default" r:id="rId29"/>
-          <w:footerReference w:type="even" r:id="rId30"/>
-          <w:footerReference w:type="default" r:id="rId31"/>
-          <w:headerReference w:type="first" r:id="rId32"/>
-          <w:footerReference w:type="first" r:id="rId33"/>
+          <w:headerReference w:type="even" r:id="rId27"/>
+          <w:headerReference w:type="default" r:id="rId28"/>
+          <w:footerReference w:type="even" r:id="rId29"/>
+          <w:footerReference w:type="default" r:id="rId30"/>
+          <w:headerReference w:type="first" r:id="rId31"/>
+          <w:footerReference w:type="first" r:id="rId32"/>
           <w:pgSz w:w="11906" w:h="16838"/>
           <w:pgMar w:top="2268" w:right="1814" w:bottom="1814" w:left="1814" w:header="1587" w:footer="1247" w:gutter="0"/>
           <w:cols w:space="720"/>
@@ -5787,16 +6562,19 @@
     <w:p>
       <w:pPr>
         <w:pStyle w:val="1"/>
+        <w:keepNext/>
+        <w:keepLines/>
         <w:spacing w:before="120" w:after="400" w:line="400" w:lineRule="exact"/>
         <w:jc w:val="center"/>
         <w:rPr>
+          <w:rFonts w:ascii="Arial" w:eastAsia="黑体" w:hAnsi="Arial"/>
           <w:lang w:eastAsia="zh-CN"/>
         </w:rPr>
       </w:pPr>
-      <w:bookmarkStart w:id="5" w:name="_Toc237591623"/>
-      <w:r>
-        <w:rPr>
-          <w:rFonts w:ascii="Arial" w:eastAsia="黑体" w:hAnsi="Arial"/>
+      <w:bookmarkStart w:id="5" w:name="_Toc237612460"/>
+      <w:r>
+        <w:rPr>
+          <w:rFonts w:ascii="Arial" w:eastAsia="黑体" w:hAnsi="Arial" w:hint="eastAsia"/>
           <w:noProof/>
           <w:lang w:eastAsia="zh-CN"/>
         </w:rPr>
@@ -5805,7 +6583,7 @@
       </w:r>
       <w:r>
         <w:rPr>
-          <w:rFonts w:ascii="Arial" w:eastAsia="黑体" w:hAnsi="Arial"/>
+          <w:rFonts w:ascii="Arial" w:eastAsia="黑体" w:hAnsi="Arial" w:hint="eastAsia"/>
           <w:noProof/>
           <w:lang w:eastAsia="zh-CN"/>
         </w:rPr>
@@ -5813,23 +6591,58 @@
       </w:r>
       <w:r>
         <w:rPr>
-          <w:rFonts w:ascii="Arial" w:eastAsia="黑体" w:hAnsi="Arial"/>
-          <w:noProof/>
-          <w:lang w:eastAsia="zh-CN"/>
-        </w:rPr>
-        <w:t>机械结构</w:t>
+          <w:rFonts w:ascii="Arial" w:eastAsia="黑体" w:hAnsi="Arial" w:hint="eastAsia"/>
+          <w:noProof/>
+          <w:lang w:eastAsia="zh-CN"/>
+        </w:rPr>
+        <w:t>机械</w:t>
+      </w:r>
+      <w:r>
+        <w:rPr>
+          <w:rFonts w:ascii="Arial" w:eastAsia="黑体" w:hAnsi="Arial" w:cs="微软雅黑" w:hint="eastAsia"/>
+          <w:noProof/>
+          <w:lang w:eastAsia="zh-CN"/>
+        </w:rPr>
+        <w:t>结</w:t>
+      </w:r>
+      <w:r>
+        <w:rPr>
+          <w:rFonts w:ascii="Arial" w:eastAsia="黑体" w:hAnsi="Arial" w:hint="eastAsia"/>
+          <w:noProof/>
+          <w:lang w:eastAsia="zh-CN"/>
+        </w:rPr>
+        <w:t>构与</w:t>
+      </w:r>
+      <w:r>
+        <w:rPr>
+          <w:rFonts w:ascii="Arial" w:eastAsia="黑体" w:hAnsi="Arial" w:cs="微软雅黑" w:hint="eastAsia"/>
+          <w:noProof/>
+          <w:lang w:eastAsia="zh-CN"/>
+        </w:rPr>
+        <w:t>传</w:t>
+      </w:r>
+      <w:r>
+        <w:rPr>
+          <w:rFonts w:ascii="Arial" w:eastAsia="黑体" w:hAnsi="Arial" w:cs="MS Gothic" w:hint="eastAsia"/>
+          <w:noProof/>
+          <w:lang w:eastAsia="zh-CN"/>
+        </w:rPr>
+        <w:t>感器</w:t>
       </w:r>
       <w:bookmarkEnd w:id="5"/>
     </w:p>
     <w:p>
       <w:pPr>
         <w:pStyle w:val="21"/>
+        <w:keepNext/>
+        <w:keepLines/>
         <w:spacing w:before="120" w:after="240" w:line="400" w:lineRule="exact"/>
         <w:rPr>
+          <w:rFonts w:ascii="Arial" w:eastAsia="黑体" w:hAnsi="Arial"/>
           <w:lang w:eastAsia="zh-CN"/>
         </w:rPr>
       </w:pPr>
-      <w:bookmarkStart w:id="6" w:name="_Toc237591624"/>
+      <w:bookmarkStart w:id="6" w:name="_Toc237612461"/>
       <w:r>
         <w:rPr>
           <w:rFonts w:ascii="Arial" w:eastAsia="黑体" w:hAnsi="Arial"/>
@@ -5859,6 +6672,7 @@
       </w:pPr>
       <w:r>
         <w:rPr>
+          <w:rFonts w:hint="eastAsia"/>
           <w:noProof/>
           <w:color w:val="000000"/>
           <w:lang w:eastAsia="zh-CN"/>
@@ -5867,6 +6681,7 @@
       </w:r>
       <w:r>
         <w:rPr>
+          <w:rFonts w:hint="eastAsia"/>
           <w:noProof/>
           <w:color w:val="000000"/>
           <w:lang w:eastAsia="zh-CN"/>
@@ -5875,6 +6690,7 @@
       </w:r>
       <w:r>
         <w:rPr>
+          <w:rFonts w:hint="eastAsia"/>
           <w:noProof/>
           <w:color w:val="000000"/>
           <w:lang w:eastAsia="zh-CN"/>
@@ -5883,6 +6699,7 @@
       </w:r>
       <w:r>
         <w:rPr>
+          <w:rFonts w:hint="eastAsia"/>
           <w:noProof/>
           <w:color w:val="000000"/>
           <w:lang w:eastAsia="zh-CN"/>
@@ -5891,6 +6708,7 @@
       </w:r>
       <w:r>
         <w:rPr>
+          <w:rFonts w:hint="eastAsia"/>
           <w:noProof/>
           <w:color w:val="000000"/>
           <w:lang w:eastAsia="zh-CN"/>
@@ -5899,6 +6717,7 @@
       </w:r>
       <w:r>
         <w:rPr>
+          <w:rFonts w:hint="eastAsia"/>
           <w:noProof/>
           <w:color w:val="000000"/>
           <w:lang w:eastAsia="zh-CN"/>
@@ -5907,6 +6726,7 @@
       </w:r>
       <w:r>
         <w:rPr>
+          <w:rFonts w:hint="eastAsia"/>
           <w:noProof/>
           <w:color w:val="000000"/>
           <w:lang w:eastAsia="zh-CN"/>
@@ -5915,6 +6735,7 @@
       </w:r>
       <w:r>
         <w:rPr>
+          <w:rFonts w:hint="eastAsia"/>
           <w:noProof/>
           <w:color w:val="000000"/>
           <w:lang w:eastAsia="zh-CN"/>
@@ -5923,6 +6744,7 @@
       </w:r>
       <w:r>
         <w:rPr>
+          <w:rFonts w:hint="eastAsia"/>
           <w:noProof/>
           <w:color w:val="000000"/>
           <w:lang w:eastAsia="zh-CN"/>
@@ -5931,6 +6753,7 @@
       </w:r>
       <w:r>
         <w:rPr>
+          <w:rFonts w:hint="eastAsia"/>
           <w:noProof/>
           <w:color w:val="000000"/>
           <w:lang w:eastAsia="zh-CN"/>
@@ -5939,11 +6762,12 @@
       </w:r>
       <w:r>
         <w:rPr>
+          <w:rFonts w:hint="eastAsia"/>
           <w:noProof/>
           <w:color w:val="000000"/>
           <w:lang w:eastAsia="zh-CN"/>
         </w:rPr>
-        <w:t>。正式提交前需加入实车正视图、俯视图和传感器安装图。</w:t>
+        <w:t>。底盘通过碳纤维承载板和铜柱建立分层安装空间，主控、驱动、视觉模块与电池沿车体中心区域布置，以兼顾整车重心、维护空间和四轮受力对称性。</w:t>
       </w:r>
     </w:p>
     <w:p>
@@ -6309,14 +7133,15 @@
             <w:pPr>
               <w:spacing w:line="340" w:lineRule="exact"/>
               <w:jc w:val="center"/>
+              <w:rPr>
+                <w:lang w:eastAsia="zh-CN"/>
+              </w:rPr>
             </w:pPr>
             <w:r>
               <w:rPr>
-                <w:noProof/>
-                <w:color w:val="000000"/>
-                <w:sz w:val="21"/>
-              </w:rPr>
-              <w:t>待填写</w:t>
+                <w:lang w:eastAsia="zh-CN"/>
+              </w:rPr>
+              <w:t>30 cm × 21 cm × 15 cm</w:t>
             </w:r>
           </w:p>
         </w:tc>
@@ -6414,7 +7239,7 @@
                 <w:color w:val="000000"/>
                 <w:sz w:val="21"/>
               </w:rPr>
-              <w:t>待填写</w:t>
+              <w:t>2.25 kg</w:t>
             </w:r>
           </w:p>
         </w:tc>
@@ -6448,9 +7273,14 @@
     <w:p>
       <w:pPr>
         <w:pStyle w:val="21"/>
+        <w:keepNext/>
+        <w:keepLines/>
         <w:spacing w:before="120" w:after="240" w:line="400" w:lineRule="exact"/>
+        <w:rPr>
+          <w:rFonts w:ascii="Arial" w:eastAsia="黑体" w:hAnsi="Arial"/>
+        </w:rPr>
       </w:pPr>
-      <w:bookmarkStart w:id="7" w:name="_Toc237591625"/>
+      <w:bookmarkStart w:id="7" w:name="_Toc237612462"/>
       <w:r>
         <w:rPr>
           <w:rFonts w:ascii="Arial" w:eastAsia="黑体" w:hAnsi="Arial"/>
@@ -7233,182 +8063,1173 @@
     <w:p>
       <w:pPr>
         <w:pStyle w:val="21"/>
+        <w:keepNext/>
+        <w:keepLines/>
         <w:spacing w:before="120" w:after="240" w:line="400" w:lineRule="exact"/>
+        <w:rPr>
+          <w:rFonts w:ascii="Arial" w:eastAsia="黑体" w:hAnsi="Arial" w:cs="MS Gothic"/>
+          <w:noProof/>
+          <w:lang w:eastAsia="zh-CN"/>
+        </w:rPr>
       </w:pPr>
-      <w:bookmarkStart w:id="8" w:name="_Toc237591626"/>
+      <w:bookmarkStart w:id="8" w:name="_Toc237612463"/>
       <w:r>
         <w:rPr>
           <w:rFonts w:ascii="Arial" w:eastAsia="黑体" w:hAnsi="Arial"/>
           <w:noProof/>
-        </w:rPr>
+          <w:lang w:eastAsia="zh-CN"/>
+        </w:rPr>
+        <w:lastRenderedPageBreak/>
         <w:t xml:space="preserve">3.3 </w:t>
       </w:r>
       <w:r>
         <w:rPr>
-          <w:rFonts w:ascii="Arial" w:eastAsia="黑体" w:hAnsi="Arial"/>
-          <w:noProof/>
-        </w:rPr>
-        <w:t>安装与标定</w:t>
+          <w:rFonts w:ascii="Arial" w:eastAsia="黑体" w:hAnsi="Arial" w:cs="微软雅黑" w:hint="eastAsia"/>
+          <w:noProof/>
+          <w:lang w:eastAsia="zh-CN"/>
+        </w:rPr>
+        <w:t>视觉</w:t>
+      </w:r>
+      <w:r>
+        <w:rPr>
+          <w:rFonts w:ascii="Arial" w:eastAsia="黑体" w:hAnsi="Arial" w:cs="MS Gothic" w:hint="eastAsia"/>
+          <w:noProof/>
+          <w:lang w:eastAsia="zh-CN"/>
+        </w:rPr>
+        <w:t>模</w:t>
+      </w:r>
+      <w:r>
+        <w:rPr>
+          <w:rFonts w:ascii="Arial" w:eastAsia="黑体" w:hAnsi="Arial" w:cs="微软雅黑" w:hint="eastAsia"/>
+          <w:noProof/>
+          <w:lang w:eastAsia="zh-CN"/>
+        </w:rPr>
+        <w:t>块</w:t>
+      </w:r>
+      <w:r>
+        <w:rPr>
+          <w:rFonts w:ascii="Arial" w:eastAsia="黑体" w:hAnsi="Arial" w:cs="MS Gothic" w:hint="eastAsia"/>
+          <w:noProof/>
+          <w:lang w:eastAsia="zh-CN"/>
+        </w:rPr>
+        <w:t>、屏幕与</w:t>
+      </w:r>
+      <w:r>
+        <w:rPr>
+          <w:rFonts w:ascii="Arial" w:eastAsia="黑体" w:hAnsi="Arial" w:cs="微软雅黑" w:hint="eastAsia"/>
+          <w:noProof/>
+          <w:lang w:eastAsia="zh-CN"/>
+        </w:rPr>
+        <w:t>电</w:t>
+      </w:r>
+      <w:r>
+        <w:rPr>
+          <w:rFonts w:ascii="Arial" w:eastAsia="黑体" w:hAnsi="Arial" w:cs="MS Gothic" w:hint="eastAsia"/>
+          <w:noProof/>
+          <w:lang w:eastAsia="zh-CN"/>
+        </w:rPr>
+        <w:t>池安装</w:t>
       </w:r>
       <w:bookmarkEnd w:id="8"/>
     </w:p>
     <w:p>
       <w:pPr>
-        <w:pStyle w:val="a0"/>
-        <w:spacing w:before="120" w:after="120" w:line="400" w:lineRule="exact"/>
-        <w:ind w:left="480"/>
-        <w:rPr>
+        <w:pStyle w:val="af"/>
+        <w:spacing w:after="0" w:line="400" w:lineRule="exact"/>
+        <w:ind w:firstLine="480"/>
+        <w:rPr>
+          <w:noProof/>
           <w:lang w:eastAsia="zh-CN"/>
         </w:rPr>
       </w:pPr>
       <w:r>
         <w:rPr>
-          <w:noProof/>
-          <w:color w:val="000000"/>
-          <w:lang w:eastAsia="zh-CN"/>
+          <w:rFonts w:hint="eastAsia"/>
+          <w:noProof/>
+          <w:lang w:eastAsia="zh-CN"/>
+        </w:rPr>
+        <w:t>为保证两路视觉模块的视场不受车体结构和线束遮挡，车体上部采用定制碳纤维板与铜柱形成分层支架。摄像头与</w:t>
+      </w:r>
+      <w:r>
+        <w:rPr>
+          <w:rFonts w:hint="eastAsia"/>
+          <w:noProof/>
+          <w:lang w:eastAsia="zh-CN"/>
+        </w:rPr>
+        <w:t xml:space="preserve"> TFT </w:t>
+      </w:r>
+      <w:r>
+        <w:rPr>
+          <w:rFonts w:hint="eastAsia"/>
+          <w:noProof/>
+          <w:lang w:eastAsia="zh-CN"/>
+        </w:rPr>
+        <w:t>屏幕固定在上层安装板，镜头朝向、屏幕操作面和排线出口均预留调整空间。</w:t>
+      </w:r>
+    </w:p>
+    <w:p>
+      <w:pPr>
+        <w:pStyle w:val="af"/>
+        <w:spacing w:after="0" w:line="400" w:lineRule="exact"/>
+        <w:ind w:firstLine="480"/>
+        <w:rPr>
+          <w:noProof/>
+          <w:lang w:eastAsia="zh-CN"/>
+        </w:rPr>
+      </w:pPr>
+      <w:r>
+        <w:rPr>
+          <w:rFonts w:hint="eastAsia"/>
+          <w:noProof/>
+          <w:lang w:eastAsia="zh-CN"/>
+        </w:rPr>
+        <w:t>屏幕安装板使用绝缘螺柱抬高，</w:t>
+      </w:r>
+      <w:r>
+        <w:rPr>
+          <w:rFonts w:hint="eastAsia"/>
+          <w:noProof/>
+          <w:lang w:eastAsia="zh-CN"/>
+        </w:rPr>
+        <w:t xml:space="preserve">3S </w:t>
+      </w:r>
+      <w:r>
+        <w:rPr>
+          <w:rFonts w:hint="eastAsia"/>
+          <w:noProof/>
+          <w:lang w:eastAsia="zh-CN"/>
+        </w:rPr>
+        <w:t>锂电池固定在中间夹层。该布置充分利用了垂向空间，并使电池质量靠近车体几何中心，可减小横移和旋转时的惯性偏置。摄像头、屏幕和电池的实际安装位置如图</w:t>
+      </w:r>
+      <w:r>
+        <w:rPr>
+          <w:rFonts w:hint="eastAsia"/>
+          <w:noProof/>
+          <w:lang w:eastAsia="zh-CN"/>
+        </w:rPr>
+        <w:t xml:space="preserve"> 3.1 </w:t>
+      </w:r>
+      <w:r>
+        <w:rPr>
+          <w:rFonts w:hint="eastAsia"/>
+          <w:noProof/>
+          <w:lang w:eastAsia="zh-CN"/>
+        </w:rPr>
+        <w:t>和图</w:t>
+      </w:r>
+      <w:r>
+        <w:rPr>
+          <w:rFonts w:hint="eastAsia"/>
+          <w:noProof/>
+          <w:lang w:eastAsia="zh-CN"/>
+        </w:rPr>
+        <w:t xml:space="preserve"> 3.2 </w:t>
+      </w:r>
+      <w:r>
+        <w:rPr>
+          <w:rFonts w:hint="eastAsia"/>
+          <w:noProof/>
+          <w:lang w:eastAsia="zh-CN"/>
+        </w:rPr>
+        <w:t>所示。</w:t>
+      </w:r>
+    </w:p>
+    <w:tbl>
+      <w:tblPr>
+        <w:tblW w:w="0" w:type="auto"/>
+        <w:jc w:val="center"/>
+        <w:tblLayout w:type="fixed"/>
+        <w:tblCellMar>
+          <w:left w:w="60" w:type="dxa"/>
+          <w:right w:w="60" w:type="dxa"/>
+        </w:tblCellMar>
+        <w:tblLook w:val="0000" w:firstRow="0" w:lastRow="0" w:firstColumn="0" w:lastColumn="0" w:noHBand="0" w:noVBand="0"/>
+      </w:tblPr>
+      <w:tblGrid>
+        <w:gridCol w:w="4100"/>
+        <w:gridCol w:w="4100"/>
+      </w:tblGrid>
+      <w:tr>
+        <w:trPr>
+          <w:cantSplit/>
+          <w:jc w:val="center"/>
+        </w:trPr>
+        <w:tc>
+          <w:tcPr>
+            <w:tcW w:w="4100" w:type="dxa"/>
+          </w:tcPr>
+          <w:p>
+            <w:pPr>
+              <w:pStyle w:val="af"/>
+              <w:keepNext/>
+              <w:keepLines/>
+              <w:spacing w:after="0" w:line="360" w:lineRule="auto"/>
+              <w:jc w:val="center"/>
+              <w:rPr>
+                <w:noProof/>
+              </w:rPr>
+            </w:pPr>
+            <w:r>
+              <w:rPr>
+                <w:rFonts w:hint="eastAsia"/>
+                <w:noProof/>
+              </w:rPr>
+              <w:drawing>
+                <wp:inline distT="0" distB="0" distL="0" distR="0" wp14:anchorId="2FDD929A" wp14:editId="4B89B056">
+                  <wp:extent cx="2286000" cy="3048766"/>
+                  <wp:effectExtent l="0" t="0" r="0" b="0"/>
+                  <wp:docPr id="1495169858" name="图片 1"/>
+                  <wp:cNvGraphicFramePr>
+                    <a:graphicFrameLocks xmlns:a="http://schemas.openxmlformats.org/drawingml/2006/main" noChangeAspect="1"/>
+                  </wp:cNvGraphicFramePr>
+                  <a:graphic xmlns:a="http://schemas.openxmlformats.org/drawingml/2006/main">
+                    <a:graphicData uri="http://schemas.openxmlformats.org/drawingml/2006/picture">
+                      <pic:pic xmlns:pic="http://schemas.openxmlformats.org/drawingml/2006/picture">
+                        <pic:nvPicPr>
+                          <pic:cNvPr id="1495169858" name=""/>
+                          <pic:cNvPicPr/>
+                        </pic:nvPicPr>
+                        <pic:blipFill>
+                          <a:blip r:embed="rId33"/>
+                          <a:stretch>
+                            <a:fillRect/>
+                          </a:stretch>
+                        </pic:blipFill>
+                        <pic:spPr>
+                          <a:xfrm>
+                            <a:off x="0" y="0"/>
+                            <a:ext cx="2286000" cy="3048766"/>
+                          </a:xfrm>
+                          <a:prstGeom prst="rect">
+                            <a:avLst/>
+                          </a:prstGeom>
+                        </pic:spPr>
+                      </pic:pic>
+                    </a:graphicData>
+                  </a:graphic>
+                </wp:inline>
+              </w:drawing>
+            </w:r>
+          </w:p>
+        </w:tc>
+        <w:tc>
+          <w:tcPr>
+            <w:tcW w:w="4100" w:type="dxa"/>
+          </w:tcPr>
+          <w:p>
+            <w:pPr>
+              <w:pStyle w:val="af"/>
+              <w:keepNext/>
+              <w:keepLines/>
+              <w:spacing w:after="0" w:line="360" w:lineRule="auto"/>
+              <w:jc w:val="center"/>
+              <w:rPr>
+                <w:noProof/>
+              </w:rPr>
+            </w:pPr>
+            <w:r>
+              <w:rPr>
+                <w:rFonts w:hint="eastAsia"/>
+                <w:noProof/>
+              </w:rPr>
+              <w:drawing>
+                <wp:inline distT="0" distB="0" distL="0" distR="0" wp14:anchorId="7BC1A331" wp14:editId="42EC23C2">
+                  <wp:extent cx="2286000" cy="3048766"/>
+                  <wp:effectExtent l="0" t="0" r="0" b="0"/>
+                  <wp:docPr id="1073533655" name="图片 2"/>
+                  <wp:cNvGraphicFramePr>
+                    <a:graphicFrameLocks xmlns:a="http://schemas.openxmlformats.org/drawingml/2006/main" noChangeAspect="1"/>
+                  </wp:cNvGraphicFramePr>
+                  <a:graphic xmlns:a="http://schemas.openxmlformats.org/drawingml/2006/main">
+                    <a:graphicData uri="http://schemas.openxmlformats.org/drawingml/2006/picture">
+                      <pic:pic xmlns:pic="http://schemas.openxmlformats.org/drawingml/2006/picture">
+                        <pic:nvPicPr>
+                          <pic:cNvPr id="1073533655" name=""/>
+                          <pic:cNvPicPr/>
+                        </pic:nvPicPr>
+                        <pic:blipFill>
+                          <a:blip r:embed="rId34"/>
+                          <a:stretch>
+                            <a:fillRect/>
+                          </a:stretch>
+                        </pic:blipFill>
+                        <pic:spPr>
+                          <a:xfrm>
+                            <a:off x="0" y="0"/>
+                            <a:ext cx="2286000" cy="3048766"/>
+                          </a:xfrm>
+                          <a:prstGeom prst="rect">
+                            <a:avLst/>
+                          </a:prstGeom>
+                        </pic:spPr>
+                      </pic:pic>
+                    </a:graphicData>
+                  </a:graphic>
+                </wp:inline>
+              </w:drawing>
+            </w:r>
+          </w:p>
+        </w:tc>
+      </w:tr>
+      <w:tr>
+        <w:trPr>
+          <w:cantSplit/>
+          <w:jc w:val="center"/>
+        </w:trPr>
+        <w:tc>
+          <w:tcPr>
+            <w:tcW w:w="4100" w:type="dxa"/>
+          </w:tcPr>
+          <w:p>
+            <w:pPr>
+              <w:keepLines/>
+              <w:spacing w:after="0" w:line="340" w:lineRule="exact"/>
+              <w:jc w:val="center"/>
+              <w:rPr>
+                <w:noProof/>
+              </w:rPr>
+            </w:pPr>
+            <w:r>
+              <w:rPr>
+                <w:rFonts w:hint="eastAsia"/>
+                <w:noProof/>
+                <w:sz w:val="21"/>
+              </w:rPr>
+              <w:t>图</w:t>
+            </w:r>
+            <w:r>
+              <w:rPr>
+                <w:rFonts w:hint="eastAsia"/>
+                <w:noProof/>
+                <w:sz w:val="21"/>
+              </w:rPr>
+              <w:t xml:space="preserve"> 3.1 </w:t>
+            </w:r>
+            <w:r>
+              <w:rPr>
+                <w:rFonts w:hint="eastAsia"/>
+                <w:noProof/>
+                <w:sz w:val="21"/>
+              </w:rPr>
+              <w:t>摄像头与屏幕安装</w:t>
+            </w:r>
+          </w:p>
+        </w:tc>
+        <w:tc>
+          <w:tcPr>
+            <w:tcW w:w="4100" w:type="dxa"/>
+          </w:tcPr>
+          <w:p>
+            <w:pPr>
+              <w:keepLines/>
+              <w:spacing w:after="0" w:line="340" w:lineRule="exact"/>
+              <w:jc w:val="center"/>
+              <w:rPr>
+                <w:noProof/>
+              </w:rPr>
+            </w:pPr>
+            <w:r>
+              <w:rPr>
+                <w:rFonts w:hint="eastAsia"/>
+                <w:noProof/>
+                <w:sz w:val="21"/>
+              </w:rPr>
+              <w:t>图</w:t>
+            </w:r>
+            <w:r>
+              <w:rPr>
+                <w:rFonts w:hint="eastAsia"/>
+                <w:noProof/>
+                <w:sz w:val="21"/>
+              </w:rPr>
+              <w:t xml:space="preserve"> 3.2 </w:t>
+            </w:r>
+            <w:r>
+              <w:rPr>
+                <w:rFonts w:hint="eastAsia"/>
+                <w:noProof/>
+                <w:sz w:val="21"/>
+              </w:rPr>
+              <w:t>电池夹层安装</w:t>
+            </w:r>
+          </w:p>
+        </w:tc>
+      </w:tr>
+    </w:tbl>
+    <w:p>
+      <w:pPr>
+        <w:pStyle w:val="af"/>
+        <w:spacing w:after="0" w:line="400" w:lineRule="exact"/>
+        <w:ind w:firstLine="480"/>
+        <w:rPr>
+          <w:noProof/>
+        </w:rPr>
+      </w:pPr>
+    </w:p>
+    <w:p>
+      <w:pPr>
+        <w:pStyle w:val="21"/>
+        <w:keepNext/>
+        <w:keepLines/>
+        <w:spacing w:before="120" w:after="240" w:line="400" w:lineRule="exact"/>
+        <w:rPr>
+          <w:rFonts w:ascii="Arial" w:eastAsia="黑体" w:hAnsi="Arial"/>
+          <w:noProof/>
+          <w:lang w:eastAsia="zh-CN"/>
+        </w:rPr>
+      </w:pPr>
+      <w:bookmarkStart w:id="9" w:name="_Toc237612464"/>
+      <w:r>
+        <w:rPr>
+          <w:rFonts w:ascii="Arial" w:eastAsia="黑体" w:hAnsi="Arial"/>
+          <w:noProof/>
+          <w:lang w:eastAsia="zh-CN"/>
+        </w:rPr>
+        <w:t xml:space="preserve">3.4 </w:t>
+      </w:r>
+      <w:r>
+        <w:rPr>
+          <w:rFonts w:ascii="Arial" w:eastAsia="黑体" w:hAnsi="Arial" w:hint="eastAsia"/>
+          <w:noProof/>
+          <w:lang w:eastAsia="zh-CN"/>
+        </w:rPr>
+        <w:t>主控板、</w:t>
+      </w:r>
+      <w:r>
+        <w:rPr>
+          <w:rFonts w:ascii="Arial" w:eastAsia="黑体" w:hAnsi="Arial" w:cs="微软雅黑" w:hint="eastAsia"/>
+          <w:noProof/>
+          <w:lang w:eastAsia="zh-CN"/>
+        </w:rPr>
+        <w:t>驱动</w:t>
+      </w:r>
+      <w:r>
+        <w:rPr>
+          <w:rFonts w:ascii="Arial" w:eastAsia="黑体" w:hAnsi="Arial" w:cs="MS Gothic" w:hint="eastAsia"/>
+          <w:noProof/>
+          <w:lang w:eastAsia="zh-CN"/>
+        </w:rPr>
+        <w:t>板</w:t>
+      </w:r>
+      <w:r>
+        <w:rPr>
+          <w:rFonts w:ascii="Arial" w:eastAsia="黑体" w:hAnsi="Arial" w:hint="eastAsia"/>
+          <w:noProof/>
+          <w:lang w:eastAsia="zh-CN"/>
+        </w:rPr>
+        <w:t>与</w:t>
+      </w:r>
+      <w:r>
+        <w:rPr>
+          <w:rFonts w:ascii="Arial" w:eastAsia="黑体" w:hAnsi="Arial" w:cs="微软雅黑" w:hint="eastAsia"/>
+          <w:noProof/>
+          <w:lang w:eastAsia="zh-CN"/>
+        </w:rPr>
+        <w:t>顶层结</w:t>
+      </w:r>
+      <w:r>
+        <w:rPr>
+          <w:rFonts w:ascii="Arial" w:eastAsia="黑体" w:hAnsi="Arial" w:hint="eastAsia"/>
+          <w:noProof/>
+          <w:lang w:eastAsia="zh-CN"/>
+        </w:rPr>
+        <w:t>构</w:t>
+      </w:r>
+      <w:bookmarkEnd w:id="9"/>
+    </w:p>
+    <w:p>
+      <w:pPr>
+        <w:pStyle w:val="af"/>
+        <w:spacing w:after="0" w:line="400" w:lineRule="exact"/>
+        <w:ind w:firstLine="480"/>
+        <w:rPr>
+          <w:noProof/>
+          <w:lang w:eastAsia="zh-CN"/>
+        </w:rPr>
+      </w:pPr>
+      <w:r>
+        <w:rPr>
+          <w:rFonts w:hint="eastAsia"/>
+          <w:noProof/>
+          <w:lang w:eastAsia="zh-CN"/>
+        </w:rPr>
+        <w:t>主控底板固定在摄像头安装板背面，</w:t>
+      </w:r>
+      <w:r>
+        <w:rPr>
+          <w:rFonts w:hint="eastAsia"/>
+          <w:noProof/>
+          <w:lang w:eastAsia="zh-CN"/>
+        </w:rPr>
+        <w:t xml:space="preserve">RT1064 </w:t>
+      </w:r>
+      <w:r>
+        <w:rPr>
+          <w:rFonts w:hint="eastAsia"/>
+          <w:noProof/>
+          <w:lang w:eastAsia="zh-CN"/>
+        </w:rPr>
+        <w:t>核心板采用排针插接，电源、编码器和通信线束从板体四周引出。安装时使用螺钉和绝缘垫片隔离碳纤维板，既便于拆装维护，也可避免焊点或引脚与承载板直接接触。</w:t>
+      </w:r>
+    </w:p>
+    <w:p>
+      <w:pPr>
+        <w:keepNext/>
+        <w:keepLines/>
+        <w:spacing w:before="120" w:after="0" w:line="360" w:lineRule="auto"/>
+        <w:jc w:val="center"/>
+        <w:rPr>
+          <w:noProof/>
+        </w:rPr>
+      </w:pPr>
+      <w:r>
+        <w:rPr>
+          <w:rFonts w:hint="eastAsia"/>
+          <w:noProof/>
         </w:rPr>
         <w:lastRenderedPageBreak/>
-        <w:t>核对四轮电机和编码器的软件符号与实际方向</w:t>
-      </w:r>
+        <w:drawing>
+          <wp:inline distT="0" distB="0" distL="0" distR="0" wp14:anchorId="4D1B9076" wp14:editId="074B2267">
+            <wp:extent cx="4318000" cy="3238500"/>
+            <wp:effectExtent l="0" t="0" r="6350" b="0"/>
+            <wp:docPr id="231696568" name="图片 3"/>
+            <wp:cNvGraphicFramePr>
+              <a:graphicFrameLocks xmlns:a="http://schemas.openxmlformats.org/drawingml/2006/main" noChangeAspect="1"/>
+            </wp:cNvGraphicFramePr>
+            <a:graphic xmlns:a="http://schemas.openxmlformats.org/drawingml/2006/main">
+              <a:graphicData uri="http://schemas.openxmlformats.org/drawingml/2006/picture">
+                <pic:pic xmlns:pic="http://schemas.openxmlformats.org/drawingml/2006/picture">
+                  <pic:nvPicPr>
+                    <pic:cNvPr id="231696568" name=""/>
+                    <pic:cNvPicPr/>
+                  </pic:nvPicPr>
+                  <pic:blipFill>
+                    <a:blip r:embed="rId35"/>
+                    <a:stretch>
+                      <a:fillRect/>
+                    </a:stretch>
+                  </pic:blipFill>
+                  <pic:spPr>
+                    <a:xfrm>
+                      <a:off x="0" y="0"/>
+                      <a:ext cx="4318000" cy="3238500"/>
+                    </a:xfrm>
+                    <a:prstGeom prst="rect">
+                      <a:avLst/>
+                    </a:prstGeom>
+                  </pic:spPr>
+                </pic:pic>
+              </a:graphicData>
+            </a:graphic>
+          </wp:inline>
+        </w:drawing>
+      </w:r>
+    </w:p>
+    <w:p>
+      <w:pPr>
+        <w:keepLines/>
+        <w:spacing w:after="0" w:line="340" w:lineRule="exact"/>
+        <w:jc w:val="center"/>
+        <w:rPr>
+          <w:noProof/>
+          <w:lang w:eastAsia="zh-CN"/>
+        </w:rPr>
+      </w:pPr>
+      <w:r>
+        <w:rPr>
+          <w:rFonts w:hint="eastAsia"/>
+          <w:noProof/>
+          <w:lang w:eastAsia="zh-CN"/>
+        </w:rPr>
+        <w:t>图</w:t>
+      </w:r>
+      <w:r>
+        <w:rPr>
+          <w:rFonts w:hint="eastAsia"/>
+          <w:noProof/>
+          <w:lang w:eastAsia="zh-CN"/>
+        </w:rPr>
+        <w:t xml:space="preserve"> 3.3 </w:t>
+      </w:r>
+      <w:r>
+        <w:rPr>
+          <w:rFonts w:hint="eastAsia"/>
+          <w:noProof/>
+          <w:lang w:eastAsia="zh-CN"/>
+        </w:rPr>
+        <w:t>主控底板安装</w:t>
+      </w:r>
+    </w:p>
+    <w:p>
+      <w:pPr>
+        <w:pStyle w:val="af"/>
+        <w:spacing w:after="0" w:line="400" w:lineRule="exact"/>
+        <w:ind w:firstLine="480"/>
+        <w:rPr>
+          <w:noProof/>
+        </w:rPr>
+      </w:pPr>
+      <w:r>
+        <w:rPr>
+          <w:rFonts w:hint="eastAsia"/>
+          <w:noProof/>
+          <w:lang w:eastAsia="zh-CN"/>
+        </w:rPr>
+        <w:t>两块双路电机驱动板分别布置在车体前后两端，靠近对应电机安装，以缩短大电流走线并降低线束对视觉模块的遮挡。两处驱动板均通过螺柱固定，电机端子朝外，便于检查接线和快速更换。</w:t>
+      </w:r>
+      <w:r>
+        <w:rPr>
+          <w:rFonts w:hint="eastAsia"/>
+          <w:noProof/>
+        </w:rPr>
+        <w:t>安装位置如图</w:t>
+      </w:r>
+      <w:r>
+        <w:rPr>
+          <w:rFonts w:hint="eastAsia"/>
+          <w:noProof/>
+        </w:rPr>
+        <w:t xml:space="preserve"> 3.4 </w:t>
+      </w:r>
+      <w:r>
+        <w:rPr>
+          <w:rFonts w:hint="eastAsia"/>
+          <w:noProof/>
+        </w:rPr>
+        <w:t>和图</w:t>
+      </w:r>
+      <w:r>
+        <w:rPr>
+          <w:rFonts w:hint="eastAsia"/>
+          <w:noProof/>
+        </w:rPr>
+        <w:t xml:space="preserve"> 3.5 </w:t>
+      </w:r>
+      <w:r>
+        <w:rPr>
+          <w:rFonts w:hint="eastAsia"/>
+          <w:noProof/>
+        </w:rPr>
+        <w:t>所示。</w:t>
+      </w:r>
+    </w:p>
+    <w:tbl>
+      <w:tblPr>
+        <w:tblW w:w="0" w:type="auto"/>
+        <w:jc w:val="center"/>
+        <w:tblLayout w:type="fixed"/>
+        <w:tblCellMar>
+          <w:left w:w="60" w:type="dxa"/>
+          <w:right w:w="60" w:type="dxa"/>
+        </w:tblCellMar>
+        <w:tblLook w:val="0000" w:firstRow="0" w:lastRow="0" w:firstColumn="0" w:lastColumn="0" w:noHBand="0" w:noVBand="0"/>
+      </w:tblPr>
+      <w:tblGrid>
+        <w:gridCol w:w="4100"/>
+        <w:gridCol w:w="4100"/>
+      </w:tblGrid>
+      <w:tr>
+        <w:trPr>
+          <w:cantSplit/>
+          <w:jc w:val="center"/>
+        </w:trPr>
+        <w:tc>
+          <w:tcPr>
+            <w:tcW w:w="4100" w:type="dxa"/>
+          </w:tcPr>
+          <w:p>
+            <w:pPr>
+              <w:pStyle w:val="af"/>
+              <w:keepNext/>
+              <w:keepLines/>
+              <w:spacing w:after="0" w:line="360" w:lineRule="auto"/>
+              <w:jc w:val="center"/>
+              <w:rPr>
+                <w:noProof/>
+              </w:rPr>
+            </w:pPr>
+            <w:r>
+              <w:rPr>
+                <w:rFonts w:hint="eastAsia"/>
+                <w:noProof/>
+              </w:rPr>
+              <w:drawing>
+                <wp:inline distT="0" distB="0" distL="0" distR="0" wp14:anchorId="6F4A4B7D" wp14:editId="284F01CD">
+                  <wp:extent cx="2222500" cy="2964078"/>
+                  <wp:effectExtent l="0" t="0" r="6350" b="8255"/>
+                  <wp:docPr id="1594895388" name="图片 4"/>
+                  <wp:cNvGraphicFramePr>
+                    <a:graphicFrameLocks xmlns:a="http://schemas.openxmlformats.org/drawingml/2006/main" noChangeAspect="1"/>
+                  </wp:cNvGraphicFramePr>
+                  <a:graphic xmlns:a="http://schemas.openxmlformats.org/drawingml/2006/main">
+                    <a:graphicData uri="http://schemas.openxmlformats.org/drawingml/2006/picture">
+                      <pic:pic xmlns:pic="http://schemas.openxmlformats.org/drawingml/2006/picture">
+                        <pic:nvPicPr>
+                          <pic:cNvPr id="1594895388" name=""/>
+                          <pic:cNvPicPr/>
+                        </pic:nvPicPr>
+                        <pic:blipFill>
+                          <a:blip r:embed="rId36"/>
+                          <a:stretch>
+                            <a:fillRect/>
+                          </a:stretch>
+                        </pic:blipFill>
+                        <pic:spPr>
+                          <a:xfrm>
+                            <a:off x="0" y="0"/>
+                            <a:ext cx="2222500" cy="2964078"/>
+                          </a:xfrm>
+                          <a:prstGeom prst="rect">
+                            <a:avLst/>
+                          </a:prstGeom>
+                        </pic:spPr>
+                      </pic:pic>
+                    </a:graphicData>
+                  </a:graphic>
+                </wp:inline>
+              </w:drawing>
+            </w:r>
+          </w:p>
+        </w:tc>
+        <w:tc>
+          <w:tcPr>
+            <w:tcW w:w="4100" w:type="dxa"/>
+          </w:tcPr>
+          <w:p>
+            <w:pPr>
+              <w:pStyle w:val="af"/>
+              <w:keepNext/>
+              <w:keepLines/>
+              <w:spacing w:after="0" w:line="360" w:lineRule="auto"/>
+              <w:jc w:val="center"/>
+              <w:rPr>
+                <w:noProof/>
+              </w:rPr>
+            </w:pPr>
+            <w:r>
+              <w:rPr>
+                <w:rFonts w:hint="eastAsia"/>
+                <w:noProof/>
+              </w:rPr>
+              <w:drawing>
+                <wp:inline distT="0" distB="0" distL="0" distR="0" wp14:anchorId="34AC716B" wp14:editId="597A11DB">
+                  <wp:extent cx="2222500" cy="2964078"/>
+                  <wp:effectExtent l="0" t="0" r="6350" b="8255"/>
+                  <wp:docPr id="2030578638" name="图片 5"/>
+                  <wp:cNvGraphicFramePr>
+                    <a:graphicFrameLocks xmlns:a="http://schemas.openxmlformats.org/drawingml/2006/main" noChangeAspect="1"/>
+                  </wp:cNvGraphicFramePr>
+                  <a:graphic xmlns:a="http://schemas.openxmlformats.org/drawingml/2006/main">
+                    <a:graphicData uri="http://schemas.openxmlformats.org/drawingml/2006/picture">
+                      <pic:pic xmlns:pic="http://schemas.openxmlformats.org/drawingml/2006/picture">
+                        <pic:nvPicPr>
+                          <pic:cNvPr id="2030578638" name=""/>
+                          <pic:cNvPicPr/>
+                        </pic:nvPicPr>
+                        <pic:blipFill>
+                          <a:blip r:embed="rId37"/>
+                          <a:stretch>
+                            <a:fillRect/>
+                          </a:stretch>
+                        </pic:blipFill>
+                        <pic:spPr>
+                          <a:xfrm>
+                            <a:off x="0" y="0"/>
+                            <a:ext cx="2222500" cy="2964078"/>
+                          </a:xfrm>
+                          <a:prstGeom prst="rect">
+                            <a:avLst/>
+                          </a:prstGeom>
+                        </pic:spPr>
+                      </pic:pic>
+                    </a:graphicData>
+                  </a:graphic>
+                </wp:inline>
+              </w:drawing>
+            </w:r>
+          </w:p>
+        </w:tc>
+      </w:tr>
+      <w:tr>
+        <w:trPr>
+          <w:cantSplit/>
+          <w:jc w:val="center"/>
+        </w:trPr>
+        <w:tc>
+          <w:tcPr>
+            <w:tcW w:w="4100" w:type="dxa"/>
+          </w:tcPr>
+          <w:p>
+            <w:pPr>
+              <w:keepLines/>
+              <w:spacing w:after="0" w:line="340" w:lineRule="exact"/>
+              <w:jc w:val="center"/>
+              <w:rPr>
+                <w:noProof/>
+                <w:lang w:eastAsia="zh-CN"/>
+              </w:rPr>
+            </w:pPr>
+            <w:r>
+              <w:rPr>
+                <w:rFonts w:hint="eastAsia"/>
+                <w:noProof/>
+                <w:sz w:val="21"/>
+                <w:lang w:eastAsia="zh-CN"/>
+              </w:rPr>
+              <w:t>图</w:t>
+            </w:r>
+            <w:r>
+              <w:rPr>
+                <w:rFonts w:hint="eastAsia"/>
+                <w:noProof/>
+                <w:sz w:val="21"/>
+                <w:lang w:eastAsia="zh-CN"/>
+              </w:rPr>
+              <w:t xml:space="preserve"> 3.4 </w:t>
+            </w:r>
+            <w:r>
+              <w:rPr>
+                <w:rFonts w:hint="eastAsia"/>
+                <w:noProof/>
+                <w:sz w:val="21"/>
+                <w:lang w:eastAsia="zh-CN"/>
+              </w:rPr>
+              <w:t>驱动板安装位置（一）</w:t>
+            </w:r>
+          </w:p>
+        </w:tc>
+        <w:tc>
+          <w:tcPr>
+            <w:tcW w:w="4100" w:type="dxa"/>
+          </w:tcPr>
+          <w:p>
+            <w:pPr>
+              <w:keepLines/>
+              <w:spacing w:after="0" w:line="340" w:lineRule="exact"/>
+              <w:jc w:val="center"/>
+              <w:rPr>
+                <w:noProof/>
+                <w:lang w:eastAsia="zh-CN"/>
+              </w:rPr>
+            </w:pPr>
+            <w:r>
+              <w:rPr>
+                <w:rFonts w:hint="eastAsia"/>
+                <w:noProof/>
+                <w:sz w:val="21"/>
+                <w:lang w:eastAsia="zh-CN"/>
+              </w:rPr>
+              <w:t>图</w:t>
+            </w:r>
+            <w:r>
+              <w:rPr>
+                <w:rFonts w:hint="eastAsia"/>
+                <w:noProof/>
+                <w:sz w:val="21"/>
+                <w:lang w:eastAsia="zh-CN"/>
+              </w:rPr>
+              <w:t xml:space="preserve"> 3.5 </w:t>
+            </w:r>
+            <w:r>
+              <w:rPr>
+                <w:rFonts w:hint="eastAsia"/>
+                <w:noProof/>
+                <w:sz w:val="21"/>
+                <w:lang w:eastAsia="zh-CN"/>
+              </w:rPr>
+              <w:t>驱动板安装位置（二）</w:t>
+            </w:r>
+          </w:p>
+        </w:tc>
+      </w:tr>
+    </w:tbl>
+    <w:p>
+      <w:pPr>
+        <w:pStyle w:val="af"/>
+        <w:spacing w:after="0" w:line="400" w:lineRule="exact"/>
+        <w:ind w:firstLine="480"/>
+        <w:rPr>
+          <w:noProof/>
+          <w:lang w:eastAsia="zh-CN"/>
+        </w:rPr>
+      </w:pPr>
+    </w:p>
+    <w:p>
+      <w:pPr>
+        <w:pStyle w:val="af"/>
+        <w:spacing w:after="0" w:line="400" w:lineRule="exact"/>
+        <w:ind w:firstLine="480"/>
+        <w:rPr>
+          <w:noProof/>
+          <w:lang w:eastAsia="zh-CN"/>
+        </w:rPr>
+      </w:pPr>
+      <w:r>
+        <w:rPr>
+          <w:rFonts w:hint="eastAsia"/>
+          <w:noProof/>
+          <w:lang w:eastAsia="zh-CN"/>
+        </w:rPr>
+        <w:lastRenderedPageBreak/>
+        <w:t>顶层标识牌使用与标识区域相匹配的碳纤维承载板，并通过铜柱与底盘连接。整车采用一块主控底板和两块双路驱动板的主驱分离方案，形成底盘执行层、中部电气层和顶部视觉标识层，整车结构如图</w:t>
+      </w:r>
+      <w:r>
+        <w:rPr>
+          <w:rFonts w:hint="eastAsia"/>
+          <w:noProof/>
+          <w:lang w:eastAsia="zh-CN"/>
+        </w:rPr>
+        <w:t xml:space="preserve"> 3.6 </w:t>
+      </w:r>
+      <w:r>
+        <w:rPr>
+          <w:rFonts w:hint="eastAsia"/>
+          <w:noProof/>
+          <w:lang w:eastAsia="zh-CN"/>
+        </w:rPr>
+        <w:t>所示。</w:t>
+      </w:r>
+    </w:p>
+    <w:p>
+      <w:pPr>
+        <w:keepNext/>
+        <w:keepLines/>
+        <w:spacing w:before="120" w:after="0" w:line="360" w:lineRule="auto"/>
+        <w:jc w:val="center"/>
+        <w:rPr>
+          <w:noProof/>
+        </w:rPr>
+      </w:pPr>
+      <w:r>
+        <w:rPr>
+          <w:rFonts w:hint="eastAsia"/>
+          <w:noProof/>
+        </w:rPr>
+        <w:drawing>
+          <wp:inline distT="0" distB="0" distL="0" distR="0" wp14:anchorId="31149FAA" wp14:editId="458DC23B">
+            <wp:extent cx="4445000" cy="3333750"/>
+            <wp:effectExtent l="0" t="0" r="0" b="0"/>
+            <wp:docPr id="95802653" name="图片 6"/>
+            <wp:cNvGraphicFramePr>
+              <a:graphicFrameLocks xmlns:a="http://schemas.openxmlformats.org/drawingml/2006/main" noChangeAspect="1"/>
+            </wp:cNvGraphicFramePr>
+            <a:graphic xmlns:a="http://schemas.openxmlformats.org/drawingml/2006/main">
+              <a:graphicData uri="http://schemas.openxmlformats.org/drawingml/2006/picture">
+                <pic:pic xmlns:pic="http://schemas.openxmlformats.org/drawingml/2006/picture">
+                  <pic:nvPicPr>
+                    <pic:cNvPr id="95802653" name=""/>
+                    <pic:cNvPicPr/>
+                  </pic:nvPicPr>
+                  <pic:blipFill>
+                    <a:blip r:embed="rId38"/>
+                    <a:stretch>
+                      <a:fillRect/>
+                    </a:stretch>
+                  </pic:blipFill>
+                  <pic:spPr>
+                    <a:xfrm>
+                      <a:off x="0" y="0"/>
+                      <a:ext cx="4445000" cy="3333750"/>
+                    </a:xfrm>
+                    <a:prstGeom prst="rect">
+                      <a:avLst/>
+                    </a:prstGeom>
+                  </pic:spPr>
+                </pic:pic>
+              </a:graphicData>
+            </a:graphic>
+          </wp:inline>
+        </w:drawing>
+      </w:r>
+    </w:p>
+    <w:p>
+      <w:pPr>
+        <w:keepLines/>
+        <w:spacing w:after="0" w:line="340" w:lineRule="exact"/>
+        <w:jc w:val="center"/>
+        <w:rPr>
+          <w:noProof/>
+          <w:lang w:eastAsia="zh-CN"/>
+        </w:rPr>
+      </w:pPr>
+      <w:r>
+        <w:rPr>
+          <w:rFonts w:hint="eastAsia"/>
+          <w:noProof/>
+          <w:lang w:eastAsia="zh-CN"/>
+        </w:rPr>
+        <w:t>图</w:t>
+      </w:r>
+      <w:r>
+        <w:rPr>
+          <w:rFonts w:hint="eastAsia"/>
+          <w:noProof/>
+          <w:lang w:eastAsia="zh-CN"/>
+        </w:rPr>
+        <w:t xml:space="preserve"> 3.6 </w:t>
+      </w:r>
+      <w:r>
+        <w:rPr>
+          <w:rFonts w:hint="eastAsia"/>
+          <w:noProof/>
+          <w:lang w:eastAsia="zh-CN"/>
+        </w:rPr>
+        <w:t>整车机械结构</w:t>
+      </w:r>
+    </w:p>
+    <w:p>
+      <w:pPr>
+        <w:pStyle w:val="21"/>
+        <w:keepNext/>
+        <w:keepLines/>
+        <w:spacing w:before="120" w:after="240" w:line="400" w:lineRule="exact"/>
+        <w:rPr>
+          <w:rFonts w:ascii="Arial" w:eastAsia="黑体" w:hAnsi="Arial"/>
+          <w:lang w:eastAsia="zh-CN"/>
+        </w:rPr>
+      </w:pPr>
+      <w:bookmarkStart w:id="10" w:name="_Toc237612465"/>
+      <w:r>
+        <w:rPr>
+          <w:rFonts w:ascii="Arial" w:eastAsia="黑体" w:hAnsi="Arial"/>
+          <w:lang w:eastAsia="zh-CN"/>
+        </w:rPr>
+        <w:t xml:space="preserve">3.5 </w:t>
+      </w:r>
+      <w:r>
+        <w:rPr>
+          <w:rFonts w:ascii="Arial" w:eastAsia="黑体" w:hAnsi="Arial" w:hint="eastAsia"/>
+          <w:lang w:eastAsia="zh-CN"/>
+        </w:rPr>
+        <w:t>安装与</w:t>
+      </w:r>
+      <w:r>
+        <w:rPr>
+          <w:rFonts w:ascii="Arial" w:eastAsia="黑体" w:hAnsi="Arial" w:cs="微软雅黑" w:hint="eastAsia"/>
+          <w:lang w:eastAsia="zh-CN"/>
+        </w:rPr>
+        <w:t>标</w:t>
+      </w:r>
+      <w:r>
+        <w:rPr>
+          <w:rFonts w:ascii="Arial" w:eastAsia="黑体" w:hAnsi="Arial" w:hint="eastAsia"/>
+          <w:lang w:eastAsia="zh-CN"/>
+        </w:rPr>
+        <w:t>定</w:t>
+      </w:r>
+      <w:bookmarkEnd w:id="10"/>
     </w:p>
     <w:p>
       <w:pPr>
         <w:pStyle w:val="a0"/>
-        <w:spacing w:before="120" w:after="120" w:line="400" w:lineRule="exact"/>
-        <w:ind w:left="480"/>
+        <w:spacing w:after="0" w:line="400" w:lineRule="exact"/>
         <w:rPr>
           <w:lang w:eastAsia="zh-CN"/>
         </w:rPr>
       </w:pPr>
       <w:r>
         <w:rPr>
-          <w:noProof/>
-          <w:color w:val="000000"/>
-          <w:lang w:eastAsia="zh-CN"/>
-        </w:rPr>
-        <w:t xml:space="preserve">IMU </w:t>
-      </w:r>
-      <w:r>
-        <w:rPr>
-          <w:noProof/>
-          <w:color w:val="000000"/>
-          <w:lang w:eastAsia="zh-CN"/>
-        </w:rPr>
-        <w:t>上电静态标定期间保持车辆静止，并核验</w:t>
-      </w:r>
-      <w:r>
-        <w:rPr>
-          <w:noProof/>
-          <w:color w:val="000000"/>
-          <w:lang w:eastAsia="zh-CN"/>
-        </w:rPr>
-        <w:t xml:space="preserve"> yaw </w:t>
-      </w:r>
-      <w:r>
-        <w:rPr>
-          <w:noProof/>
-          <w:color w:val="000000"/>
-          <w:lang w:eastAsia="zh-CN"/>
-        </w:rPr>
-        <w:t>零点</w:t>
+          <w:rFonts w:hint="eastAsia"/>
+          <w:lang w:eastAsia="zh-CN"/>
+        </w:rPr>
+        <w:t>核对四轮电机和编码器的软件符号与实际方向</w:t>
       </w:r>
     </w:p>
     <w:p>
       <w:pPr>
         <w:pStyle w:val="a0"/>
-        <w:spacing w:before="120" w:after="120" w:line="400" w:lineRule="exact"/>
-        <w:ind w:left="480"/>
+        <w:spacing w:after="0" w:line="400" w:lineRule="exact"/>
         <w:rPr>
           <w:lang w:eastAsia="zh-CN"/>
         </w:rPr>
       </w:pPr>
       <w:r>
         <w:rPr>
-          <w:noProof/>
-          <w:color w:val="000000"/>
-          <w:lang w:eastAsia="zh-CN"/>
-        </w:rPr>
-        <w:t>记录</w:t>
-      </w:r>
-      <w:r>
-        <w:rPr>
-          <w:noProof/>
-          <w:color w:val="000000"/>
-          <w:lang w:eastAsia="zh-CN"/>
-        </w:rPr>
-        <w:t xml:space="preserve"> ART1</w:t>
-      </w:r>
-      <w:r>
-        <w:rPr>
-          <w:noProof/>
-          <w:color w:val="000000"/>
-          <w:lang w:eastAsia="zh-CN"/>
-        </w:rPr>
-        <w:t>、</w:t>
-      </w:r>
-      <w:r>
-        <w:rPr>
-          <w:noProof/>
-          <w:color w:val="000000"/>
-          <w:lang w:eastAsia="zh-CN"/>
-        </w:rPr>
-        <w:t xml:space="preserve">ART2 </w:t>
-      </w:r>
-      <w:r>
-        <w:rPr>
-          <w:noProof/>
-          <w:color w:val="000000"/>
-          <w:lang w:eastAsia="zh-CN"/>
-        </w:rPr>
-        <w:t>相机高度、俯仰角、视场方向和相机坐标系</w:t>
+          <w:rFonts w:hint="eastAsia"/>
+          <w:lang w:eastAsia="zh-CN"/>
+        </w:rPr>
+        <w:t xml:space="preserve">IMU </w:t>
+      </w:r>
+      <w:r>
+        <w:rPr>
+          <w:rFonts w:hint="eastAsia"/>
+          <w:lang w:eastAsia="zh-CN"/>
+        </w:rPr>
+        <w:t>上电静态标定期间保持车辆静止，并核验</w:t>
+      </w:r>
+      <w:r>
+        <w:rPr>
+          <w:rFonts w:hint="eastAsia"/>
+          <w:lang w:eastAsia="zh-CN"/>
+        </w:rPr>
+        <w:t xml:space="preserve"> yaw </w:t>
+      </w:r>
+      <w:r>
+        <w:rPr>
+          <w:rFonts w:hint="eastAsia"/>
+          <w:lang w:eastAsia="zh-CN"/>
+        </w:rPr>
+        <w:t>零点</w:t>
       </w:r>
     </w:p>
     <w:p>
       <w:pPr>
         <w:pStyle w:val="a0"/>
-        <w:spacing w:before="120" w:after="120" w:line="400" w:lineRule="exact"/>
-        <w:ind w:left="480"/>
+        <w:spacing w:after="0" w:line="400" w:lineRule="exact"/>
         <w:rPr>
           <w:lang w:eastAsia="zh-CN"/>
         </w:rPr>
       </w:pPr>
       <w:r>
         <w:rPr>
-          <w:noProof/>
-          <w:color w:val="000000"/>
-          <w:lang w:eastAsia="zh-CN"/>
-        </w:rPr>
-        <w:t>到达观测点后先原地对准并确认停稳，再触发</w:t>
-      </w:r>
-      <w:r>
-        <w:rPr>
-          <w:noProof/>
-          <w:color w:val="000000"/>
-          <w:lang w:eastAsia="zh-CN"/>
-        </w:rPr>
-        <w:t xml:space="preserve"> ART2 </w:t>
-      </w:r>
-      <w:r>
-        <w:rPr>
-          <w:noProof/>
-          <w:color w:val="000000"/>
-          <w:lang w:eastAsia="zh-CN"/>
-        </w:rPr>
-        <w:t>抓拍</w:t>
+          <w:rFonts w:hint="eastAsia"/>
+          <w:lang w:eastAsia="zh-CN"/>
+        </w:rPr>
+        <w:t>记录</w:t>
+      </w:r>
+      <w:r>
+        <w:rPr>
+          <w:rFonts w:hint="eastAsia"/>
+          <w:lang w:eastAsia="zh-CN"/>
+        </w:rPr>
+        <w:t xml:space="preserve"> ART1</w:t>
+      </w:r>
+      <w:r>
+        <w:rPr>
+          <w:rFonts w:hint="eastAsia"/>
+          <w:lang w:eastAsia="zh-CN"/>
+        </w:rPr>
+        <w:t>、</w:t>
+      </w:r>
+      <w:r>
+        <w:rPr>
+          <w:rFonts w:hint="eastAsia"/>
+          <w:lang w:eastAsia="zh-CN"/>
+        </w:rPr>
+        <w:t xml:space="preserve">ART2 </w:t>
+      </w:r>
+      <w:r>
+        <w:rPr>
+          <w:rFonts w:hint="eastAsia"/>
+          <w:lang w:eastAsia="zh-CN"/>
+        </w:rPr>
+        <w:t>相机高度、俯仰角、视场方向和相机坐标系</w:t>
       </w:r>
     </w:p>
     <w:p>
       <w:pPr>
+        <w:pStyle w:val="a0"/>
+        <w:spacing w:after="0" w:line="400" w:lineRule="exact"/>
         <w:rPr>
           <w:lang w:eastAsia="zh-CN"/>
         </w:rPr>
         <w:sectPr>
-          <w:headerReference w:type="even" r:id="rId34"/>
-          <w:headerReference w:type="default" r:id="rId35"/>
-          <w:footerReference w:type="even" r:id="rId36"/>
-          <w:footerReference w:type="default" r:id="rId37"/>
-          <w:headerReference w:type="first" r:id="rId38"/>
-          <w:footerReference w:type="first" r:id="rId39"/>
+          <w:headerReference w:type="even" r:id="rId39"/>
+          <w:headerReference w:type="default" r:id="rId40"/>
+          <w:footerReference w:type="even" r:id="rId41"/>
+          <w:footerReference w:type="default" r:id="rId42"/>
+          <w:headerReference w:type="first" r:id="rId43"/>
+          <w:footerReference w:type="first" r:id="rId44"/>
           <w:pgSz w:w="11906" w:h="16838"/>
           <w:pgMar w:top="2268" w:right="1814" w:bottom="1814" w:left="1814" w:header="1587" w:footer="1247" w:gutter="0"/>
           <w:cols w:space="720"/>
@@ -7416,22 +9237,46 @@
           <w:docGrid w:linePitch="360"/>
         </w:sectPr>
       </w:pPr>
+      <w:r>
+        <w:rPr>
+          <w:rFonts w:hint="eastAsia"/>
+          <w:lang w:eastAsia="zh-CN"/>
+        </w:rPr>
+        <w:t>到达观测点后先原地对准并确认停稳，再触发</w:t>
+      </w:r>
+      <w:r>
+        <w:rPr>
+          <w:rFonts w:hint="eastAsia"/>
+          <w:lang w:eastAsia="zh-CN"/>
+        </w:rPr>
+        <w:t xml:space="preserve"> ART2 </w:t>
+      </w:r>
+      <w:r>
+        <w:rPr>
+          <w:rFonts w:hint="eastAsia"/>
+          <w:lang w:eastAsia="zh-CN"/>
+        </w:rPr>
+        <w:t>抓拍</w:t>
+      </w:r>
     </w:p>
     <w:p>
       <w:pPr>
         <w:pStyle w:val="1"/>
+        <w:keepNext/>
+        <w:keepLines/>
         <w:spacing w:before="120" w:after="400" w:line="400" w:lineRule="exact"/>
         <w:jc w:val="center"/>
         <w:rPr>
+          <w:rFonts w:ascii="Arial" w:eastAsia="黑体" w:hAnsi="Arial"/>
           <w:lang w:eastAsia="zh-CN"/>
         </w:rPr>
       </w:pPr>
-      <w:bookmarkStart w:id="9" w:name="_Toc237591627"/>
+      <w:bookmarkStart w:id="11" w:name="_Toc237612466"/>
       <w:r>
         <w:rPr>
           <w:rFonts w:ascii="Arial" w:eastAsia="黑体" w:hAnsi="Arial"/>
           <w:noProof/>
-          <w:sz w:val="32"/>
+          <w:lang w:eastAsia="zh-CN"/>
         </w:rPr>
         <w:lastRenderedPageBreak/>
         <w:t>第四章</w:t>
@@ -7440,7 +9285,7 @@
         <w:rPr>
           <w:rFonts w:ascii="Arial" w:eastAsia="黑体" w:hAnsi="Arial"/>
           <w:noProof/>
-          <w:sz w:val="32"/>
+          <w:lang w:eastAsia="zh-CN"/>
         </w:rPr>
         <w:t xml:space="preserve"> </w:t>
       </w:r>
@@ -7448,417 +9293,9 @@
         <w:rPr>
           <w:rFonts w:ascii="Arial" w:eastAsia="黑体" w:hAnsi="Arial"/>
           <w:noProof/>
-          <w:sz w:val="32"/>
+          <w:lang w:eastAsia="zh-CN"/>
         </w:rPr>
         <w:t>硬件电路设计及实现</w:t>
-      </w:r>
-      <w:bookmarkEnd w:id="9"/>
-    </w:p>
-    <w:p>
-      <w:pPr>
-        <w:pStyle w:val="af"/>
-        <w:widowControl w:val="0"/>
-        <w:spacing w:before="120" w:line="400" w:lineRule="exact"/>
-        <w:ind w:firstLine="480"/>
-      </w:pPr>
-      <w:r>
-        <w:rPr>
-          <w:noProof/>
-        </w:rPr>
-        <w:t>针对本组别复杂目标识别、多路视觉输入及全向运动控制需求，本车以</w:t>
-      </w:r>
-      <w:r>
-        <w:rPr>
-          <w:noProof/>
-        </w:rPr>
-        <w:t xml:space="preserve"> M </w:t>
-      </w:r>
-      <w:r>
-        <w:rPr>
-          <w:noProof/>
-        </w:rPr>
-        <w:t>车模为底盘，设计了一套由</w:t>
-      </w:r>
-      <w:r>
-        <w:rPr>
-          <w:noProof/>
-        </w:rPr>
-        <w:t xml:space="preserve"> RT1064 </w:t>
-      </w:r>
-      <w:r>
-        <w:rPr>
-          <w:noProof/>
-        </w:rPr>
-        <w:t>核心控制模块、多级独立电源管理模块、视觉与姿态传感器接口以及动力执行模块组成的硬件系统。动力部分使用两块双路驱动板，每块集成两片</w:t>
-      </w:r>
-      <w:r>
-        <w:rPr>
-          <w:noProof/>
-        </w:rPr>
-        <w:t xml:space="preserve"> DRV8701 </w:t>
-      </w:r>
-      <w:r>
-        <w:rPr>
-          <w:noProof/>
-        </w:rPr>
-        <w:t>栅极驱动芯片，以独立控制四台电机。</w:t>
-      </w:r>
-    </w:p>
-    <w:p>
-      <w:pPr>
-        <w:pStyle w:val="21"/>
-        <w:keepNext/>
-        <w:widowControl w:val="0"/>
-        <w:spacing w:before="120" w:after="240" w:line="400" w:lineRule="exact"/>
-      </w:pPr>
-      <w:bookmarkStart w:id="10" w:name="_Toc237591628"/>
-      <w:r>
-        <w:rPr>
-          <w:rFonts w:ascii="Arial" w:eastAsia="黑体" w:hAnsi="Arial"/>
-          <w:noProof/>
-        </w:rPr>
-        <w:t xml:space="preserve">4.1 </w:t>
-      </w:r>
-      <w:r>
-        <w:rPr>
-          <w:rFonts w:ascii="Arial" w:eastAsia="黑体" w:hAnsi="Arial"/>
-          <w:noProof/>
-        </w:rPr>
-        <w:t>硬件总体设计方案</w:t>
-      </w:r>
-      <w:bookmarkEnd w:id="10"/>
-    </w:p>
-    <w:p>
-      <w:pPr>
-        <w:pStyle w:val="af"/>
-        <w:widowControl w:val="0"/>
-        <w:spacing w:before="120" w:line="400" w:lineRule="exact"/>
-        <w:ind w:firstLine="480"/>
-      </w:pPr>
-      <w:r>
-        <w:rPr>
-          <w:noProof/>
-        </w:rPr>
-        <w:t>整车硬件</w:t>
-      </w:r>
-      <w:r>
-        <w:rPr>
-          <w:noProof/>
-        </w:rPr>
-        <w:t>采用</w:t>
-      </w:r>
-      <w:r>
-        <w:rPr>
-          <w:noProof/>
-        </w:rPr>
-        <w:t xml:space="preserve">“RT1064 </w:t>
-      </w:r>
-      <w:r>
-        <w:rPr>
-          <w:noProof/>
-        </w:rPr>
-        <w:t>核心板</w:t>
-      </w:r>
-      <w:r>
-        <w:rPr>
-          <w:noProof/>
-        </w:rPr>
-        <w:t xml:space="preserve"> + </w:t>
-      </w:r>
-      <w:r>
-        <w:rPr>
-          <w:noProof/>
-        </w:rPr>
-        <w:t>自主设计底板</w:t>
-      </w:r>
-      <w:r>
-        <w:rPr>
-          <w:noProof/>
-        </w:rPr>
-        <w:t>”</w:t>
-      </w:r>
-      <w:r>
-        <w:rPr>
-          <w:noProof/>
-        </w:rPr>
-        <w:t>的模块化架构</w:t>
-      </w:r>
-      <w:r>
-        <w:rPr>
-          <w:noProof/>
-        </w:rPr>
-        <w:t>。系统设计遵循</w:t>
-      </w:r>
-      <w:r>
-        <w:rPr>
-          <w:noProof/>
-        </w:rPr>
-        <w:t>“</w:t>
-      </w:r>
-      <w:r>
-        <w:rPr>
-          <w:noProof/>
-        </w:rPr>
-        <w:t>核心算力独立、电源多级稳压、强弱电物理隔离</w:t>
-      </w:r>
-      <w:r>
-        <w:rPr>
-          <w:noProof/>
-        </w:rPr>
-        <w:t>”</w:t>
-      </w:r>
-      <w:r>
-        <w:rPr>
-          <w:noProof/>
-        </w:rPr>
-        <w:t>的三项原则。硬件系统的整体拓扑分为四大模块：电源管理模块、核心控制模块、</w:t>
-      </w:r>
-      <w:r>
-        <w:rPr>
-          <w:noProof/>
-        </w:rPr>
-        <w:t>视觉感知与信号采集模块以及动力执行模块</w:t>
-      </w:r>
-      <w:r>
-        <w:rPr>
-          <w:noProof/>
-        </w:rPr>
-        <w:t>。</w:t>
-      </w:r>
-    </w:p>
-    <w:p>
-      <w:pPr>
-        <w:pStyle w:val="af"/>
-        <w:widowControl w:val="0"/>
-        <w:spacing w:before="120" w:line="400" w:lineRule="exact"/>
-        <w:ind w:firstLine="480"/>
-      </w:pPr>
-      <w:r>
-        <w:rPr>
-          <w:noProof/>
-        </w:rPr>
-        <w:t>系统以自主设计的主控底板为基座，</w:t>
-      </w:r>
-      <w:r>
-        <w:rPr>
-          <w:noProof/>
-        </w:rPr>
-        <w:t xml:space="preserve">NXP i.MX RT1064 </w:t>
-      </w:r>
-      <w:r>
-        <w:rPr>
-          <w:noProof/>
-        </w:rPr>
-        <w:t>核心板</w:t>
-      </w:r>
-      <w:r>
-        <w:rPr>
-          <w:noProof/>
-        </w:rPr>
-        <w:t>通过排针插接于底板之上。整个系统由</w:t>
-      </w:r>
-      <w:r>
-        <w:rPr>
-          <w:noProof/>
-        </w:rPr>
-        <w:t xml:space="preserve"> </w:t>
-      </w:r>
-      <w:r>
-        <w:rPr>
-          <w:noProof/>
-        </w:rPr>
-        <w:t>3S</w:t>
-      </w:r>
-      <w:r>
-        <w:rPr>
-          <w:noProof/>
-        </w:rPr>
-        <w:t>（标称</w:t>
-      </w:r>
-      <w:r>
-        <w:rPr>
-          <w:noProof/>
-        </w:rPr>
-        <w:t xml:space="preserve"> 11.1 V</w:t>
-      </w:r>
-      <w:r>
-        <w:rPr>
-          <w:noProof/>
-        </w:rPr>
-        <w:t>）</w:t>
-      </w:r>
-      <w:r>
-        <w:rPr>
-          <w:noProof/>
-        </w:rPr>
-        <w:t>锂电池提供主电源</w:t>
-      </w:r>
-      <w:r>
-        <w:rPr>
-          <w:noProof/>
-        </w:rPr>
-        <w:t>，</w:t>
-      </w:r>
-      <w:r>
-        <w:rPr>
-          <w:noProof/>
-        </w:rPr>
-        <w:t>经由</w:t>
-      </w:r>
-      <w:r>
-        <w:rPr>
-          <w:noProof/>
-        </w:rPr>
-        <w:t xml:space="preserve"> OC5820 </w:t>
-      </w:r>
-      <w:r>
-        <w:rPr>
-          <w:noProof/>
-        </w:rPr>
-        <w:t>降压、</w:t>
-      </w:r>
-      <w:r>
-        <w:rPr>
-          <w:noProof/>
-        </w:rPr>
-        <w:t xml:space="preserve">SY6280 </w:t>
-      </w:r>
-      <w:r>
-        <w:rPr>
-          <w:noProof/>
-        </w:rPr>
-        <w:t>时序控制以及</w:t>
-      </w:r>
-      <w:r>
-        <w:rPr>
-          <w:noProof/>
-        </w:rPr>
-        <w:t xml:space="preserve"> RT9013 LDO </w:t>
-      </w:r>
-      <w:r>
-        <w:rPr>
-          <w:noProof/>
-        </w:rPr>
-        <w:t>稳压后</w:t>
-      </w:r>
-      <w:r>
-        <w:rPr>
-          <w:noProof/>
-        </w:rPr>
-        <w:t>，为各模块提供独立且纯净的电源。</w:t>
-      </w:r>
-      <w:r>
-        <w:rPr>
-          <w:noProof/>
-        </w:rPr>
-        <w:t xml:space="preserve">RT1064 </w:t>
-      </w:r>
-      <w:r>
-        <w:rPr>
-          <w:noProof/>
-        </w:rPr>
-        <w:t>作为中枢</w:t>
-      </w:r>
-      <w:r>
-        <w:rPr>
-          <w:noProof/>
-        </w:rPr>
-        <w:t>，通过</w:t>
-      </w:r>
-      <w:r>
-        <w:rPr>
-          <w:noProof/>
-        </w:rPr>
-        <w:t>两路</w:t>
-      </w:r>
-      <w:r>
-        <w:rPr>
-          <w:noProof/>
-        </w:rPr>
-        <w:t xml:space="preserve"> UART </w:t>
-      </w:r>
-      <w:r>
-        <w:rPr>
-          <w:noProof/>
-        </w:rPr>
-        <w:t>与视觉模块交互</w:t>
-      </w:r>
-      <w:r>
-        <w:rPr>
-          <w:noProof/>
-        </w:rPr>
-        <w:t>，并</w:t>
-      </w:r>
-      <w:r>
-        <w:rPr>
-          <w:noProof/>
-        </w:rPr>
-        <w:t>输出</w:t>
-      </w:r>
-      <w:r>
-        <w:rPr>
-          <w:noProof/>
-        </w:rPr>
-        <w:t xml:space="preserve"> PWM </w:t>
-      </w:r>
-      <w:r>
-        <w:rPr>
-          <w:noProof/>
-        </w:rPr>
-        <w:t>控制信号</w:t>
-      </w:r>
-      <w:r>
-        <w:rPr>
-          <w:noProof/>
-        </w:rPr>
-        <w:t>驱动</w:t>
-      </w:r>
-      <w:r>
-        <w:rPr>
-          <w:noProof/>
-        </w:rPr>
-        <w:t>双路</w:t>
-      </w:r>
-      <w:r>
-        <w:rPr>
-          <w:noProof/>
-        </w:rPr>
-        <w:t xml:space="preserve"> DRV8701 </w:t>
-      </w:r>
-      <w:r>
-        <w:rPr>
-          <w:noProof/>
-        </w:rPr>
-        <w:t>电机驱动方案</w:t>
-      </w:r>
-      <w:r>
-        <w:rPr>
-          <w:noProof/>
-        </w:rPr>
-        <w:t>，实现全向移动与精准推箱。</w:t>
-      </w:r>
-    </w:p>
-    <w:p>
-      <w:pPr>
-        <w:pStyle w:val="21"/>
-        <w:keepNext/>
-        <w:widowControl w:val="0"/>
-        <w:spacing w:before="120" w:after="240" w:line="400" w:lineRule="exact"/>
-      </w:pPr>
-      <w:bookmarkStart w:id="11" w:name="_Toc237591629"/>
-      <w:r>
-        <w:rPr>
-          <w:rFonts w:ascii="Arial" w:eastAsia="黑体" w:hAnsi="Arial"/>
-          <w:noProof/>
-        </w:rPr>
-        <w:t xml:space="preserve">4.2 </w:t>
-      </w:r>
-      <w:r>
-        <w:rPr>
-          <w:rFonts w:ascii="Arial" w:eastAsia="黑体" w:hAnsi="Arial"/>
-          <w:noProof/>
-        </w:rPr>
-        <w:t>核心控制模块</w:t>
       </w:r>
       <w:bookmarkEnd w:id="11"/>
     </w:p>
@@ -7868,71 +9305,88 @@
         <w:widowControl w:val="0"/>
         <w:spacing w:before="120" w:line="400" w:lineRule="exact"/>
         <w:ind w:firstLine="480"/>
+        <w:rPr>
+          <w:lang w:eastAsia="zh-CN"/>
+        </w:rPr>
       </w:pPr>
       <w:r>
         <w:rPr>
           <w:noProof/>
-        </w:rPr>
-        <w:t>主控采用</w:t>
-      </w:r>
-      <w:r>
-        <w:rPr>
-          <w:noProof/>
-        </w:rPr>
-        <w:t xml:space="preserve"> NXP i.MX RT1064 </w:t>
-      </w:r>
-      <w:r>
-        <w:rPr>
-          <w:noProof/>
-        </w:rPr>
-        <w:t>核心板。该芯片基于</w:t>
-      </w:r>
-      <w:r>
-        <w:rPr>
-          <w:noProof/>
-        </w:rPr>
-        <w:t xml:space="preserve"> Arm Cortex-M7 </w:t>
-      </w:r>
-      <w:r>
-        <w:rPr>
-          <w:noProof/>
-        </w:rPr>
-        <w:t>内核，主频可达</w:t>
-      </w:r>
-      <w:r>
-        <w:rPr>
-          <w:noProof/>
-        </w:rPr>
-        <w:t xml:space="preserve"> 600 MHz</w:t>
-      </w:r>
-      <w:r>
-        <w:rPr>
-          <w:noProof/>
-        </w:rPr>
-        <w:t>，并带有硬件浮点运算单元，能够完成多路视觉结果接收、比赛状态机、在线规划、位姿融合和四轮实时控制。核心板通过排针插接自主设计底板，既降低了焊接风险，也便于前期调试、故障更换和后期维护。</w:t>
+          <w:lang w:eastAsia="zh-CN"/>
+        </w:rPr>
+        <w:t>针对本组别复杂目标识别、多路视觉输入及全向运动控制需求，本车以</w:t>
+      </w:r>
+      <w:r>
+        <w:rPr>
+          <w:noProof/>
+          <w:lang w:eastAsia="zh-CN"/>
+        </w:rPr>
+        <w:t xml:space="preserve"> M </w:t>
+      </w:r>
+      <w:r>
+        <w:rPr>
+          <w:noProof/>
+          <w:lang w:eastAsia="zh-CN"/>
+        </w:rPr>
+        <w:t>车模为底盘，设计了一套由</w:t>
+      </w:r>
+      <w:r>
+        <w:rPr>
+          <w:noProof/>
+          <w:lang w:eastAsia="zh-CN"/>
+        </w:rPr>
+        <w:t xml:space="preserve"> RT1064 </w:t>
+      </w:r>
+      <w:r>
+        <w:rPr>
+          <w:noProof/>
+          <w:lang w:eastAsia="zh-CN"/>
+        </w:rPr>
+        <w:t>核心控制模块、多级独立电源管理模块、视觉与姿态传感器接口以及动力执行模块组成的硬件系统。动力部分使用两块双路驱动板，每块集成两片</w:t>
+      </w:r>
+      <w:r>
+        <w:rPr>
+          <w:noProof/>
+          <w:lang w:eastAsia="zh-CN"/>
+        </w:rPr>
+        <w:t xml:space="preserve"> DRV8701 </w:t>
+      </w:r>
+      <w:r>
+        <w:rPr>
+          <w:noProof/>
+          <w:lang w:eastAsia="zh-CN"/>
+        </w:rPr>
+        <w:t>栅极驱动芯片，以独立控制四台电机。</w:t>
       </w:r>
     </w:p>
     <w:p>
       <w:pPr>
         <w:pStyle w:val="21"/>
         <w:keepNext/>
+        <w:keepLines/>
         <w:widowControl w:val="0"/>
         <w:spacing w:before="120" w:after="240" w:line="400" w:lineRule="exact"/>
+        <w:rPr>
+          <w:rFonts w:ascii="Arial" w:eastAsia="黑体" w:hAnsi="Arial"/>
+          <w:lang w:eastAsia="zh-CN"/>
+        </w:rPr>
       </w:pPr>
-      <w:bookmarkStart w:id="12" w:name="_Toc237591630"/>
+      <w:bookmarkStart w:id="12" w:name="_Toc237612467"/>
       <w:r>
         <w:rPr>
           <w:rFonts w:ascii="Arial" w:eastAsia="黑体" w:hAnsi="Arial"/>
           <w:noProof/>
-        </w:rPr>
-        <w:t xml:space="preserve">4.3 </w:t>
+          <w:lang w:eastAsia="zh-CN"/>
+        </w:rPr>
+        <w:t xml:space="preserve">4.1 </w:t>
       </w:r>
       <w:r>
         <w:rPr>
           <w:rFonts w:ascii="Arial" w:eastAsia="黑体" w:hAnsi="Arial"/>
           <w:noProof/>
-        </w:rPr>
-        <w:t>电源管理模块设计</w:t>
+          <w:lang w:eastAsia="zh-CN"/>
+        </w:rPr>
+        <w:t>硬件总体设计方案</w:t>
       </w:r>
       <w:bookmarkEnd w:id="12"/>
     </w:p>
@@ -7942,70 +9396,571 @@
         <w:widowControl w:val="0"/>
         <w:spacing w:before="120" w:line="400" w:lineRule="exact"/>
         <w:ind w:firstLine="480"/>
+        <w:rPr>
+          <w:lang w:eastAsia="zh-CN"/>
+        </w:rPr>
       </w:pPr>
       <w:r>
         <w:rPr>
           <w:noProof/>
+          <w:lang w:eastAsia="zh-CN"/>
+        </w:rPr>
+        <w:t>整车硬件</w:t>
+      </w:r>
+      <w:r>
+        <w:rPr>
+          <w:noProof/>
+          <w:lang w:eastAsia="zh-CN"/>
+        </w:rPr>
+        <w:t>采用</w:t>
+      </w:r>
+      <w:r>
+        <w:rPr>
+          <w:noProof/>
+          <w:lang w:eastAsia="zh-CN"/>
+        </w:rPr>
+        <w:t xml:space="preserve">“RT1064 </w:t>
+      </w:r>
+      <w:r>
+        <w:rPr>
+          <w:noProof/>
+          <w:lang w:eastAsia="zh-CN"/>
+        </w:rPr>
+        <w:t>核心板</w:t>
+      </w:r>
+      <w:r>
+        <w:rPr>
+          <w:noProof/>
+          <w:lang w:eastAsia="zh-CN"/>
+        </w:rPr>
+        <w:t xml:space="preserve"> + </w:t>
+      </w:r>
+      <w:r>
+        <w:rPr>
+          <w:noProof/>
+          <w:lang w:eastAsia="zh-CN"/>
+        </w:rPr>
+        <w:t>自主设计底板</w:t>
+      </w:r>
+      <w:r>
+        <w:rPr>
+          <w:noProof/>
+          <w:lang w:eastAsia="zh-CN"/>
+        </w:rPr>
+        <w:t>”</w:t>
+      </w:r>
+      <w:r>
+        <w:rPr>
+          <w:noProof/>
+          <w:lang w:eastAsia="zh-CN"/>
+        </w:rPr>
+        <w:t>的模块化架构</w:t>
+      </w:r>
+      <w:r>
+        <w:rPr>
+          <w:noProof/>
+          <w:lang w:eastAsia="zh-CN"/>
+        </w:rPr>
+        <w:t>。系统设计遵循</w:t>
+      </w:r>
+      <w:r>
+        <w:rPr>
+          <w:noProof/>
+          <w:lang w:eastAsia="zh-CN"/>
+        </w:rPr>
+        <w:t>“</w:t>
+      </w:r>
+      <w:r>
+        <w:rPr>
+          <w:noProof/>
+          <w:lang w:eastAsia="zh-CN"/>
+        </w:rPr>
+        <w:t>核心算力独立、电源多级稳压、强弱电物理隔离</w:t>
+      </w:r>
+      <w:r>
+        <w:rPr>
+          <w:noProof/>
+          <w:lang w:eastAsia="zh-CN"/>
+        </w:rPr>
+        <w:t>”</w:t>
+      </w:r>
+      <w:r>
+        <w:rPr>
+          <w:noProof/>
+          <w:lang w:eastAsia="zh-CN"/>
+        </w:rPr>
+        <w:t>的三项原则。硬件系统的整体拓扑分为四大模块：电源管理模块、核心控制模块、</w:t>
+      </w:r>
+      <w:r>
+        <w:rPr>
+          <w:noProof/>
+          <w:lang w:eastAsia="zh-CN"/>
+        </w:rPr>
+        <w:t>视觉感知与信号采集模块以及动力执行模块</w:t>
+      </w:r>
+      <w:r>
+        <w:rPr>
+          <w:noProof/>
+          <w:lang w:eastAsia="zh-CN"/>
+        </w:rPr>
+        <w:t>。</w:t>
+      </w:r>
+    </w:p>
+    <w:p>
+      <w:pPr>
+        <w:pStyle w:val="af"/>
+        <w:widowControl w:val="0"/>
+        <w:spacing w:before="120" w:line="400" w:lineRule="exact"/>
+        <w:ind w:firstLine="480"/>
+        <w:rPr>
+          <w:lang w:eastAsia="zh-CN"/>
+        </w:rPr>
+      </w:pPr>
+      <w:r>
+        <w:rPr>
+          <w:noProof/>
+          <w:lang w:eastAsia="zh-CN"/>
+        </w:rPr>
+        <w:t>系统以自主设计的主控底板为基座，</w:t>
+      </w:r>
+      <w:r>
+        <w:rPr>
+          <w:noProof/>
+          <w:lang w:eastAsia="zh-CN"/>
+        </w:rPr>
+        <w:t xml:space="preserve">NXP i.MX RT1064 </w:t>
+      </w:r>
+      <w:r>
+        <w:rPr>
+          <w:noProof/>
+          <w:lang w:eastAsia="zh-CN"/>
+        </w:rPr>
+        <w:t>核心板</w:t>
+      </w:r>
+      <w:r>
+        <w:rPr>
+          <w:noProof/>
+          <w:lang w:eastAsia="zh-CN"/>
+        </w:rPr>
+        <w:t>通过排针插接于底板之上。整个系统由</w:t>
+      </w:r>
+      <w:r>
+        <w:rPr>
+          <w:noProof/>
+          <w:lang w:eastAsia="zh-CN"/>
+        </w:rPr>
+        <w:t xml:space="preserve"> </w:t>
+      </w:r>
+      <w:r>
+        <w:rPr>
+          <w:noProof/>
+          <w:lang w:eastAsia="zh-CN"/>
+        </w:rPr>
+        <w:t>3S</w:t>
+      </w:r>
+      <w:r>
+        <w:rPr>
+          <w:noProof/>
+          <w:lang w:eastAsia="zh-CN"/>
+        </w:rPr>
+        <w:t>（标称</w:t>
+      </w:r>
+      <w:r>
+        <w:rPr>
+          <w:noProof/>
+          <w:lang w:eastAsia="zh-CN"/>
+        </w:rPr>
+        <w:t xml:space="preserve"> 11.1 V</w:t>
+      </w:r>
+      <w:r>
+        <w:rPr>
+          <w:noProof/>
+          <w:lang w:eastAsia="zh-CN"/>
+        </w:rPr>
+        <w:t>）</w:t>
+      </w:r>
+      <w:r>
+        <w:rPr>
+          <w:noProof/>
+          <w:lang w:eastAsia="zh-CN"/>
+        </w:rPr>
+        <w:t>锂电池提供主电源</w:t>
+      </w:r>
+      <w:r>
+        <w:rPr>
+          <w:noProof/>
+          <w:lang w:eastAsia="zh-CN"/>
+        </w:rPr>
+        <w:t>，</w:t>
+      </w:r>
+      <w:r>
+        <w:rPr>
+          <w:noProof/>
+          <w:lang w:eastAsia="zh-CN"/>
+        </w:rPr>
+        <w:t>经由</w:t>
+      </w:r>
+      <w:r>
+        <w:rPr>
+          <w:noProof/>
+          <w:lang w:eastAsia="zh-CN"/>
+        </w:rPr>
+        <w:t xml:space="preserve"> OC5820 </w:t>
+      </w:r>
+      <w:r>
+        <w:rPr>
+          <w:noProof/>
+          <w:lang w:eastAsia="zh-CN"/>
+        </w:rPr>
+        <w:t>降压、</w:t>
+      </w:r>
+      <w:r>
+        <w:rPr>
+          <w:noProof/>
+          <w:lang w:eastAsia="zh-CN"/>
+        </w:rPr>
+        <w:t xml:space="preserve">SY6280 </w:t>
+      </w:r>
+      <w:r>
+        <w:rPr>
+          <w:noProof/>
+          <w:lang w:eastAsia="zh-CN"/>
+        </w:rPr>
+        <w:t>时序控制以及</w:t>
+      </w:r>
+      <w:r>
+        <w:rPr>
+          <w:noProof/>
+          <w:lang w:eastAsia="zh-CN"/>
+        </w:rPr>
+        <w:t xml:space="preserve"> RT9013 LDO </w:t>
+      </w:r>
+      <w:r>
+        <w:rPr>
+          <w:noProof/>
+          <w:lang w:eastAsia="zh-CN"/>
+        </w:rPr>
+        <w:t>稳压后</w:t>
+      </w:r>
+      <w:r>
+        <w:rPr>
+          <w:noProof/>
+          <w:lang w:eastAsia="zh-CN"/>
+        </w:rPr>
+        <w:t>，为各模块提供独立且纯净的电源。</w:t>
+      </w:r>
+      <w:r>
+        <w:rPr>
+          <w:noProof/>
+          <w:lang w:eastAsia="zh-CN"/>
+        </w:rPr>
+        <w:t xml:space="preserve">RT1064 </w:t>
+      </w:r>
+      <w:r>
+        <w:rPr>
+          <w:noProof/>
+          <w:lang w:eastAsia="zh-CN"/>
+        </w:rPr>
+        <w:t>作为中枢</w:t>
+      </w:r>
+      <w:r>
+        <w:rPr>
+          <w:noProof/>
+          <w:lang w:eastAsia="zh-CN"/>
+        </w:rPr>
+        <w:t>，通过</w:t>
+      </w:r>
+      <w:r>
+        <w:rPr>
+          <w:noProof/>
+          <w:lang w:eastAsia="zh-CN"/>
+        </w:rPr>
+        <w:t>两路</w:t>
+      </w:r>
+      <w:r>
+        <w:rPr>
+          <w:noProof/>
+          <w:lang w:eastAsia="zh-CN"/>
+        </w:rPr>
+        <w:t xml:space="preserve"> UART </w:t>
+      </w:r>
+      <w:r>
+        <w:rPr>
+          <w:noProof/>
+          <w:lang w:eastAsia="zh-CN"/>
+        </w:rPr>
+        <w:t>与视觉模块交互</w:t>
+      </w:r>
+      <w:r>
+        <w:rPr>
+          <w:noProof/>
+          <w:lang w:eastAsia="zh-CN"/>
+        </w:rPr>
+        <w:t>，并</w:t>
+      </w:r>
+      <w:r>
+        <w:rPr>
+          <w:noProof/>
+          <w:lang w:eastAsia="zh-CN"/>
+        </w:rPr>
+        <w:t>输出</w:t>
+      </w:r>
+      <w:r>
+        <w:rPr>
+          <w:noProof/>
+          <w:lang w:eastAsia="zh-CN"/>
+        </w:rPr>
+        <w:t xml:space="preserve"> PWM </w:t>
+      </w:r>
+      <w:r>
+        <w:rPr>
+          <w:noProof/>
+          <w:lang w:eastAsia="zh-CN"/>
+        </w:rPr>
+        <w:t>控制信号</w:t>
+      </w:r>
+      <w:r>
+        <w:rPr>
+          <w:noProof/>
+          <w:lang w:eastAsia="zh-CN"/>
+        </w:rPr>
+        <w:t>驱动</w:t>
+      </w:r>
+      <w:r>
+        <w:rPr>
+          <w:noProof/>
+          <w:lang w:eastAsia="zh-CN"/>
+        </w:rPr>
+        <w:t>双路</w:t>
+      </w:r>
+      <w:r>
+        <w:rPr>
+          <w:noProof/>
+          <w:lang w:eastAsia="zh-CN"/>
+        </w:rPr>
+        <w:t xml:space="preserve"> DRV8701 </w:t>
+      </w:r>
+      <w:r>
+        <w:rPr>
+          <w:noProof/>
+          <w:lang w:eastAsia="zh-CN"/>
+        </w:rPr>
+        <w:t>电机驱动方案</w:t>
+      </w:r>
+      <w:r>
+        <w:rPr>
+          <w:noProof/>
+          <w:lang w:eastAsia="zh-CN"/>
+        </w:rPr>
+        <w:t>，实现全向移动与精准推箱。</w:t>
+      </w:r>
+    </w:p>
+    <w:p>
+      <w:pPr>
+        <w:pStyle w:val="21"/>
+        <w:keepNext/>
+        <w:keepLines/>
+        <w:widowControl w:val="0"/>
+        <w:spacing w:before="120" w:after="240" w:line="400" w:lineRule="exact"/>
+        <w:rPr>
+          <w:rFonts w:ascii="Arial" w:eastAsia="黑体" w:hAnsi="Arial"/>
+          <w:lang w:eastAsia="zh-CN"/>
+        </w:rPr>
+      </w:pPr>
+      <w:bookmarkStart w:id="13" w:name="_Toc237612468"/>
+      <w:r>
+        <w:rPr>
+          <w:rFonts w:ascii="Arial" w:eastAsia="黑体" w:hAnsi="Arial"/>
+          <w:noProof/>
+          <w:lang w:eastAsia="zh-CN"/>
+        </w:rPr>
+        <w:t xml:space="preserve">4.2 </w:t>
+      </w:r>
+      <w:r>
+        <w:rPr>
+          <w:rFonts w:ascii="Arial" w:eastAsia="黑体" w:hAnsi="Arial"/>
+          <w:noProof/>
+          <w:lang w:eastAsia="zh-CN"/>
+        </w:rPr>
+        <w:t>核心控制模块</w:t>
+      </w:r>
+      <w:bookmarkEnd w:id="13"/>
+    </w:p>
+    <w:p>
+      <w:pPr>
+        <w:pStyle w:val="af"/>
+        <w:widowControl w:val="0"/>
+        <w:spacing w:before="120" w:line="400" w:lineRule="exact"/>
+        <w:ind w:firstLine="480"/>
+        <w:rPr>
+          <w:lang w:eastAsia="zh-CN"/>
+        </w:rPr>
+      </w:pPr>
+      <w:r>
+        <w:rPr>
+          <w:noProof/>
+          <w:lang w:eastAsia="zh-CN"/>
+        </w:rPr>
+        <w:t>主控采用</w:t>
+      </w:r>
+      <w:r>
+        <w:rPr>
+          <w:noProof/>
+          <w:lang w:eastAsia="zh-CN"/>
+        </w:rPr>
+        <w:t xml:space="preserve"> NXP i.MX RT1064 </w:t>
+      </w:r>
+      <w:r>
+        <w:rPr>
+          <w:noProof/>
+          <w:lang w:eastAsia="zh-CN"/>
+        </w:rPr>
+        <w:t>核心板。该芯片基于</w:t>
+      </w:r>
+      <w:r>
+        <w:rPr>
+          <w:noProof/>
+          <w:lang w:eastAsia="zh-CN"/>
+        </w:rPr>
+        <w:t xml:space="preserve"> Arm Cortex-M7 </w:t>
+      </w:r>
+      <w:r>
+        <w:rPr>
+          <w:noProof/>
+          <w:lang w:eastAsia="zh-CN"/>
+        </w:rPr>
+        <w:t>内核，主频可达</w:t>
+      </w:r>
+      <w:r>
+        <w:rPr>
+          <w:noProof/>
+          <w:lang w:eastAsia="zh-CN"/>
+        </w:rPr>
+        <w:t xml:space="preserve"> 600 MHz</w:t>
+      </w:r>
+      <w:r>
+        <w:rPr>
+          <w:noProof/>
+          <w:lang w:eastAsia="zh-CN"/>
+        </w:rPr>
+        <w:t>，并带有硬件浮点运算单元，能够完成多路视觉结果接收、比赛状态机、在线规划、位姿融合和四轮实时控制。核心板通过排针插接自主设计底板，既降低了焊接风险，也便于前期调试、故障更换和后期维护。</w:t>
+      </w:r>
+    </w:p>
+    <w:p>
+      <w:pPr>
+        <w:pStyle w:val="21"/>
+        <w:keepNext/>
+        <w:keepLines/>
+        <w:widowControl w:val="0"/>
+        <w:spacing w:before="120" w:after="240" w:line="400" w:lineRule="exact"/>
+        <w:rPr>
+          <w:rFonts w:ascii="Arial" w:eastAsia="黑体" w:hAnsi="Arial"/>
+          <w:lang w:eastAsia="zh-CN"/>
+        </w:rPr>
+      </w:pPr>
+      <w:bookmarkStart w:id="14" w:name="_Toc237612469"/>
+      <w:r>
+        <w:rPr>
+          <w:rFonts w:ascii="Arial" w:eastAsia="黑体" w:hAnsi="Arial"/>
+          <w:noProof/>
+          <w:lang w:eastAsia="zh-CN"/>
+        </w:rPr>
+        <w:t xml:space="preserve">4.3 </w:t>
+      </w:r>
+      <w:r>
+        <w:rPr>
+          <w:rFonts w:ascii="Arial" w:eastAsia="黑体" w:hAnsi="Arial"/>
+          <w:noProof/>
+          <w:lang w:eastAsia="zh-CN"/>
+        </w:rPr>
+        <w:t>电源管理模块设计</w:t>
+      </w:r>
+      <w:bookmarkEnd w:id="14"/>
+    </w:p>
+    <w:p>
+      <w:pPr>
+        <w:pStyle w:val="af"/>
+        <w:widowControl w:val="0"/>
+        <w:spacing w:before="120" w:line="400" w:lineRule="exact"/>
+        <w:ind w:firstLine="480"/>
+        <w:rPr>
+          <w:lang w:eastAsia="zh-CN"/>
+        </w:rPr>
+      </w:pPr>
+      <w:r>
+        <w:rPr>
+          <w:noProof/>
+          <w:lang w:eastAsia="zh-CN"/>
         </w:rPr>
         <w:t>智能视觉组同时搭载视觉模块、姿态传感器和四台驱动电机，系统瞬时功耗较大，视觉识别又对供电纹波较为敏感。因此，整车围绕</w:t>
       </w:r>
       <w:r>
         <w:rPr>
           <w:noProof/>
+          <w:lang w:eastAsia="zh-CN"/>
         </w:rPr>
         <w:t xml:space="preserve"> 3S </w:t>
       </w:r>
       <w:r>
         <w:rPr>
           <w:noProof/>
+          <w:lang w:eastAsia="zh-CN"/>
         </w:rPr>
         <w:t>锂电池设计</w:t>
       </w:r>
       <w:r>
         <w:rPr>
           <w:noProof/>
+          <w:lang w:eastAsia="zh-CN"/>
         </w:rPr>
         <w:t xml:space="preserve">“DC-DC </w:t>
       </w:r>
       <w:r>
         <w:rPr>
           <w:noProof/>
+          <w:lang w:eastAsia="zh-CN"/>
         </w:rPr>
         <w:t>主降压、负载开关时序控制、</w:t>
       </w:r>
       <w:r>
         <w:rPr>
           <w:noProof/>
+          <w:lang w:eastAsia="zh-CN"/>
         </w:rPr>
         <w:t xml:space="preserve">LDO </w:t>
       </w:r>
       <w:r>
         <w:rPr>
           <w:noProof/>
+          <w:lang w:eastAsia="zh-CN"/>
         </w:rPr>
         <w:t>精细稳压</w:t>
       </w:r>
       <w:r>
         <w:rPr>
           <w:noProof/>
+          <w:lang w:eastAsia="zh-CN"/>
         </w:rPr>
         <w:t>”</w:t>
       </w:r>
       <w:r>
         <w:rPr>
           <w:noProof/>
+          <w:lang w:eastAsia="zh-CN"/>
         </w:rPr>
         <w:t>的三级供电架构，其原理如图</w:t>
       </w:r>
       <w:r>
         <w:rPr>
           <w:noProof/>
+          <w:lang w:eastAsia="zh-CN"/>
         </w:rPr>
         <w:t xml:space="preserve"> 4.1 </w:t>
       </w:r>
       <w:r>
         <w:rPr>
           <w:noProof/>
+          <w:lang w:eastAsia="zh-CN"/>
         </w:rPr>
         <w:t>所示。</w:t>
       </w:r>
@@ -8014,13 +9969,14 @@
       <w:pPr>
         <w:keepNext/>
         <w:widowControl w:val="0"/>
-        <w:spacing w:before="120" w:after="0" w:line="400" w:lineRule="exact"/>
+        <w:spacing w:before="120" w:after="0" w:line="360" w:lineRule="auto"/>
         <w:jc w:val="center"/>
       </w:pPr>
       <w:r>
         <w:rPr>
           <w:noProof/>
         </w:rPr>
+        <w:lastRenderedPageBreak/>
         <w:drawing>
           <wp:inline distT="0" distB="0" distL="0" distR="0" wp14:anchorId="41C2FFB4" wp14:editId="70D8727B">
             <wp:extent cx="4752000" cy="4728299"/>
@@ -8037,7 +9993,7 @@
                     <pic:cNvPicPr/>
                   </pic:nvPicPr>
                   <pic:blipFill>
-                    <a:blip r:embed="rId40"/>
+                    <a:blip r:embed="rId45"/>
                     <a:stretch>
                       <a:fillRect/>
                     </a:stretch>
@@ -8063,11 +10019,15 @@
         <w:widowControl w:val="0"/>
         <w:spacing w:after="120" w:line="340" w:lineRule="exact"/>
         <w:jc w:val="center"/>
+        <w:rPr>
+          <w:lang w:eastAsia="zh-CN"/>
+        </w:rPr>
       </w:pPr>
       <w:r>
         <w:rPr>
           <w:noProof/>
           <w:sz w:val="21"/>
+          <w:lang w:eastAsia="zh-CN"/>
         </w:rPr>
         <w:t>图</w:t>
       </w:r>
@@ -8075,6 +10035,7 @@
         <w:rPr>
           <w:noProof/>
           <w:sz w:val="21"/>
+          <w:lang w:eastAsia="zh-CN"/>
         </w:rPr>
         <w:t xml:space="preserve"> 4.1 </w:t>
       </w:r>
@@ -8082,9 +10043,646 @@
         <w:rPr>
           <w:noProof/>
           <w:sz w:val="21"/>
+          <w:lang w:eastAsia="zh-CN"/>
         </w:rPr>
         <w:t>电源管理模块原理图</w:t>
       </w:r>
+    </w:p>
+    <w:p>
+      <w:pPr>
+        <w:pStyle w:val="af"/>
+        <w:widowControl w:val="0"/>
+        <w:spacing w:before="120" w:line="400" w:lineRule="exact"/>
+        <w:ind w:firstLine="480"/>
+        <w:rPr>
+          <w:lang w:eastAsia="zh-CN"/>
+        </w:rPr>
+      </w:pPr>
+      <w:r>
+        <w:rPr>
+          <w:noProof/>
+          <w:lang w:eastAsia="zh-CN"/>
+        </w:rPr>
+        <w:t>第一级采用</w:t>
+      </w:r>
+      <w:r>
+        <w:rPr>
+          <w:noProof/>
+          <w:lang w:eastAsia="zh-CN"/>
+        </w:rPr>
+        <w:t xml:space="preserve"> OC5820 </w:t>
+      </w:r>
+      <w:r>
+        <w:rPr>
+          <w:noProof/>
+          <w:lang w:eastAsia="zh-CN"/>
+        </w:rPr>
+        <w:t>同步降压芯片，将</w:t>
+      </w:r>
+      <w:r>
+        <w:rPr>
+          <w:noProof/>
+          <w:lang w:eastAsia="zh-CN"/>
+        </w:rPr>
+        <w:t xml:space="preserve"> 3S </w:t>
+      </w:r>
+      <w:r>
+        <w:rPr>
+          <w:noProof/>
+          <w:lang w:eastAsia="zh-CN"/>
+        </w:rPr>
+        <w:t>锂电池电压转换为</w:t>
+      </w:r>
+      <w:r>
+        <w:rPr>
+          <w:noProof/>
+          <w:lang w:eastAsia="zh-CN"/>
+        </w:rPr>
+        <w:t xml:space="preserve"> 5 V </w:t>
+      </w:r>
+      <w:r>
+        <w:rPr>
+          <w:noProof/>
+          <w:lang w:eastAsia="zh-CN"/>
+        </w:rPr>
+        <w:t>总线电压。输入、输出端配置储能与高频去耦电容，反馈网络设定输出电压，为视觉模块和后级稳压电路提供功率储备。</w:t>
+      </w:r>
+    </w:p>
+    <w:p>
+      <w:pPr>
+        <w:pStyle w:val="af"/>
+        <w:widowControl w:val="0"/>
+        <w:spacing w:before="120" w:line="400" w:lineRule="exact"/>
+        <w:ind w:firstLine="480"/>
+        <w:rPr>
+          <w:lang w:eastAsia="zh-CN"/>
+        </w:rPr>
+      </w:pPr>
+      <w:r>
+        <w:rPr>
+          <w:noProof/>
+          <w:lang w:eastAsia="zh-CN"/>
+        </w:rPr>
+        <w:t>第二级在</w:t>
+      </w:r>
+      <w:r>
+        <w:rPr>
+          <w:noProof/>
+          <w:lang w:eastAsia="zh-CN"/>
+        </w:rPr>
+        <w:t xml:space="preserve"> 5 V </w:t>
+      </w:r>
+      <w:r>
+        <w:rPr>
+          <w:noProof/>
+          <w:lang w:eastAsia="zh-CN"/>
+        </w:rPr>
+        <w:t>外设支路设置</w:t>
+      </w:r>
+      <w:r>
+        <w:rPr>
+          <w:noProof/>
+          <w:lang w:eastAsia="zh-CN"/>
+        </w:rPr>
+        <w:t xml:space="preserve"> SY6280 </w:t>
+      </w:r>
+      <w:r>
+        <w:rPr>
+          <w:noProof/>
+          <w:lang w:eastAsia="zh-CN"/>
+        </w:rPr>
+        <w:t>负载开关。</w:t>
+      </w:r>
+      <w:r>
+        <w:rPr>
+          <w:noProof/>
+          <w:lang w:eastAsia="zh-CN"/>
+        </w:rPr>
+        <w:t xml:space="preserve">OpenART </w:t>
+      </w:r>
+      <w:r>
+        <w:rPr>
+          <w:noProof/>
+          <w:lang w:eastAsia="zh-CN"/>
+        </w:rPr>
+        <w:t>等模块上电时可能产生浪涌电流，</w:t>
+      </w:r>
+      <w:r>
+        <w:rPr>
+          <w:noProof/>
+          <w:lang w:eastAsia="zh-CN"/>
+        </w:rPr>
+        <w:t xml:space="preserve">SY6280 </w:t>
+      </w:r>
+      <w:r>
+        <w:rPr>
+          <w:noProof/>
+          <w:lang w:eastAsia="zh-CN"/>
+        </w:rPr>
+        <w:t>的限流和受控开启能力可实现外设上电时序，减少电流尖峰引起主控复位或总线电压跌落的风险。</w:t>
+      </w:r>
+    </w:p>
+    <w:p>
+      <w:pPr>
+        <w:pStyle w:val="af"/>
+        <w:widowControl w:val="0"/>
+        <w:spacing w:before="120" w:line="400" w:lineRule="exact"/>
+        <w:ind w:firstLine="480"/>
+        <w:rPr>
+          <w:lang w:eastAsia="zh-CN"/>
+        </w:rPr>
+      </w:pPr>
+      <w:r>
+        <w:rPr>
+          <w:noProof/>
+          <w:lang w:eastAsia="zh-CN"/>
+        </w:rPr>
+        <w:t>第三级使用</w:t>
+      </w:r>
+      <w:r>
+        <w:rPr>
+          <w:noProof/>
+          <w:lang w:eastAsia="zh-CN"/>
+        </w:rPr>
+        <w:t xml:space="preserve"> RT9013 </w:t>
+      </w:r>
+      <w:r>
+        <w:rPr>
+          <w:noProof/>
+          <w:lang w:eastAsia="zh-CN"/>
+        </w:rPr>
+        <w:t>低压差线性稳压器输出</w:t>
+      </w:r>
+      <w:r>
+        <w:rPr>
+          <w:noProof/>
+          <w:lang w:eastAsia="zh-CN"/>
+        </w:rPr>
+        <w:t xml:space="preserve"> 3.3 V</w:t>
+      </w:r>
+      <w:r>
+        <w:rPr>
+          <w:noProof/>
+          <w:lang w:eastAsia="zh-CN"/>
+        </w:rPr>
+        <w:t>，为核心控制与低压信号电路提供低噪声电源。各级输入、输出端均就近布置去耦电容，动力供电与弱信号供电在布局布线中分区处理。</w:t>
+      </w:r>
+    </w:p>
+    <w:p>
+      <w:pPr>
+        <w:pStyle w:val="af"/>
+        <w:spacing w:after="0" w:line="400" w:lineRule="exact"/>
+        <w:ind w:firstLine="480"/>
+        <w:rPr>
+          <w:noProof/>
+          <w:lang w:eastAsia="zh-CN"/>
+        </w:rPr>
+      </w:pPr>
+      <w:r>
+        <w:rPr>
+          <w:rFonts w:hint="eastAsia"/>
+          <w:noProof/>
+          <w:lang w:eastAsia="zh-CN"/>
+        </w:rPr>
+        <w:lastRenderedPageBreak/>
+        <w:t>经容量统计，主控母板所配置电容总容量为</w:t>
+      </w:r>
+      <w:r>
+        <w:rPr>
+          <w:rFonts w:hint="eastAsia"/>
+          <w:noProof/>
+          <w:lang w:eastAsia="zh-CN"/>
+        </w:rPr>
+        <w:t xml:space="preserve"> 512.1 </w:t>
+      </w:r>
+      <w:r>
+        <w:rPr>
+          <w:rFonts w:hint="eastAsia"/>
+          <w:noProof/>
+          <w:lang w:eastAsia="zh-CN"/>
+        </w:rPr>
+        <w:t>μ</w:t>
+      </w:r>
+      <w:r>
+        <w:rPr>
+          <w:rFonts w:hint="eastAsia"/>
+          <w:noProof/>
+          <w:lang w:eastAsia="zh-CN"/>
+        </w:rPr>
+        <w:t>F</w:t>
+      </w:r>
+      <w:r>
+        <w:rPr>
+          <w:rFonts w:hint="eastAsia"/>
+          <w:noProof/>
+          <w:lang w:eastAsia="zh-CN"/>
+        </w:rPr>
+        <w:t>，单块驱动板为</w:t>
+      </w:r>
+      <w:r>
+        <w:rPr>
+          <w:rFonts w:hint="eastAsia"/>
+          <w:noProof/>
+          <w:lang w:eastAsia="zh-CN"/>
+        </w:rPr>
+        <w:t xml:space="preserve"> 246.4 </w:t>
+      </w:r>
+      <w:r>
+        <w:rPr>
+          <w:rFonts w:hint="eastAsia"/>
+          <w:noProof/>
+          <w:lang w:eastAsia="zh-CN"/>
+        </w:rPr>
+        <w:t>μ</w:t>
+      </w:r>
+      <w:r>
+        <w:rPr>
+          <w:rFonts w:hint="eastAsia"/>
+          <w:noProof/>
+          <w:lang w:eastAsia="zh-CN"/>
+        </w:rPr>
+        <w:t>F</w:t>
+      </w:r>
+      <w:r>
+        <w:rPr>
+          <w:rFonts w:hint="eastAsia"/>
+          <w:noProof/>
+          <w:lang w:eastAsia="zh-CN"/>
+        </w:rPr>
+        <w:t>；整车使用两块驱动板，车模总体电容容量为</w:t>
+      </w:r>
+      <w:r>
+        <w:rPr>
+          <w:rFonts w:hint="eastAsia"/>
+          <w:noProof/>
+          <w:lang w:eastAsia="zh-CN"/>
+        </w:rPr>
+        <w:t xml:space="preserve"> 1004.9 </w:t>
+      </w:r>
+      <w:r>
+        <w:rPr>
+          <w:rFonts w:hint="eastAsia"/>
+          <w:noProof/>
+          <w:lang w:eastAsia="zh-CN"/>
+        </w:rPr>
+        <w:t>μ</w:t>
+      </w:r>
+      <w:r>
+        <w:rPr>
+          <w:rFonts w:hint="eastAsia"/>
+          <w:noProof/>
+          <w:lang w:eastAsia="zh-CN"/>
+        </w:rPr>
+        <w:t>F</w:t>
+      </w:r>
+      <w:r>
+        <w:rPr>
+          <w:rFonts w:hint="eastAsia"/>
+          <w:noProof/>
+          <w:lang w:eastAsia="zh-CN"/>
+        </w:rPr>
+        <w:t>。</w:t>
+      </w:r>
+    </w:p>
+    <w:p>
+      <w:pPr>
+        <w:pStyle w:val="af"/>
+        <w:spacing w:after="0" w:line="400" w:lineRule="exact"/>
+        <w:ind w:firstLine="480"/>
+        <w:rPr>
+          <w:noProof/>
+          <w:lang w:eastAsia="zh-CN"/>
+        </w:rPr>
+      </w:pPr>
+      <w:r>
+        <w:rPr>
+          <w:rFonts w:hint="eastAsia"/>
+          <w:noProof/>
+          <w:lang w:eastAsia="zh-CN"/>
+        </w:rPr>
+        <w:t>在基础静态工况下，</w:t>
+      </w:r>
+      <w:r>
+        <w:rPr>
+          <w:rFonts w:hint="eastAsia"/>
+          <w:noProof/>
+          <w:lang w:eastAsia="zh-CN"/>
+        </w:rPr>
+        <w:t xml:space="preserve">RT1064 </w:t>
+      </w:r>
+      <w:r>
+        <w:rPr>
+          <w:rFonts w:hint="eastAsia"/>
+          <w:noProof/>
+          <w:lang w:eastAsia="zh-CN"/>
+        </w:rPr>
+        <w:t>主控母板功耗为</w:t>
+      </w:r>
+      <w:r>
+        <w:rPr>
+          <w:rFonts w:hint="eastAsia"/>
+          <w:noProof/>
+          <w:lang w:eastAsia="zh-CN"/>
+        </w:rPr>
+        <w:t xml:space="preserve"> 1.02 W</w:t>
+      </w:r>
+      <w:r>
+        <w:rPr>
+          <w:rFonts w:hint="eastAsia"/>
+          <w:noProof/>
+          <w:lang w:eastAsia="zh-CN"/>
+        </w:rPr>
+        <w:t>，两片</w:t>
+      </w:r>
+      <w:r>
+        <w:rPr>
+          <w:rFonts w:hint="eastAsia"/>
+          <w:noProof/>
+          <w:lang w:eastAsia="zh-CN"/>
+        </w:rPr>
+        <w:t xml:space="preserve"> DRV8701E </w:t>
+      </w:r>
+      <w:r>
+        <w:rPr>
+          <w:rFonts w:hint="eastAsia"/>
+          <w:noProof/>
+          <w:lang w:eastAsia="zh-CN"/>
+        </w:rPr>
+        <w:t>驱动芯片功耗合计为</w:t>
+      </w:r>
+      <w:r>
+        <w:rPr>
+          <w:rFonts w:hint="eastAsia"/>
+          <w:noProof/>
+          <w:lang w:eastAsia="zh-CN"/>
+        </w:rPr>
+        <w:t xml:space="preserve"> 0.27 W</w:t>
+      </w:r>
+      <w:r>
+        <w:rPr>
+          <w:rFonts w:hint="eastAsia"/>
+          <w:noProof/>
+          <w:lang w:eastAsia="zh-CN"/>
+        </w:rPr>
+        <w:t>，整机静态功耗合计为</w:t>
+      </w:r>
+      <w:r>
+        <w:rPr>
+          <w:rFonts w:hint="eastAsia"/>
+          <w:noProof/>
+          <w:lang w:eastAsia="zh-CN"/>
+        </w:rPr>
+        <w:t xml:space="preserve"> 1.29 W</w:t>
+      </w:r>
+      <w:r>
+        <w:rPr>
+          <w:rFonts w:hint="eastAsia"/>
+          <w:noProof/>
+          <w:lang w:eastAsia="zh-CN"/>
+        </w:rPr>
+        <w:t>。整机电机空载功耗为</w:t>
+      </w:r>
+      <w:r>
+        <w:rPr>
+          <w:rFonts w:hint="eastAsia"/>
+          <w:noProof/>
+          <w:lang w:eastAsia="zh-CN"/>
+        </w:rPr>
+        <w:t xml:space="preserve"> 11.06 W</w:t>
+      </w:r>
+      <w:r>
+        <w:rPr>
+          <w:rFonts w:hint="eastAsia"/>
+          <w:noProof/>
+          <w:lang w:eastAsia="zh-CN"/>
+        </w:rPr>
+        <w:t>，正常行驶功耗为</w:t>
+      </w:r>
+      <w:r>
+        <w:rPr>
+          <w:rFonts w:hint="eastAsia"/>
+          <w:noProof/>
+          <w:lang w:eastAsia="zh-CN"/>
+        </w:rPr>
+        <w:t xml:space="preserve"> 54.57 W</w:t>
+      </w:r>
+      <w:r>
+        <w:rPr>
+          <w:rFonts w:hint="eastAsia"/>
+          <w:noProof/>
+          <w:lang w:eastAsia="zh-CN"/>
+        </w:rPr>
+        <w:t>，电机堵转极限工况功耗为</w:t>
+      </w:r>
+      <w:r>
+        <w:rPr>
+          <w:rFonts w:hint="eastAsia"/>
+          <w:noProof/>
+          <w:lang w:eastAsia="zh-CN"/>
+        </w:rPr>
+        <w:t xml:space="preserve"> 268.84 W</w:t>
+      </w:r>
+      <w:r>
+        <w:rPr>
+          <w:rFonts w:hint="eastAsia"/>
+          <w:noProof/>
+          <w:lang w:eastAsia="zh-CN"/>
+        </w:rPr>
+        <w:t>。堵转功耗用于校核电源和驱动的瞬时承载能力，实际运行中应避免长时间堵转。</w:t>
+      </w:r>
+    </w:p>
+    <w:p>
+      <w:pPr>
+        <w:pStyle w:val="af"/>
+        <w:spacing w:after="0" w:line="400" w:lineRule="exact"/>
+        <w:ind w:firstLine="480"/>
+        <w:rPr>
+          <w:lang w:eastAsia="zh-CN"/>
+        </w:rPr>
+      </w:pPr>
+      <w:r>
+        <w:rPr>
+          <w:noProof/>
+          <w:lang w:eastAsia="zh-CN"/>
+        </w:rPr>
+        <w:t xml:space="preserve">4.4 </w:t>
+      </w:r>
+      <w:r>
+        <w:rPr>
+          <w:noProof/>
+          <w:lang w:eastAsia="zh-CN"/>
+        </w:rPr>
+        <w:t>传感器与信号采集模块</w:t>
+      </w:r>
+    </w:p>
+    <w:p>
+      <w:pPr>
+        <w:pStyle w:val="af"/>
+        <w:widowControl w:val="0"/>
+        <w:spacing w:before="120" w:line="400" w:lineRule="exact"/>
+        <w:ind w:firstLine="480"/>
+        <w:rPr>
+          <w:lang w:eastAsia="zh-CN"/>
+        </w:rPr>
+      </w:pPr>
+      <w:r>
+        <w:rPr>
+          <w:noProof/>
+          <w:lang w:eastAsia="zh-CN"/>
+        </w:rPr>
+        <w:t>视觉传感器接口：底板提供两路独立</w:t>
+      </w:r>
+      <w:r>
+        <w:rPr>
+          <w:noProof/>
+          <w:lang w:eastAsia="zh-CN"/>
+        </w:rPr>
+        <w:t xml:space="preserve"> OpenART </w:t>
+      </w:r>
+      <w:r>
+        <w:rPr>
+          <w:noProof/>
+          <w:lang w:eastAsia="zh-CN"/>
+        </w:rPr>
+        <w:t>接口，分别连接</w:t>
+      </w:r>
+      <w:r>
+        <w:rPr>
+          <w:noProof/>
+          <w:lang w:eastAsia="zh-CN"/>
+        </w:rPr>
+        <w:t xml:space="preserve"> OpenART Mini </w:t>
+      </w:r>
+      <w:r>
+        <w:rPr>
+          <w:noProof/>
+          <w:lang w:eastAsia="zh-CN"/>
+        </w:rPr>
+        <w:t>与</w:t>
+      </w:r>
+      <w:r>
+        <w:rPr>
+          <w:noProof/>
+          <w:lang w:eastAsia="zh-CN"/>
+        </w:rPr>
+        <w:t xml:space="preserve"> OpenART Plus</w:t>
+      </w:r>
+      <w:r>
+        <w:rPr>
+          <w:noProof/>
+          <w:lang w:eastAsia="zh-CN"/>
+        </w:rPr>
+        <w:t>。两个模块承担场地定位和目标语义识别任务，并通过独立</w:t>
+      </w:r>
+      <w:r>
+        <w:rPr>
+          <w:noProof/>
+          <w:lang w:eastAsia="zh-CN"/>
+        </w:rPr>
+        <w:t xml:space="preserve"> UART </w:t>
+      </w:r>
+      <w:r>
+        <w:rPr>
+          <w:noProof/>
+          <w:lang w:eastAsia="zh-CN"/>
+        </w:rPr>
+        <w:t>与</w:t>
+      </w:r>
+      <w:r>
+        <w:rPr>
+          <w:noProof/>
+          <w:lang w:eastAsia="zh-CN"/>
+        </w:rPr>
+        <w:t xml:space="preserve"> RT1064 </w:t>
+      </w:r>
+      <w:r>
+        <w:rPr>
+          <w:noProof/>
+          <w:lang w:eastAsia="zh-CN"/>
+        </w:rPr>
+        <w:t>通信，以减少多路数据并发时的相互影响。</w:t>
+      </w:r>
+    </w:p>
+    <w:p>
+      <w:pPr>
+        <w:pStyle w:val="af"/>
+        <w:widowControl w:val="0"/>
+        <w:spacing w:before="120" w:line="400" w:lineRule="exact"/>
+        <w:ind w:firstLine="480"/>
+        <w:rPr>
+          <w:lang w:eastAsia="zh-CN"/>
+        </w:rPr>
+      </w:pPr>
+      <w:r>
+        <w:rPr>
+          <w:noProof/>
+          <w:lang w:eastAsia="zh-CN"/>
+        </w:rPr>
+        <w:t>姿态传感器接口：板载六轴陀螺仪和加速度计，通过</w:t>
+      </w:r>
+      <w:r>
+        <w:rPr>
+          <w:noProof/>
+          <w:lang w:eastAsia="zh-CN"/>
+        </w:rPr>
+        <w:t xml:space="preserve"> SPI </w:t>
+      </w:r>
+      <w:r>
+        <w:rPr>
+          <w:noProof/>
+          <w:lang w:eastAsia="zh-CN"/>
+        </w:rPr>
+        <w:t>总线与主控通信。姿态数据用于偏航角与角速度估计，为原地对准、直线行驶和横向移动提供闭环反馈。</w:t>
+      </w:r>
+    </w:p>
+    <w:p>
+      <w:pPr>
+        <w:pStyle w:val="af"/>
+        <w:widowControl w:val="0"/>
+        <w:spacing w:before="120" w:line="400" w:lineRule="exact"/>
+        <w:ind w:firstLine="480"/>
+        <w:rPr>
+          <w:lang w:eastAsia="zh-CN"/>
+        </w:rPr>
+      </w:pPr>
+      <w:r>
+        <w:rPr>
+          <w:noProof/>
+          <w:lang w:eastAsia="zh-CN"/>
+        </w:rPr>
+        <w:t>编码器接口：四台电机均配置正交编码器，底板预留独立采集接口。主控根据四轮脉冲增量计算实际轮速，并通过正运动学得到车体速度和里程计位姿，为轮速闭环及视觉坐标融合提供高频运动信息。</w:t>
+      </w:r>
+    </w:p>
+    <w:p>
+      <w:pPr>
+        <w:pStyle w:val="21"/>
+        <w:keepNext/>
+        <w:keepLines/>
+        <w:widowControl w:val="0"/>
+        <w:spacing w:before="120" w:after="240" w:line="400" w:lineRule="exact"/>
+        <w:rPr>
+          <w:rFonts w:ascii="Arial" w:eastAsia="黑体" w:hAnsi="Arial"/>
+          <w:lang w:eastAsia="zh-CN"/>
+        </w:rPr>
+      </w:pPr>
+      <w:bookmarkStart w:id="15" w:name="_Toc237612470"/>
+      <w:r>
+        <w:rPr>
+          <w:rFonts w:ascii="Arial" w:eastAsia="黑体" w:hAnsi="Arial"/>
+          <w:noProof/>
+          <w:lang w:eastAsia="zh-CN"/>
+        </w:rPr>
+        <w:t xml:space="preserve">4.5 </w:t>
+      </w:r>
+      <w:r>
+        <w:rPr>
+          <w:rFonts w:ascii="Arial" w:eastAsia="黑体" w:hAnsi="Arial"/>
+          <w:noProof/>
+          <w:lang w:eastAsia="zh-CN"/>
+        </w:rPr>
+        <w:t>电机驱动与执行机构</w:t>
+      </w:r>
+      <w:bookmarkEnd w:id="15"/>
     </w:p>
     <w:p>
       <w:pPr>
@@ -8096,429 +10694,141 @@
       <w:r>
         <w:rPr>
           <w:noProof/>
-        </w:rPr>
-        <w:lastRenderedPageBreak/>
-        <w:t>第一级采用</w:t>
-      </w:r>
-      <w:r>
-        <w:rPr>
-          <w:noProof/>
-        </w:rPr>
-        <w:t xml:space="preserve"> OC5820 </w:t>
-      </w:r>
-      <w:r>
-        <w:rPr>
-          <w:noProof/>
-        </w:rPr>
-        <w:t>同步降压芯片，将</w:t>
-      </w:r>
-      <w:r>
-        <w:rPr>
-          <w:noProof/>
-        </w:rPr>
-        <w:t xml:space="preserve"> 3S </w:t>
-      </w:r>
-      <w:r>
-        <w:rPr>
-          <w:noProof/>
-        </w:rPr>
-        <w:t>锂电池电压转换为</w:t>
-      </w:r>
-      <w:r>
-        <w:rPr>
-          <w:noProof/>
-        </w:rPr>
-        <w:t xml:space="preserve"> 5 V </w:t>
-      </w:r>
-      <w:r>
-        <w:rPr>
-          <w:noProof/>
-        </w:rPr>
-        <w:t>总线电压。输入、输出端配置储能与高频去耦电容，反馈网络设定输出电压，为视觉模块和后级稳压电路提供功率储备。</w:t>
-      </w:r>
-    </w:p>
-    <w:p>
-      <w:pPr>
-        <w:pStyle w:val="af"/>
-        <w:widowControl w:val="0"/>
-        <w:spacing w:before="120" w:line="400" w:lineRule="exact"/>
-        <w:ind w:firstLine="480"/>
-      </w:pPr>
-      <w:r>
-        <w:rPr>
-          <w:noProof/>
-        </w:rPr>
-        <w:t>第二级在</w:t>
-      </w:r>
-      <w:r>
-        <w:rPr>
-          <w:noProof/>
-        </w:rPr>
-        <w:t xml:space="preserve"> 5 V </w:t>
-      </w:r>
-      <w:r>
-        <w:rPr>
-          <w:noProof/>
-        </w:rPr>
-        <w:t>外设支路设置</w:t>
-      </w:r>
-      <w:r>
-        <w:rPr>
-          <w:noProof/>
-        </w:rPr>
-        <w:t xml:space="preserve"> SY6280 </w:t>
-      </w:r>
-      <w:r>
-        <w:rPr>
-          <w:noProof/>
-        </w:rPr>
-        <w:t>负载开关。</w:t>
-      </w:r>
-      <w:r>
-        <w:rPr>
-          <w:noProof/>
-        </w:rPr>
-        <w:t xml:space="preserve">OpenART </w:t>
-      </w:r>
-      <w:r>
-        <w:rPr>
-          <w:noProof/>
-        </w:rPr>
-        <w:t>等模块上电时可能产生浪涌电流，</w:t>
-      </w:r>
-      <w:r>
-        <w:rPr>
-          <w:noProof/>
-        </w:rPr>
-        <w:t xml:space="preserve">SY6280 </w:t>
-      </w:r>
-      <w:r>
-        <w:rPr>
-          <w:noProof/>
-        </w:rPr>
-        <w:t>的限流和受控开启能力可实现外设上电时序，减少电流尖峰引起主控复位或总线电压跌落的风险。</w:t>
-      </w:r>
-    </w:p>
-    <w:p>
-      <w:pPr>
-        <w:pStyle w:val="af"/>
-        <w:widowControl w:val="0"/>
-        <w:spacing w:before="120" w:line="400" w:lineRule="exact"/>
-        <w:ind w:firstLine="480"/>
-      </w:pPr>
-      <w:r>
-        <w:rPr>
-          <w:noProof/>
-        </w:rPr>
-        <w:t>第三级使用</w:t>
-      </w:r>
-      <w:r>
-        <w:rPr>
-          <w:noProof/>
-        </w:rPr>
-        <w:t xml:space="preserve"> RT9013 </w:t>
-      </w:r>
-      <w:r>
-        <w:rPr>
-          <w:noProof/>
-        </w:rPr>
-        <w:t>低压差线性稳压器输出</w:t>
-      </w:r>
-      <w:r>
-        <w:rPr>
-          <w:noProof/>
-        </w:rPr>
-        <w:t xml:space="preserve"> 3.3 V</w:t>
-      </w:r>
-      <w:r>
-        <w:rPr>
-          <w:noProof/>
-        </w:rPr>
-        <w:t>，为核心控制与低压信号电路提供低噪声电源。各级输入、输出端均就近布置去耦电容，动力供电与弱信号供电在布局布线中分区处理。</w:t>
-      </w:r>
-    </w:p>
-    <w:p>
-      <w:pPr>
-        <w:pStyle w:val="21"/>
-        <w:keepNext/>
-        <w:widowControl w:val="0"/>
-        <w:spacing w:before="120" w:after="240" w:line="400" w:lineRule="exact"/>
-      </w:pPr>
-      <w:bookmarkStart w:id="13" w:name="_Toc237591631"/>
-      <w:r>
-        <w:rPr>
-          <w:rFonts w:ascii="Arial" w:eastAsia="黑体" w:hAnsi="Arial"/>
-          <w:noProof/>
-        </w:rPr>
-        <w:t xml:space="preserve">4.4 </w:t>
-      </w:r>
-      <w:r>
-        <w:rPr>
-          <w:rFonts w:ascii="Arial" w:eastAsia="黑体" w:hAnsi="Arial"/>
-          <w:noProof/>
-        </w:rPr>
-        <w:t>传感器与信号采集模块</w:t>
-      </w:r>
-      <w:bookmarkEnd w:id="13"/>
-    </w:p>
-    <w:p>
-      <w:pPr>
-        <w:pStyle w:val="af"/>
-        <w:widowControl w:val="0"/>
-        <w:spacing w:before="120" w:line="400" w:lineRule="exact"/>
-        <w:ind w:firstLine="480"/>
-      </w:pPr>
-      <w:r>
-        <w:rPr>
-          <w:noProof/>
-        </w:rPr>
-        <w:t>视觉传感器接口：底板提供两路独立</w:t>
-      </w:r>
-      <w:r>
-        <w:rPr>
-          <w:noProof/>
-        </w:rPr>
-        <w:t xml:space="preserve"> OpenART </w:t>
-      </w:r>
-      <w:r>
-        <w:rPr>
-          <w:noProof/>
-        </w:rPr>
-        <w:t>接口，分别连接</w:t>
-      </w:r>
-      <w:r>
-        <w:rPr>
-          <w:noProof/>
-        </w:rPr>
-        <w:t xml:space="preserve"> OpenART Mini </w:t>
-      </w:r>
-      <w:r>
-        <w:rPr>
-          <w:noProof/>
-        </w:rPr>
-        <w:t>与</w:t>
-      </w:r>
-      <w:r>
-        <w:rPr>
-          <w:noProof/>
-        </w:rPr>
-        <w:t xml:space="preserve"> OpenART Plus</w:t>
-      </w:r>
-      <w:r>
-        <w:rPr>
-          <w:noProof/>
-        </w:rPr>
-        <w:t>。两个模块承担场地定位和目标语义识别任务，并通过独立</w:t>
-      </w:r>
-      <w:r>
-        <w:rPr>
-          <w:noProof/>
-        </w:rPr>
-        <w:t xml:space="preserve"> UART </w:t>
-      </w:r>
-      <w:r>
-        <w:rPr>
-          <w:noProof/>
-        </w:rPr>
-        <w:t>与</w:t>
-      </w:r>
-      <w:r>
-        <w:rPr>
-          <w:noProof/>
-        </w:rPr>
-        <w:t xml:space="preserve"> RT1064 </w:t>
-      </w:r>
-      <w:r>
-        <w:rPr>
-          <w:noProof/>
-        </w:rPr>
-        <w:t>通信，以减少多路数据并发时的相互影响。</w:t>
-      </w:r>
-    </w:p>
-    <w:p>
-      <w:pPr>
-        <w:pStyle w:val="af"/>
-        <w:widowControl w:val="0"/>
-        <w:spacing w:before="120" w:line="400" w:lineRule="exact"/>
-        <w:ind w:firstLine="480"/>
-      </w:pPr>
-      <w:r>
-        <w:rPr>
-          <w:noProof/>
-        </w:rPr>
-        <w:t>姿态传感器接口：板载六轴陀螺仪和加速度计，通过</w:t>
-      </w:r>
-      <w:r>
-        <w:rPr>
-          <w:noProof/>
-        </w:rPr>
-        <w:t xml:space="preserve"> SPI </w:t>
-      </w:r>
-      <w:r>
-        <w:rPr>
-          <w:noProof/>
-        </w:rPr>
-        <w:t>总线与主控通信。姿态数据用于偏航角与角速度估计，为原地对准、直线行驶和横向移动提供闭环反馈。</w:t>
-      </w:r>
-    </w:p>
-    <w:p>
-      <w:pPr>
-        <w:pStyle w:val="af"/>
-        <w:widowControl w:val="0"/>
-        <w:spacing w:before="120" w:line="400" w:lineRule="exact"/>
-        <w:ind w:firstLine="480"/>
-      </w:pPr>
-      <w:r>
-        <w:rPr>
-          <w:noProof/>
-        </w:rPr>
-        <w:t>编码器接口：四台电机均配置正交编码器，底板预留独立采集接口。主控根据四轮脉冲增量计算实际轮速，并通过正运动学得到车体速度和里程计位姿，为轮速闭环及视觉坐标融合提供高频运动信息。</w:t>
-      </w:r>
-    </w:p>
-    <w:p>
-      <w:pPr>
-        <w:pStyle w:val="21"/>
-        <w:keepNext/>
-        <w:widowControl w:val="0"/>
-        <w:spacing w:before="120" w:after="240" w:line="400" w:lineRule="exact"/>
-      </w:pPr>
-      <w:bookmarkStart w:id="14" w:name="_Toc237591632"/>
-      <w:r>
-        <w:rPr>
-          <w:rFonts w:ascii="Arial" w:eastAsia="黑体" w:hAnsi="Arial"/>
-          <w:noProof/>
-        </w:rPr>
-        <w:t xml:space="preserve">4.5 </w:t>
-      </w:r>
-      <w:r>
-        <w:rPr>
-          <w:rFonts w:ascii="Arial" w:eastAsia="黑体" w:hAnsi="Arial"/>
-          <w:noProof/>
-        </w:rPr>
-        <w:t>电机驱动与执行机构</w:t>
-      </w:r>
-      <w:bookmarkEnd w:id="14"/>
-    </w:p>
-    <w:p>
-      <w:pPr>
-        <w:pStyle w:val="af"/>
-        <w:widowControl w:val="0"/>
-        <w:spacing w:before="120" w:line="400" w:lineRule="exact"/>
-        <w:ind w:firstLine="480"/>
-      </w:pPr>
-      <w:r>
-        <w:rPr>
-          <w:noProof/>
+          <w:lang w:eastAsia="zh-CN"/>
         </w:rPr>
         <w:t>针对</w:t>
       </w:r>
       <w:r>
         <w:rPr>
           <w:noProof/>
+          <w:lang w:eastAsia="zh-CN"/>
         </w:rPr>
         <w:t xml:space="preserve"> M </w:t>
       </w:r>
       <w:r>
         <w:rPr>
           <w:noProof/>
+          <w:lang w:eastAsia="zh-CN"/>
         </w:rPr>
         <w:t>车模四轮全向底盘，动力执行部分采用两块相同的双路驱动板。每块驱动板集成两片</w:t>
       </w:r>
       <w:r>
         <w:rPr>
           <w:noProof/>
+          <w:lang w:eastAsia="zh-CN"/>
         </w:rPr>
         <w:t xml:space="preserve"> DRV8701 </w:t>
       </w:r>
       <w:r>
         <w:rPr>
           <w:noProof/>
+          <w:lang w:eastAsia="zh-CN"/>
         </w:rPr>
         <w:t>栅极驱动器及对应功率</w:t>
       </w:r>
       <w:r>
         <w:rPr>
           <w:noProof/>
+          <w:lang w:eastAsia="zh-CN"/>
         </w:rPr>
         <w:t xml:space="preserve"> MOSFET H </w:t>
       </w:r>
       <w:r>
         <w:rPr>
           <w:noProof/>
+          <w:lang w:eastAsia="zh-CN"/>
         </w:rPr>
         <w:t>桥，分别控制两台电机；两块板合计独立控制</w:t>
       </w:r>
       <w:r>
         <w:rPr>
           <w:noProof/>
+          <w:lang w:eastAsia="zh-CN"/>
         </w:rPr>
         <w:t xml:space="preserve"> LF</w:t>
       </w:r>
       <w:r>
         <w:rPr>
           <w:noProof/>
+          <w:lang w:eastAsia="zh-CN"/>
         </w:rPr>
         <w:t>、</w:t>
       </w:r>
       <w:r>
         <w:rPr>
           <w:noProof/>
+          <w:lang w:eastAsia="zh-CN"/>
         </w:rPr>
         <w:t>LB</w:t>
       </w:r>
       <w:r>
         <w:rPr>
           <w:noProof/>
+          <w:lang w:eastAsia="zh-CN"/>
         </w:rPr>
         <w:t>、</w:t>
       </w:r>
       <w:r>
         <w:rPr>
           <w:noProof/>
+          <w:lang w:eastAsia="zh-CN"/>
         </w:rPr>
         <w:t>RF</w:t>
       </w:r>
       <w:r>
         <w:rPr>
           <w:noProof/>
+          <w:lang w:eastAsia="zh-CN"/>
         </w:rPr>
         <w:t>、</w:t>
       </w:r>
       <w:r>
         <w:rPr>
           <w:noProof/>
+          <w:lang w:eastAsia="zh-CN"/>
         </w:rPr>
         <w:t xml:space="preserve">RB </w:t>
       </w:r>
       <w:r>
         <w:rPr>
           <w:noProof/>
+          <w:lang w:eastAsia="zh-CN"/>
         </w:rPr>
         <w:t>四个车轮。</w:t>
       </w:r>
       <w:r>
         <w:rPr>
           <w:noProof/>
+          <w:lang w:eastAsia="zh-CN"/>
         </w:rPr>
         <w:t xml:space="preserve">RT1064 </w:t>
       </w:r>
       <w:r>
         <w:rPr>
           <w:noProof/>
+          <w:lang w:eastAsia="zh-CN"/>
         </w:rPr>
         <w:t>输出四路</w:t>
       </w:r>
       <w:r>
         <w:rPr>
           <w:noProof/>
+          <w:lang w:eastAsia="zh-CN"/>
         </w:rPr>
         <w:t xml:space="preserve"> PWM </w:t>
       </w:r>
       <w:r>
         <w:rPr>
           <w:noProof/>
-        </w:rPr>
-        <w:t>与方向信号，底层控制器结合麦克纳姆轮逆运动学和四轮速度闭环，实现前进、横移、旋转及复合运动。驱动板原理图如图</w:t>
+          <w:lang w:eastAsia="zh-CN"/>
+        </w:rPr>
+        <w:t>与方向信号，底层控制器结合麦克纳姆轮逆运动学和四轮速度闭环，实现前进、横移、旋转及复合运动。</w:t>
+      </w:r>
+      <w:r>
+        <w:rPr>
+          <w:noProof/>
+        </w:rPr>
+        <w:t>驱动板原理图如图</w:t>
       </w:r>
       <w:r>
         <w:rPr>
@@ -8537,13 +10847,14 @@
       <w:pPr>
         <w:keepNext/>
         <w:widowControl w:val="0"/>
-        <w:spacing w:before="120" w:after="0" w:line="400" w:lineRule="exact"/>
+        <w:spacing w:before="120" w:after="0" w:line="360" w:lineRule="auto"/>
         <w:jc w:val="center"/>
       </w:pPr>
       <w:r>
         <w:rPr>
           <w:noProof/>
         </w:rPr>
+        <w:lastRenderedPageBreak/>
         <w:drawing>
           <wp:inline distT="0" distB="0" distL="0" distR="0" wp14:anchorId="3AACCD93" wp14:editId="125741AB">
             <wp:extent cx="5148000" cy="3184539"/>
@@ -8560,7 +10871,7 @@
                     <pic:cNvPicPr/>
                   </pic:nvPicPr>
                   <pic:blipFill>
-                    <a:blip r:embed="rId41"/>
+                    <a:blip r:embed="rId46"/>
                     <a:stretch>
                       <a:fillRect/>
                     </a:stretch>
@@ -8586,11 +10897,15 @@
         <w:widowControl w:val="0"/>
         <w:spacing w:after="120" w:line="340" w:lineRule="exact"/>
         <w:jc w:val="center"/>
+        <w:rPr>
+          <w:lang w:eastAsia="zh-CN"/>
+        </w:rPr>
       </w:pPr>
       <w:r>
         <w:rPr>
           <w:noProof/>
           <w:sz w:val="21"/>
+          <w:lang w:eastAsia="zh-CN"/>
         </w:rPr>
         <w:t>图</w:t>
       </w:r>
@@ -8598,6 +10913,7 @@
         <w:rPr>
           <w:noProof/>
           <w:sz w:val="21"/>
+          <w:lang w:eastAsia="zh-CN"/>
         </w:rPr>
         <w:t xml:space="preserve"> 4.2 DRV8701 </w:t>
       </w:r>
@@ -8605,6 +10921,7 @@
         <w:rPr>
           <w:noProof/>
           <w:sz w:val="21"/>
+          <w:lang w:eastAsia="zh-CN"/>
         </w:rPr>
         <w:t>双路驱动板原理图</w:t>
       </w:r>
@@ -8613,16 +10930,19 @@
       <w:pPr>
         <w:pStyle w:val="21"/>
         <w:keepNext/>
+        <w:keepLines/>
         <w:widowControl w:val="0"/>
         <w:spacing w:before="120" w:after="240" w:line="400" w:lineRule="exact"/>
+        <w:rPr>
+          <w:rFonts w:ascii="Arial" w:eastAsia="黑体" w:hAnsi="Arial"/>
+        </w:rPr>
       </w:pPr>
-      <w:bookmarkStart w:id="15" w:name="_Toc237591633"/>
+      <w:bookmarkStart w:id="16" w:name="_Toc237612471"/>
       <w:r>
         <w:rPr>
           <w:rFonts w:ascii="Arial" w:eastAsia="黑体" w:hAnsi="Arial"/>
           <w:noProof/>
         </w:rPr>
-        <w:lastRenderedPageBreak/>
         <w:t xml:space="preserve">4.6 </w:t>
       </w:r>
       <w:r>
@@ -8632,7 +10952,7 @@
         </w:rPr>
         <w:t>主要接口配置</w:t>
       </w:r>
-      <w:bookmarkEnd w:id="15"/>
+      <w:bookmarkEnd w:id="16"/>
     </w:p>
     <w:p>
       <w:pPr>
@@ -9281,12 +11601,12 @@
     <w:p>
       <w:pPr>
         <w:sectPr>
-          <w:headerReference w:type="even" r:id="rId42"/>
-          <w:headerReference w:type="default" r:id="rId43"/>
-          <w:footerReference w:type="even" r:id="rId44"/>
-          <w:footerReference w:type="default" r:id="rId45"/>
-          <w:headerReference w:type="first" r:id="rId46"/>
-          <w:footerReference w:type="first" r:id="rId47"/>
+          <w:headerReference w:type="even" r:id="rId47"/>
+          <w:headerReference w:type="default" r:id="rId48"/>
+          <w:footerReference w:type="even" r:id="rId49"/>
+          <w:footerReference w:type="default" r:id="rId50"/>
+          <w:headerReference w:type="first" r:id="rId51"/>
+          <w:footerReference w:type="first" r:id="rId52"/>
           <w:pgSz w:w="11906" w:h="16838"/>
           <w:pgMar w:top="2268" w:right="1814" w:bottom="1814" w:left="1814" w:header="1587" w:footer="1247" w:gutter="0"/>
           <w:cols w:space="720"/>
@@ -9298,13 +11618,16 @@
     <w:p>
       <w:pPr>
         <w:pStyle w:val="1"/>
+        <w:keepNext/>
+        <w:keepLines/>
         <w:spacing w:before="120" w:after="400" w:line="400" w:lineRule="exact"/>
         <w:jc w:val="center"/>
         <w:rPr>
+          <w:rFonts w:ascii="Arial" w:eastAsia="黑体" w:hAnsi="Arial"/>
           <w:lang w:eastAsia="zh-CN"/>
         </w:rPr>
       </w:pPr>
-      <w:bookmarkStart w:id="16" w:name="_Toc237591634"/>
+      <w:bookmarkStart w:id="17" w:name="_Toc237612472"/>
       <w:r>
         <w:rPr>
           <w:rFonts w:ascii="Arial" w:eastAsia="黑体" w:hAnsi="Arial"/>
@@ -9330,14 +11653,19 @@
         </w:rPr>
         <w:t>算法设计</w:t>
       </w:r>
-      <w:bookmarkEnd w:id="16"/>
+      <w:bookmarkEnd w:id="17"/>
     </w:p>
     <w:p>
       <w:pPr>
         <w:pStyle w:val="21"/>
+        <w:keepNext/>
+        <w:keepLines/>
         <w:spacing w:before="120" w:after="240" w:line="400" w:lineRule="exact"/>
+        <w:rPr>
+          <w:rFonts w:ascii="Arial" w:eastAsia="黑体" w:hAnsi="Arial"/>
+        </w:rPr>
       </w:pPr>
-      <w:bookmarkStart w:id="17" w:name="_Toc237591635"/>
+      <w:bookmarkStart w:id="18" w:name="_Toc237612473"/>
       <w:r>
         <w:rPr>
           <w:rFonts w:ascii="Arial" w:eastAsia="黑体" w:hAnsi="Arial"/>
@@ -9352,7 +11680,7 @@
         </w:rPr>
         <w:t>软件架构与总体流程</w:t>
       </w:r>
-      <w:bookmarkEnd w:id="17"/>
+      <w:bookmarkEnd w:id="18"/>
     </w:p>
     <w:p>
       <w:pPr>
@@ -10535,12 +12863,15 @@
     <w:p>
       <w:pPr>
         <w:pStyle w:val="21"/>
+        <w:keepNext/>
+        <w:keepLines/>
         <w:spacing w:before="120" w:after="240" w:line="400" w:lineRule="exact"/>
         <w:rPr>
+          <w:rFonts w:ascii="Arial" w:eastAsia="黑体" w:hAnsi="Arial"/>
           <w:lang w:eastAsia="zh-CN"/>
         </w:rPr>
       </w:pPr>
-      <w:bookmarkStart w:id="18" w:name="_Toc237591636"/>
+      <w:bookmarkStart w:id="19" w:name="_Toc237612474"/>
       <w:r>
         <w:rPr>
           <w:rFonts w:ascii="Arial" w:eastAsia="黑体" w:hAnsi="Arial"/>
@@ -10557,7 +12888,7 @@
         </w:rPr>
         <w:t>路径规划、巡图与炸弹清障</w:t>
       </w:r>
-      <w:bookmarkEnd w:id="18"/>
+      <w:bookmarkEnd w:id="19"/>
     </w:p>
     <w:p>
       <w:pPr>
@@ -10986,12 +13317,15 @@
     <w:p>
       <w:pPr>
         <w:pStyle w:val="21"/>
+        <w:keepNext/>
+        <w:keepLines/>
         <w:spacing w:before="120" w:after="240" w:line="400" w:lineRule="exact"/>
         <w:rPr>
+          <w:rFonts w:ascii="Arial" w:eastAsia="黑体" w:hAnsi="Arial"/>
           <w:lang w:eastAsia="zh-CN"/>
         </w:rPr>
       </w:pPr>
-      <w:bookmarkStart w:id="19" w:name="_Toc237591637"/>
+      <w:bookmarkStart w:id="20" w:name="_Toc237612475"/>
       <w:r>
         <w:rPr>
           <w:rFonts w:ascii="Arial" w:eastAsia="黑体" w:hAnsi="Arial"/>
@@ -11008,7 +13342,7 @@
         </w:rPr>
         <w:t>语义绑定与推箱解算</w:t>
       </w:r>
-      <w:bookmarkEnd w:id="19"/>
+      <w:bookmarkEnd w:id="20"/>
     </w:p>
     <w:p>
       <w:pPr>
@@ -11314,12 +13648,15 @@
     <w:p>
       <w:pPr>
         <w:pStyle w:val="21"/>
+        <w:keepNext/>
+        <w:keepLines/>
         <w:spacing w:before="120" w:after="240" w:line="400" w:lineRule="exact"/>
         <w:rPr>
+          <w:rFonts w:ascii="Arial" w:eastAsia="黑体" w:hAnsi="Arial"/>
           <w:lang w:eastAsia="zh-CN"/>
         </w:rPr>
       </w:pPr>
-      <w:bookmarkStart w:id="20" w:name="_Toc237591638"/>
+      <w:bookmarkStart w:id="21" w:name="_Toc237612476"/>
       <w:r>
         <w:rPr>
           <w:rFonts w:ascii="Arial" w:eastAsia="黑体" w:hAnsi="Arial"/>
@@ -11336,7 +13673,7 @@
         </w:rPr>
         <w:t>运动控制与位姿融合</w:t>
       </w:r>
-      <w:bookmarkEnd w:id="20"/>
+      <w:bookmarkEnd w:id="21"/>
     </w:p>
     <w:p>
       <w:pPr>
@@ -12963,7 +15300,7 @@
           <w:color w:val="000000"/>
           <w:lang w:eastAsia="zh-CN"/>
         </w:rPr>
-        <w:t>里程计融合也是解决实车左右平移前后漂移的主要软件手段。编码器只能反映轮子转动，无法辨别底盘变形或载荷不对称造成的轮胎滑移；视觉坐标能够观测真实位移，因此控制系统用视觉限制累计误差，同时保留低延时编码器负责末端收尾。该方法不能替代底盘机械校正，但能够在机械问题尚未完全排除时提高任务完成稳定性。</w:t>
+        <w:t>里程计融合也是解决实车左右平移前后漂移的主要软件手段。编码器只能反映轮子转动，无法辨别底盘变形或载荷不对称造成的轮胎滑移；视觉坐标能够观测真实位移，因此控制系统用视觉限制累计误差，同时保留低延时编码器负责末端收尾。</w:t>
       </w:r>
     </w:p>
     <w:p>
@@ -13029,16 +15366,7 @@
           <w:color w:val="000000"/>
           <w:lang w:eastAsia="zh-CN"/>
         </w:rPr>
-        <w:t>并锁定当前位置；规划失败、语义不足或视觉帧过期时不</w:t>
-      </w:r>
-      <w:r>
-        <w:rPr>
-          <w:noProof/>
-          <w:color w:val="000000"/>
-          <w:lang w:eastAsia="zh-CN"/>
-        </w:rPr>
-        <w:lastRenderedPageBreak/>
-        <w:t>继续派发危险动作。推炸弹后还设置爆炸等待和视觉抑制窗口，</w:t>
+        <w:t>并锁定当前位置；规划失败、语义不足或视觉帧过期时不继续派发危险动作。推炸弹后还设置爆炸等待和视觉抑制窗口，</w:t>
       </w:r>
       <w:r>
         <w:rPr>
@@ -13079,12 +15407,12 @@
           <w:lang w:eastAsia="zh-CN"/>
         </w:rPr>
         <w:sectPr>
-          <w:headerReference w:type="even" r:id="rId48"/>
-          <w:headerReference w:type="default" r:id="rId49"/>
-          <w:footerReference w:type="even" r:id="rId50"/>
-          <w:footerReference w:type="default" r:id="rId51"/>
-          <w:headerReference w:type="first" r:id="rId52"/>
-          <w:footerReference w:type="first" r:id="rId53"/>
+          <w:headerReference w:type="even" r:id="rId53"/>
+          <w:headerReference w:type="default" r:id="rId54"/>
+          <w:footerReference w:type="even" r:id="rId55"/>
+          <w:footerReference w:type="default" r:id="rId56"/>
+          <w:headerReference w:type="first" r:id="rId57"/>
+          <w:footerReference w:type="first" r:id="rId58"/>
           <w:pgSz w:w="11906" w:h="16838"/>
           <w:pgMar w:top="2268" w:right="1814" w:bottom="1814" w:left="1814" w:header="1587" w:footer="1247" w:gutter="0"/>
           <w:cols w:space="720"/>
@@ -13096,13 +15424,16 @@
     <w:p>
       <w:pPr>
         <w:pStyle w:val="1"/>
+        <w:keepNext/>
+        <w:keepLines/>
         <w:spacing w:before="120" w:after="400" w:line="400" w:lineRule="exact"/>
         <w:jc w:val="center"/>
         <w:rPr>
+          <w:rFonts w:ascii="Arial" w:eastAsia="黑体" w:hAnsi="Arial"/>
           <w:lang w:eastAsia="zh-CN"/>
         </w:rPr>
       </w:pPr>
-      <w:bookmarkStart w:id="21" w:name="_Toc237591639"/>
+      <w:bookmarkStart w:id="22" w:name="_Toc237612477"/>
       <w:r>
         <w:rPr>
           <w:rFonts w:ascii="Arial" w:eastAsia="黑体" w:hAnsi="Arial"/>
@@ -13128,17 +15459,20 @@
         </w:rPr>
         <w:t>开发、制作与调试</w:t>
       </w:r>
-      <w:bookmarkEnd w:id="21"/>
+      <w:bookmarkEnd w:id="22"/>
     </w:p>
     <w:p>
       <w:pPr>
         <w:pStyle w:val="21"/>
+        <w:keepNext/>
+        <w:keepLines/>
         <w:spacing w:before="120" w:after="240" w:line="400" w:lineRule="exact"/>
         <w:rPr>
+          <w:rFonts w:ascii="Arial" w:eastAsia="黑体" w:hAnsi="Arial"/>
           <w:lang w:eastAsia="zh-CN"/>
         </w:rPr>
       </w:pPr>
-      <w:bookmarkStart w:id="22" w:name="_Toc237591640"/>
+      <w:bookmarkStart w:id="23" w:name="_Toc237612478"/>
       <w:r>
         <w:rPr>
           <w:rFonts w:ascii="Arial" w:eastAsia="黑体" w:hAnsi="Arial"/>
@@ -13155,7 +15489,7 @@
         </w:rPr>
         <w:t>开发工具</w:t>
       </w:r>
-      <w:bookmarkEnd w:id="22"/>
+      <w:bookmarkEnd w:id="23"/>
     </w:p>
     <w:p>
       <w:pPr>
@@ -13338,12 +15672,15 @@
     <w:p>
       <w:pPr>
         <w:pStyle w:val="21"/>
+        <w:keepNext/>
+        <w:keepLines/>
         <w:spacing w:before="120" w:after="240" w:line="400" w:lineRule="exact"/>
         <w:rPr>
+          <w:rFonts w:ascii="Arial" w:eastAsia="黑体" w:hAnsi="Arial"/>
           <w:lang w:eastAsia="zh-CN"/>
         </w:rPr>
       </w:pPr>
-      <w:bookmarkStart w:id="23" w:name="_Toc237591641"/>
+      <w:bookmarkStart w:id="24" w:name="_Toc237612479"/>
       <w:r>
         <w:rPr>
           <w:rFonts w:ascii="Arial" w:eastAsia="黑体" w:hAnsi="Arial"/>
@@ -13360,7 +15697,7 @@
         </w:rPr>
         <w:t>调试过程</w:t>
       </w:r>
-      <w:bookmarkEnd w:id="23"/>
+      <w:bookmarkEnd w:id="24"/>
     </w:p>
     <w:p>
       <w:pPr>
@@ -13535,12 +15872,15 @@
     <w:p>
       <w:pPr>
         <w:pStyle w:val="21"/>
+        <w:keepNext/>
+        <w:keepLines/>
         <w:spacing w:before="120" w:after="240" w:line="400" w:lineRule="exact"/>
         <w:rPr>
+          <w:rFonts w:ascii="Arial" w:eastAsia="黑体" w:hAnsi="Arial"/>
           <w:lang w:eastAsia="zh-CN"/>
         </w:rPr>
       </w:pPr>
-      <w:bookmarkStart w:id="24" w:name="_Toc237591642"/>
+      <w:bookmarkStart w:id="25" w:name="_Toc237612480"/>
       <w:r>
         <w:rPr>
           <w:rFonts w:ascii="Arial" w:eastAsia="黑体" w:hAnsi="Arial"/>
@@ -13557,7 +15897,7 @@
         </w:rPr>
         <w:t>故障保护</w:t>
       </w:r>
-      <w:bookmarkEnd w:id="24"/>
+      <w:bookmarkEnd w:id="25"/>
     </w:p>
     <w:p>
       <w:pPr>
@@ -14023,12 +16363,12 @@
           <w:lang w:eastAsia="zh-CN"/>
         </w:rPr>
         <w:sectPr>
-          <w:headerReference w:type="even" r:id="rId54"/>
-          <w:headerReference w:type="default" r:id="rId55"/>
-          <w:footerReference w:type="even" r:id="rId56"/>
-          <w:footerReference w:type="default" r:id="rId57"/>
-          <w:headerReference w:type="first" r:id="rId58"/>
-          <w:footerReference w:type="first" r:id="rId59"/>
+          <w:headerReference w:type="even" r:id="rId59"/>
+          <w:headerReference w:type="default" r:id="rId60"/>
+          <w:footerReference w:type="even" r:id="rId61"/>
+          <w:footerReference w:type="default" r:id="rId62"/>
+          <w:headerReference w:type="first" r:id="rId63"/>
+          <w:footerReference w:type="first" r:id="rId64"/>
           <w:pgSz w:w="11906" w:h="16838"/>
           <w:pgMar w:top="2268" w:right="1814" w:bottom="1814" w:left="1814" w:header="1587" w:footer="1247" w:gutter="0"/>
           <w:cols w:space="720"/>
@@ -14040,10 +16380,15 @@
     <w:p>
       <w:pPr>
         <w:pStyle w:val="1"/>
+        <w:keepNext/>
+        <w:keepLines/>
         <w:spacing w:before="120" w:after="400" w:line="400" w:lineRule="exact"/>
         <w:jc w:val="center"/>
+        <w:rPr>
+          <w:rFonts w:ascii="Arial" w:eastAsia="黑体" w:hAnsi="Arial"/>
+        </w:rPr>
       </w:pPr>
-      <w:bookmarkStart w:id="25" w:name="_Toc237591643"/>
+      <w:bookmarkStart w:id="26" w:name="_Toc237612481"/>
       <w:r>
         <w:rPr>
           <w:rFonts w:ascii="Arial" w:eastAsia="黑体" w:hAnsi="Arial"/>
@@ -14066,7 +16411,7 @@
         </w:rPr>
         <w:t>主要技术参数</w:t>
       </w:r>
-      <w:bookmarkEnd w:id="25"/>
+      <w:bookmarkEnd w:id="26"/>
     </w:p>
     <w:p>
       <w:pPr>
@@ -14532,26 +16877,7 @@
                 <w:sz w:val="21"/>
                 <w:lang w:eastAsia="zh-CN"/>
               </w:rPr>
-              <w:t xml:space="preserve"> </w:t>
-            </w:r>
-            <w:r>
-              <w:rPr>
-                <w:rFonts w:hint="eastAsia"/>
-                <w:noProof/>
-                <w:color w:val="000000"/>
-                <w:sz w:val="21"/>
-                <w:lang w:eastAsia="zh-CN"/>
-              </w:rPr>
-              <w:t>32</w:t>
-            </w:r>
-            <w:r>
-              <w:rPr>
-                <w:noProof/>
-                <w:color w:val="000000"/>
-                <w:sz w:val="21"/>
-                <w:lang w:eastAsia="zh-CN"/>
-              </w:rPr>
-              <w:t>0</w:t>
+              <w:t>340</w:t>
             </w:r>
           </w:p>
         </w:tc>
@@ -15003,6 +17329,7 @@
             </w:pPr>
             <w:r>
               <w:rPr>
+                <w:rFonts w:hint="eastAsia"/>
                 <w:noProof/>
                 <w:color w:val="000000"/>
                 <w:sz w:val="21"/>
@@ -15033,16 +17360,7 @@
                 <w:szCs w:val="21"/>
                 <w:lang w:eastAsia="zh-CN"/>
               </w:rPr>
-              <w:t>30</w:t>
-            </w:r>
-            <w:r>
-              <w:rPr>
-                <w:noProof/>
-                <w:color w:val="000000"/>
-                <w:sz w:val="21"/>
-                <w:szCs w:val="21"/>
-              </w:rPr>
-              <w:t>×</w:t>
+              <w:t xml:space="preserve">30 cm </w:t>
             </w:r>
             <w:r>
               <w:rPr>
@@ -15051,15 +17369,6 @@
                 <w:szCs w:val="21"/>
                 <w:lang w:eastAsia="zh-CN"/>
               </w:rPr>
-              <w:t>21</w:t>
-            </w:r>
-            <w:r>
-              <w:rPr>
-                <w:noProof/>
-                <w:color w:val="000000"/>
-                <w:sz w:val="21"/>
-                <w:szCs w:val="21"/>
-              </w:rPr>
               <w:t>×</w:t>
             </w:r>
             <w:r>
@@ -15069,7 +17378,43 @@
                 <w:szCs w:val="21"/>
                 <w:lang w:eastAsia="zh-CN"/>
               </w:rPr>
-              <w:t xml:space="preserve">15cm, </w:t>
+              <w:t xml:space="preserve"> 21 cm </w:t>
+            </w:r>
+            <w:r>
+              <w:rPr>
+                <w:rFonts w:hint="eastAsia"/>
+                <w:sz w:val="21"/>
+                <w:szCs w:val="21"/>
+                <w:lang w:eastAsia="zh-CN"/>
+              </w:rPr>
+              <w:t>×</w:t>
+            </w:r>
+            <w:r>
+              <w:rPr>
+                <w:rFonts w:hint="eastAsia"/>
+                <w:sz w:val="21"/>
+                <w:szCs w:val="21"/>
+                <w:lang w:eastAsia="zh-CN"/>
+              </w:rPr>
+              <w:t xml:space="preserve"> 15 cm</w:t>
+            </w:r>
+            <w:r>
+              <w:rPr>
+                <w:rFonts w:hint="eastAsia"/>
+                <w:sz w:val="21"/>
+                <w:szCs w:val="21"/>
+                <w:lang w:eastAsia="zh-CN"/>
+              </w:rPr>
+              <w:t>；</w:t>
+            </w:r>
+            <w:r>
+              <w:rPr>
+                <w:rFonts w:hint="eastAsia"/>
+                <w:sz w:val="21"/>
+                <w:szCs w:val="21"/>
+                <w:lang w:eastAsia="zh-CN"/>
+              </w:rPr>
+              <w:t>2.25 kg</w:t>
             </w:r>
           </w:p>
         </w:tc>
@@ -15132,6 +17477,22 @@
                 <w:lang w:eastAsia="zh-CN"/>
               </w:rPr>
             </w:pPr>
+            <w:r>
+              <w:rPr>
+                <w:rFonts w:hint="eastAsia"/>
+                <w:sz w:val="21"/>
+                <w:lang w:eastAsia="zh-CN"/>
+              </w:rPr>
+              <w:t>见表</w:t>
+            </w:r>
+            <w:r>
+              <w:rPr>
+                <w:rFonts w:hint="eastAsia"/>
+                <w:sz w:val="21"/>
+                <w:lang w:eastAsia="zh-CN"/>
+              </w:rPr>
+              <w:t xml:space="preserve"> 7.2</w:t>
+            </w:r>
           </w:p>
         </w:tc>
       </w:tr>
@@ -15195,99 +17556,93 @@
             </w:pPr>
             <w:r>
               <w:rPr>
+                <w:rFonts w:hint="eastAsia"/>
                 <w:noProof/>
                 <w:color w:val="000000"/>
                 <w:sz w:val="21"/>
               </w:rPr>
-              <w:t>编码器</w:t>
-            </w:r>
-            <w:r>
-              <w:rPr>
+              <w:t>编码器×</w:t>
+            </w:r>
+            <w:r>
+              <w:rPr>
+                <w:rFonts w:hint="eastAsia"/>
                 <w:noProof/>
                 <w:color w:val="000000"/>
                 <w:sz w:val="21"/>
               </w:rPr>
-              <w:t>×</w:t>
-            </w:r>
-            <w:r>
-              <w:rPr>
+              <w:t>4</w:t>
+            </w:r>
+            <w:r>
+              <w:rPr>
+                <w:rFonts w:hint="eastAsia"/>
                 <w:noProof/>
                 <w:color w:val="000000"/>
                 <w:sz w:val="21"/>
               </w:rPr>
-              <w:t>4</w:t>
-            </w:r>
-            <w:r>
-              <w:rPr>
+              <w:t>、</w:t>
+            </w:r>
+            <w:r>
+              <w:rPr>
+                <w:rFonts w:hint="eastAsia"/>
                 <w:noProof/>
                 <w:color w:val="000000"/>
                 <w:sz w:val="21"/>
               </w:rPr>
-              <w:t>、</w:t>
-            </w:r>
-            <w:r>
-              <w:rPr>
+              <w:t>IMU</w:t>
+            </w:r>
+            <w:r>
+              <w:rPr>
+                <w:rFonts w:hint="eastAsia"/>
                 <w:noProof/>
                 <w:color w:val="000000"/>
                 <w:sz w:val="21"/>
               </w:rPr>
-              <w:t>IMU</w:t>
-            </w:r>
-            <w:r>
-              <w:rPr>
+              <w:t>×</w:t>
+            </w:r>
+            <w:r>
+              <w:rPr>
+                <w:rFonts w:hint="eastAsia"/>
                 <w:noProof/>
                 <w:color w:val="000000"/>
                 <w:sz w:val="21"/>
               </w:rPr>
-              <w:t>×</w:t>
-            </w:r>
-            <w:r>
-              <w:rPr>
+              <w:t>1</w:t>
+            </w:r>
+            <w:r>
+              <w:rPr>
+                <w:rFonts w:hint="eastAsia"/>
                 <w:noProof/>
                 <w:color w:val="000000"/>
                 <w:sz w:val="21"/>
               </w:rPr>
-              <w:t>1</w:t>
-            </w:r>
-            <w:r>
-              <w:rPr>
+              <w:t>、</w:t>
+            </w:r>
+            <w:r>
+              <w:rPr>
+                <w:rFonts w:hint="eastAsia"/>
                 <w:noProof/>
                 <w:color w:val="000000"/>
                 <w:sz w:val="21"/>
               </w:rPr>
-              <w:t>、</w:t>
-            </w:r>
-            <w:r>
-              <w:rPr>
+              <w:t>OpenART</w:t>
+            </w:r>
+            <w:r>
+              <w:rPr>
+                <w:rFonts w:hint="eastAsia"/>
                 <w:noProof/>
                 <w:color w:val="000000"/>
                 <w:sz w:val="21"/>
               </w:rPr>
-              <w:t>OpenART</w:t>
-            </w:r>
-            <w:r>
-              <w:rPr>
+              <w:t>×</w:t>
+            </w:r>
+            <w:r>
+              <w:rPr>
+                <w:rFonts w:hint="eastAsia"/>
                 <w:noProof/>
                 <w:color w:val="000000"/>
                 <w:sz w:val="21"/>
               </w:rPr>
-              <w:t>×</w:t>
-            </w:r>
-            <w:r>
-              <w:rPr>
-                <w:noProof/>
-                <w:color w:val="000000"/>
-                <w:sz w:val="21"/>
-              </w:rPr>
               <w:t>2</w:t>
-            </w:r>
-            <w:r>
-              <w:rPr>
-                <w:noProof/>
-                <w:color w:val="000000"/>
-                <w:sz w:val="21"/>
-              </w:rPr>
-              <w:t>；</w:t>
             </w:r>
           </w:p>
         </w:tc>
@@ -15420,10 +17775,10 @@
             </w:pPr>
             <w:r>
               <w:rPr>
-                <w:rFonts w:hint="eastAsia"/>
+                <w:sz w:val="21"/>
                 <w:lang w:eastAsia="zh-CN"/>
               </w:rPr>
-              <w:t>60fps</w:t>
+              <w:t>60 fps</w:t>
             </w:r>
           </w:p>
         </w:tc>
@@ -15431,18 +17786,946 @@
     </w:tbl>
     <w:p>
       <w:pPr>
+        <w:pStyle w:val="af"/>
         <w:spacing w:after="0" w:line="400" w:lineRule="exact"/>
+        <w:ind w:firstLine="480"/>
+        <w:rPr>
+          <w:lang w:eastAsia="zh-CN"/>
+        </w:rPr>
+      </w:pPr>
+      <w:r>
+        <w:rPr>
+          <w:rFonts w:hint="eastAsia"/>
+          <w:lang w:eastAsia="zh-CN"/>
+        </w:rPr>
+        <w:t>在</w:t>
+      </w:r>
+      <w:r>
+        <w:rPr>
+          <w:rFonts w:hint="eastAsia"/>
+          <w:lang w:eastAsia="zh-CN"/>
+        </w:rPr>
+        <w:t xml:space="preserve"> 3S </w:t>
+      </w:r>
+      <w:r>
+        <w:rPr>
+          <w:rFonts w:hint="eastAsia"/>
+          <w:lang w:eastAsia="zh-CN"/>
+        </w:rPr>
+        <w:t>锂电池供电条件下，对基础静态、电机空载、正常行驶和电机堵转工况进行了功耗统计</w:t>
+      </w:r>
+      <w:r>
+        <w:rPr>
+          <w:rFonts w:hint="eastAsia"/>
+          <w:lang w:eastAsia="zh-CN"/>
+        </w:rPr>
+        <w:t>：</w:t>
+      </w:r>
+    </w:p>
+    <w:p>
+      <w:pPr>
+        <w:keepNext/>
+        <w:spacing w:after="0" w:line="340" w:lineRule="exact"/>
+        <w:jc w:val="center"/>
+        <w:rPr>
+          <w:sz w:val="21"/>
+          <w:lang w:eastAsia="zh-CN"/>
+        </w:rPr>
+      </w:pPr>
+      <w:r>
+        <w:rPr>
+          <w:rFonts w:hint="eastAsia"/>
+          <w:sz w:val="21"/>
+          <w:lang w:eastAsia="zh-CN"/>
+        </w:rPr>
+        <w:t>表</w:t>
+      </w:r>
+      <w:r>
+        <w:rPr>
+          <w:rFonts w:hint="eastAsia"/>
+          <w:sz w:val="21"/>
+          <w:lang w:eastAsia="zh-CN"/>
+        </w:rPr>
+        <w:t xml:space="preserve"> 7.2 </w:t>
+      </w:r>
+      <w:r>
+        <w:rPr>
+          <w:rFonts w:hint="eastAsia"/>
+          <w:sz w:val="21"/>
+          <w:lang w:eastAsia="zh-CN"/>
+        </w:rPr>
+        <w:t>实测功耗与电容参数</w:t>
+      </w:r>
+    </w:p>
+    <w:tbl>
+      <w:tblPr>
+        <w:tblStyle w:val="aff1"/>
+        <w:tblW w:w="0" w:type="auto"/>
+        <w:jc w:val="center"/>
+        <w:tblLayout w:type="fixed"/>
+        <w:tblLook w:val="04A0" w:firstRow="1" w:lastRow="0" w:firstColumn="1" w:lastColumn="0" w:noHBand="0" w:noVBand="1"/>
+      </w:tblPr>
+      <w:tblGrid>
+        <w:gridCol w:w="1700"/>
+        <w:gridCol w:w="2900"/>
+        <w:gridCol w:w="3680"/>
+      </w:tblGrid>
+      <w:tr>
+        <w:trPr>
+          <w:cantSplit/>
+          <w:jc w:val="center"/>
+        </w:trPr>
+        <w:tc>
+          <w:tcPr>
+            <w:tcW w:w="1700" w:type="dxa"/>
+            <w:shd w:val="clear" w:color="auto" w:fill="E7E6E6"/>
+            <w:vAlign w:val="center"/>
+          </w:tcPr>
+          <w:p>
+            <w:pPr>
+              <w:keepNext/>
+              <w:spacing w:line="340" w:lineRule="exact"/>
+              <w:jc w:val="center"/>
+              <w:rPr>
+                <w:sz w:val="21"/>
+              </w:rPr>
+            </w:pPr>
+            <w:proofErr w:type="spellStart"/>
+            <w:r>
+              <w:rPr>
+                <w:rFonts w:hint="eastAsia"/>
+                <w:b/>
+                <w:sz w:val="21"/>
+              </w:rPr>
+              <w:t>测试类别</w:t>
+            </w:r>
+            <w:proofErr w:type="spellEnd"/>
+          </w:p>
+        </w:tc>
+        <w:tc>
+          <w:tcPr>
+            <w:tcW w:w="2900" w:type="dxa"/>
+            <w:shd w:val="clear" w:color="auto" w:fill="E7E6E6"/>
+            <w:vAlign w:val="center"/>
+          </w:tcPr>
+          <w:p>
+            <w:pPr>
+              <w:keepNext/>
+              <w:spacing w:line="340" w:lineRule="exact"/>
+              <w:jc w:val="center"/>
+              <w:rPr>
+                <w:sz w:val="21"/>
+              </w:rPr>
+            </w:pPr>
+            <w:proofErr w:type="spellStart"/>
+            <w:r>
+              <w:rPr>
+                <w:rFonts w:hint="eastAsia"/>
+                <w:b/>
+                <w:sz w:val="21"/>
+              </w:rPr>
+              <w:t>测试项目</w:t>
+            </w:r>
+            <w:proofErr w:type="spellEnd"/>
+          </w:p>
+        </w:tc>
+        <w:tc>
+          <w:tcPr>
+            <w:tcW w:w="3680" w:type="dxa"/>
+            <w:shd w:val="clear" w:color="auto" w:fill="E7E6E6"/>
+            <w:vAlign w:val="center"/>
+          </w:tcPr>
+          <w:p>
+            <w:pPr>
+              <w:keepNext/>
+              <w:spacing w:line="340" w:lineRule="exact"/>
+              <w:jc w:val="center"/>
+              <w:rPr>
+                <w:sz w:val="21"/>
+              </w:rPr>
+            </w:pPr>
+            <w:proofErr w:type="spellStart"/>
+            <w:r>
+              <w:rPr>
+                <w:rFonts w:hint="eastAsia"/>
+                <w:b/>
+                <w:sz w:val="21"/>
+              </w:rPr>
+              <w:t>实测值</w:t>
+            </w:r>
+            <w:proofErr w:type="spellEnd"/>
+          </w:p>
+        </w:tc>
+      </w:tr>
+      <w:tr>
+        <w:trPr>
+          <w:cantSplit/>
+          <w:jc w:val="center"/>
+        </w:trPr>
+        <w:tc>
+          <w:tcPr>
+            <w:tcW w:w="1700" w:type="dxa"/>
+            <w:vAlign w:val="center"/>
+          </w:tcPr>
+          <w:p>
+            <w:pPr>
+              <w:keepNext/>
+              <w:spacing w:line="340" w:lineRule="exact"/>
+              <w:jc w:val="center"/>
+              <w:rPr>
+                <w:sz w:val="21"/>
+              </w:rPr>
+            </w:pPr>
+            <w:proofErr w:type="spellStart"/>
+            <w:r>
+              <w:rPr>
+                <w:rFonts w:hint="eastAsia"/>
+                <w:sz w:val="21"/>
+              </w:rPr>
+              <w:t>基础静态功耗</w:t>
+            </w:r>
+            <w:proofErr w:type="spellEnd"/>
+          </w:p>
+        </w:tc>
+        <w:tc>
+          <w:tcPr>
+            <w:tcW w:w="2900" w:type="dxa"/>
+            <w:vAlign w:val="center"/>
+          </w:tcPr>
+          <w:p>
+            <w:pPr>
+              <w:keepNext/>
+              <w:spacing w:line="340" w:lineRule="exact"/>
+              <w:jc w:val="center"/>
+              <w:rPr>
+                <w:sz w:val="21"/>
+              </w:rPr>
+            </w:pPr>
+            <w:r>
+              <w:rPr>
+                <w:rFonts w:hint="eastAsia"/>
+                <w:sz w:val="21"/>
+              </w:rPr>
+              <w:t xml:space="preserve">RT1064 </w:t>
+            </w:r>
+            <w:proofErr w:type="spellStart"/>
+            <w:r>
+              <w:rPr>
+                <w:rFonts w:hint="eastAsia"/>
+                <w:sz w:val="21"/>
+              </w:rPr>
+              <w:t>主控母板</w:t>
+            </w:r>
+            <w:proofErr w:type="spellEnd"/>
+          </w:p>
+        </w:tc>
+        <w:tc>
+          <w:tcPr>
+            <w:tcW w:w="3680" w:type="dxa"/>
+            <w:vAlign w:val="center"/>
+          </w:tcPr>
+          <w:p>
+            <w:pPr>
+              <w:keepNext/>
+              <w:spacing w:line="340" w:lineRule="exact"/>
+              <w:jc w:val="center"/>
+              <w:rPr>
+                <w:sz w:val="21"/>
+              </w:rPr>
+            </w:pPr>
+            <w:r>
+              <w:rPr>
+                <w:sz w:val="21"/>
+              </w:rPr>
+              <w:t>1.02 W</w:t>
+            </w:r>
+          </w:p>
+        </w:tc>
+      </w:tr>
+      <w:tr>
+        <w:trPr>
+          <w:cantSplit/>
+          <w:jc w:val="center"/>
+        </w:trPr>
+        <w:tc>
+          <w:tcPr>
+            <w:tcW w:w="1700" w:type="dxa"/>
+            <w:vAlign w:val="center"/>
+          </w:tcPr>
+          <w:p>
+            <w:pPr>
+              <w:keepNext/>
+              <w:spacing w:line="340" w:lineRule="exact"/>
+              <w:jc w:val="center"/>
+              <w:rPr>
+                <w:sz w:val="21"/>
+              </w:rPr>
+            </w:pPr>
+            <w:proofErr w:type="spellStart"/>
+            <w:r>
+              <w:rPr>
+                <w:rFonts w:hint="eastAsia"/>
+                <w:sz w:val="21"/>
+              </w:rPr>
+              <w:t>基础静态功耗</w:t>
+            </w:r>
+            <w:proofErr w:type="spellEnd"/>
+          </w:p>
+        </w:tc>
+        <w:tc>
+          <w:tcPr>
+            <w:tcW w:w="2900" w:type="dxa"/>
+            <w:vAlign w:val="center"/>
+          </w:tcPr>
+          <w:p>
+            <w:pPr>
+              <w:keepNext/>
+              <w:spacing w:line="340" w:lineRule="exact"/>
+              <w:jc w:val="center"/>
+              <w:rPr>
+                <w:sz w:val="21"/>
+                <w:lang w:eastAsia="zh-CN"/>
+              </w:rPr>
+            </w:pPr>
+            <w:r>
+              <w:rPr>
+                <w:rFonts w:hint="eastAsia"/>
+                <w:sz w:val="21"/>
+                <w:lang w:eastAsia="zh-CN"/>
+              </w:rPr>
+              <w:t>两片</w:t>
+            </w:r>
+            <w:r>
+              <w:rPr>
+                <w:rFonts w:hint="eastAsia"/>
+                <w:sz w:val="21"/>
+                <w:lang w:eastAsia="zh-CN"/>
+              </w:rPr>
+              <w:t xml:space="preserve"> DRV8701E </w:t>
+            </w:r>
+            <w:r>
+              <w:rPr>
+                <w:rFonts w:hint="eastAsia"/>
+                <w:sz w:val="21"/>
+                <w:lang w:eastAsia="zh-CN"/>
+              </w:rPr>
+              <w:t>驱动芯片</w:t>
+            </w:r>
+          </w:p>
+        </w:tc>
+        <w:tc>
+          <w:tcPr>
+            <w:tcW w:w="3680" w:type="dxa"/>
+            <w:vAlign w:val="center"/>
+          </w:tcPr>
+          <w:p>
+            <w:pPr>
+              <w:keepNext/>
+              <w:spacing w:line="340" w:lineRule="exact"/>
+              <w:jc w:val="center"/>
+              <w:rPr>
+                <w:sz w:val="21"/>
+              </w:rPr>
+            </w:pPr>
+            <w:r>
+              <w:rPr>
+                <w:sz w:val="21"/>
+              </w:rPr>
+              <w:t>0.27 W</w:t>
+            </w:r>
+          </w:p>
+        </w:tc>
+      </w:tr>
+      <w:tr>
+        <w:trPr>
+          <w:cantSplit/>
+          <w:jc w:val="center"/>
+        </w:trPr>
+        <w:tc>
+          <w:tcPr>
+            <w:tcW w:w="1700" w:type="dxa"/>
+            <w:vAlign w:val="center"/>
+          </w:tcPr>
+          <w:p>
+            <w:pPr>
+              <w:keepNext/>
+              <w:spacing w:line="340" w:lineRule="exact"/>
+              <w:jc w:val="center"/>
+              <w:rPr>
+                <w:sz w:val="21"/>
+              </w:rPr>
+            </w:pPr>
+            <w:proofErr w:type="spellStart"/>
+            <w:r>
+              <w:rPr>
+                <w:rFonts w:hint="eastAsia"/>
+                <w:sz w:val="21"/>
+              </w:rPr>
+              <w:t>基础静态功耗</w:t>
+            </w:r>
+            <w:proofErr w:type="spellEnd"/>
+          </w:p>
+        </w:tc>
+        <w:tc>
+          <w:tcPr>
+            <w:tcW w:w="2900" w:type="dxa"/>
+            <w:vAlign w:val="center"/>
+          </w:tcPr>
+          <w:p>
+            <w:pPr>
+              <w:keepNext/>
+              <w:spacing w:line="340" w:lineRule="exact"/>
+              <w:jc w:val="center"/>
+              <w:rPr>
+                <w:sz w:val="21"/>
+              </w:rPr>
+            </w:pPr>
+            <w:proofErr w:type="spellStart"/>
+            <w:r>
+              <w:rPr>
+                <w:rFonts w:hint="eastAsia"/>
+                <w:sz w:val="21"/>
+              </w:rPr>
+              <w:t>整机静态合计</w:t>
+            </w:r>
+            <w:proofErr w:type="spellEnd"/>
+          </w:p>
+        </w:tc>
+        <w:tc>
+          <w:tcPr>
+            <w:tcW w:w="3680" w:type="dxa"/>
+            <w:vAlign w:val="center"/>
+          </w:tcPr>
+          <w:p>
+            <w:pPr>
+              <w:keepNext/>
+              <w:spacing w:line="340" w:lineRule="exact"/>
+              <w:jc w:val="center"/>
+              <w:rPr>
+                <w:sz w:val="21"/>
+              </w:rPr>
+            </w:pPr>
+            <w:r>
+              <w:rPr>
+                <w:sz w:val="21"/>
+              </w:rPr>
+              <w:t>1.29 W</w:t>
+            </w:r>
+          </w:p>
+        </w:tc>
+      </w:tr>
+      <w:tr>
+        <w:trPr>
+          <w:cantSplit/>
+          <w:jc w:val="center"/>
+        </w:trPr>
+        <w:tc>
+          <w:tcPr>
+            <w:tcW w:w="1700" w:type="dxa"/>
+            <w:vAlign w:val="center"/>
+          </w:tcPr>
+          <w:p>
+            <w:pPr>
+              <w:keepNext/>
+              <w:spacing w:line="340" w:lineRule="exact"/>
+              <w:jc w:val="center"/>
+              <w:rPr>
+                <w:sz w:val="21"/>
+              </w:rPr>
+            </w:pPr>
+            <w:proofErr w:type="spellStart"/>
+            <w:r>
+              <w:rPr>
+                <w:rFonts w:hint="eastAsia"/>
+                <w:sz w:val="21"/>
+              </w:rPr>
+              <w:t>运行功耗</w:t>
+            </w:r>
+            <w:proofErr w:type="spellEnd"/>
+          </w:p>
+        </w:tc>
+        <w:tc>
+          <w:tcPr>
+            <w:tcW w:w="2900" w:type="dxa"/>
+            <w:vAlign w:val="center"/>
+          </w:tcPr>
+          <w:p>
+            <w:pPr>
+              <w:keepNext/>
+              <w:spacing w:line="340" w:lineRule="exact"/>
+              <w:jc w:val="center"/>
+              <w:rPr>
+                <w:sz w:val="21"/>
+              </w:rPr>
+            </w:pPr>
+            <w:proofErr w:type="spellStart"/>
+            <w:r>
+              <w:rPr>
+                <w:rFonts w:hint="eastAsia"/>
+                <w:sz w:val="21"/>
+              </w:rPr>
+              <w:t>电机空载整机</w:t>
+            </w:r>
+            <w:proofErr w:type="spellEnd"/>
+          </w:p>
+        </w:tc>
+        <w:tc>
+          <w:tcPr>
+            <w:tcW w:w="3680" w:type="dxa"/>
+            <w:vAlign w:val="center"/>
+          </w:tcPr>
+          <w:p>
+            <w:pPr>
+              <w:keepNext/>
+              <w:spacing w:line="340" w:lineRule="exact"/>
+              <w:jc w:val="center"/>
+              <w:rPr>
+                <w:sz w:val="21"/>
+              </w:rPr>
+            </w:pPr>
+            <w:r>
+              <w:rPr>
+                <w:sz w:val="21"/>
+              </w:rPr>
+              <w:t>11.06 W</w:t>
+            </w:r>
+          </w:p>
+        </w:tc>
+      </w:tr>
+      <w:tr>
+        <w:trPr>
+          <w:cantSplit/>
+          <w:jc w:val="center"/>
+        </w:trPr>
+        <w:tc>
+          <w:tcPr>
+            <w:tcW w:w="1700" w:type="dxa"/>
+            <w:vAlign w:val="center"/>
+          </w:tcPr>
+          <w:p>
+            <w:pPr>
+              <w:keepNext/>
+              <w:spacing w:line="340" w:lineRule="exact"/>
+              <w:jc w:val="center"/>
+              <w:rPr>
+                <w:sz w:val="21"/>
+              </w:rPr>
+            </w:pPr>
+            <w:proofErr w:type="spellStart"/>
+            <w:r>
+              <w:rPr>
+                <w:rFonts w:hint="eastAsia"/>
+                <w:sz w:val="21"/>
+              </w:rPr>
+              <w:t>运行功耗</w:t>
+            </w:r>
+            <w:proofErr w:type="spellEnd"/>
+          </w:p>
+        </w:tc>
+        <w:tc>
+          <w:tcPr>
+            <w:tcW w:w="2900" w:type="dxa"/>
+            <w:vAlign w:val="center"/>
+          </w:tcPr>
+          <w:p>
+            <w:pPr>
+              <w:keepNext/>
+              <w:spacing w:line="340" w:lineRule="exact"/>
+              <w:jc w:val="center"/>
+              <w:rPr>
+                <w:sz w:val="21"/>
+              </w:rPr>
+            </w:pPr>
+            <w:proofErr w:type="spellStart"/>
+            <w:r>
+              <w:rPr>
+                <w:rFonts w:hint="eastAsia"/>
+                <w:sz w:val="21"/>
+              </w:rPr>
+              <w:t>正常行驶整机</w:t>
+            </w:r>
+            <w:proofErr w:type="spellEnd"/>
+          </w:p>
+        </w:tc>
+        <w:tc>
+          <w:tcPr>
+            <w:tcW w:w="3680" w:type="dxa"/>
+            <w:vAlign w:val="center"/>
+          </w:tcPr>
+          <w:p>
+            <w:pPr>
+              <w:keepNext/>
+              <w:spacing w:line="340" w:lineRule="exact"/>
+              <w:jc w:val="center"/>
+              <w:rPr>
+                <w:sz w:val="21"/>
+              </w:rPr>
+            </w:pPr>
+            <w:r>
+              <w:rPr>
+                <w:sz w:val="21"/>
+              </w:rPr>
+              <w:t>54.57 W</w:t>
+            </w:r>
+          </w:p>
+        </w:tc>
+      </w:tr>
+      <w:tr>
+        <w:trPr>
+          <w:cantSplit/>
+          <w:jc w:val="center"/>
+        </w:trPr>
+        <w:tc>
+          <w:tcPr>
+            <w:tcW w:w="1700" w:type="dxa"/>
+            <w:vAlign w:val="center"/>
+          </w:tcPr>
+          <w:p>
+            <w:pPr>
+              <w:keepNext/>
+              <w:spacing w:line="340" w:lineRule="exact"/>
+              <w:jc w:val="center"/>
+              <w:rPr>
+                <w:sz w:val="21"/>
+              </w:rPr>
+            </w:pPr>
+            <w:proofErr w:type="spellStart"/>
+            <w:r>
+              <w:rPr>
+                <w:rFonts w:hint="eastAsia"/>
+                <w:sz w:val="21"/>
+              </w:rPr>
+              <w:t>极限功耗</w:t>
+            </w:r>
+            <w:proofErr w:type="spellEnd"/>
+          </w:p>
+        </w:tc>
+        <w:tc>
+          <w:tcPr>
+            <w:tcW w:w="2900" w:type="dxa"/>
+            <w:vAlign w:val="center"/>
+          </w:tcPr>
+          <w:p>
+            <w:pPr>
+              <w:keepNext/>
+              <w:spacing w:line="340" w:lineRule="exact"/>
+              <w:jc w:val="center"/>
+              <w:rPr>
+                <w:sz w:val="21"/>
+              </w:rPr>
+            </w:pPr>
+            <w:proofErr w:type="spellStart"/>
+            <w:r>
+              <w:rPr>
+                <w:rFonts w:hint="eastAsia"/>
+                <w:sz w:val="21"/>
+              </w:rPr>
+              <w:t>电机堵转</w:t>
+            </w:r>
+            <w:proofErr w:type="spellEnd"/>
+          </w:p>
+        </w:tc>
+        <w:tc>
+          <w:tcPr>
+            <w:tcW w:w="3680" w:type="dxa"/>
+            <w:vAlign w:val="center"/>
+          </w:tcPr>
+          <w:p>
+            <w:pPr>
+              <w:keepNext/>
+              <w:spacing w:line="340" w:lineRule="exact"/>
+              <w:jc w:val="center"/>
+              <w:rPr>
+                <w:sz w:val="21"/>
+              </w:rPr>
+            </w:pPr>
+            <w:r>
+              <w:rPr>
+                <w:sz w:val="21"/>
+              </w:rPr>
+              <w:t>268.84 W</w:t>
+            </w:r>
+          </w:p>
+        </w:tc>
+      </w:tr>
+      <w:tr>
+        <w:trPr>
+          <w:cantSplit/>
+          <w:jc w:val="center"/>
+        </w:trPr>
+        <w:tc>
+          <w:tcPr>
+            <w:tcW w:w="1700" w:type="dxa"/>
+            <w:vAlign w:val="center"/>
+          </w:tcPr>
+          <w:p>
+            <w:pPr>
+              <w:keepNext/>
+              <w:spacing w:line="340" w:lineRule="exact"/>
+              <w:jc w:val="center"/>
+              <w:rPr>
+                <w:sz w:val="21"/>
+              </w:rPr>
+            </w:pPr>
+            <w:proofErr w:type="spellStart"/>
+            <w:r>
+              <w:rPr>
+                <w:rFonts w:hint="eastAsia"/>
+                <w:sz w:val="21"/>
+              </w:rPr>
+              <w:t>电容容量</w:t>
+            </w:r>
+            <w:proofErr w:type="spellEnd"/>
+          </w:p>
+        </w:tc>
+        <w:tc>
+          <w:tcPr>
+            <w:tcW w:w="2900" w:type="dxa"/>
+            <w:vAlign w:val="center"/>
+          </w:tcPr>
+          <w:p>
+            <w:pPr>
+              <w:keepNext/>
+              <w:spacing w:line="340" w:lineRule="exact"/>
+              <w:jc w:val="center"/>
+              <w:rPr>
+                <w:sz w:val="21"/>
+              </w:rPr>
+            </w:pPr>
+            <w:proofErr w:type="spellStart"/>
+            <w:r>
+              <w:rPr>
+                <w:rFonts w:hint="eastAsia"/>
+                <w:sz w:val="21"/>
+              </w:rPr>
+              <w:t>主控母板</w:t>
+            </w:r>
+            <w:proofErr w:type="spellEnd"/>
+          </w:p>
+        </w:tc>
+        <w:tc>
+          <w:tcPr>
+            <w:tcW w:w="3680" w:type="dxa"/>
+            <w:vAlign w:val="center"/>
+          </w:tcPr>
+          <w:p>
+            <w:pPr>
+              <w:keepNext/>
+              <w:spacing w:line="340" w:lineRule="exact"/>
+              <w:jc w:val="center"/>
+              <w:rPr>
+                <w:sz w:val="21"/>
+              </w:rPr>
+            </w:pPr>
+            <w:r>
+              <w:rPr>
+                <w:sz w:val="21"/>
+              </w:rPr>
+              <w:t xml:space="preserve">512.1 </w:t>
+            </w:r>
+            <w:proofErr w:type="spellStart"/>
+            <w:r>
+              <w:rPr>
+                <w:sz w:val="21"/>
+              </w:rPr>
+              <w:t>μF</w:t>
+            </w:r>
+            <w:proofErr w:type="spellEnd"/>
+          </w:p>
+        </w:tc>
+      </w:tr>
+      <w:tr>
+        <w:trPr>
+          <w:cantSplit/>
+          <w:jc w:val="center"/>
+        </w:trPr>
+        <w:tc>
+          <w:tcPr>
+            <w:tcW w:w="1700" w:type="dxa"/>
+            <w:vAlign w:val="center"/>
+          </w:tcPr>
+          <w:p>
+            <w:pPr>
+              <w:keepNext/>
+              <w:spacing w:line="340" w:lineRule="exact"/>
+              <w:jc w:val="center"/>
+              <w:rPr>
+                <w:sz w:val="21"/>
+              </w:rPr>
+            </w:pPr>
+            <w:proofErr w:type="spellStart"/>
+            <w:r>
+              <w:rPr>
+                <w:rFonts w:hint="eastAsia"/>
+                <w:sz w:val="21"/>
+              </w:rPr>
+              <w:t>电容容量</w:t>
+            </w:r>
+            <w:proofErr w:type="spellEnd"/>
+          </w:p>
+        </w:tc>
+        <w:tc>
+          <w:tcPr>
+            <w:tcW w:w="2900" w:type="dxa"/>
+            <w:vAlign w:val="center"/>
+          </w:tcPr>
+          <w:p>
+            <w:pPr>
+              <w:keepNext/>
+              <w:spacing w:line="340" w:lineRule="exact"/>
+              <w:jc w:val="center"/>
+              <w:rPr>
+                <w:sz w:val="21"/>
+              </w:rPr>
+            </w:pPr>
+            <w:proofErr w:type="spellStart"/>
+            <w:r>
+              <w:rPr>
+                <w:rFonts w:hint="eastAsia"/>
+                <w:sz w:val="21"/>
+              </w:rPr>
+              <w:t>单块驱动板</w:t>
+            </w:r>
+            <w:proofErr w:type="spellEnd"/>
+          </w:p>
+        </w:tc>
+        <w:tc>
+          <w:tcPr>
+            <w:tcW w:w="3680" w:type="dxa"/>
+            <w:vAlign w:val="center"/>
+          </w:tcPr>
+          <w:p>
+            <w:pPr>
+              <w:keepNext/>
+              <w:spacing w:line="340" w:lineRule="exact"/>
+              <w:jc w:val="center"/>
+              <w:rPr>
+                <w:sz w:val="21"/>
+              </w:rPr>
+            </w:pPr>
+            <w:r>
+              <w:rPr>
+                <w:sz w:val="21"/>
+              </w:rPr>
+              <w:t xml:space="preserve">246.4 </w:t>
+            </w:r>
+            <w:proofErr w:type="spellStart"/>
+            <w:r>
+              <w:rPr>
+                <w:sz w:val="21"/>
+              </w:rPr>
+              <w:t>μF</w:t>
+            </w:r>
+            <w:proofErr w:type="spellEnd"/>
+          </w:p>
+        </w:tc>
+      </w:tr>
+      <w:tr>
+        <w:trPr>
+          <w:cantSplit/>
+          <w:jc w:val="center"/>
+        </w:trPr>
+        <w:tc>
+          <w:tcPr>
+            <w:tcW w:w="1700" w:type="dxa"/>
+            <w:vAlign w:val="center"/>
+          </w:tcPr>
+          <w:p>
+            <w:pPr>
+              <w:keepNext/>
+              <w:spacing w:line="340" w:lineRule="exact"/>
+              <w:jc w:val="center"/>
+              <w:rPr>
+                <w:sz w:val="21"/>
+              </w:rPr>
+            </w:pPr>
+            <w:proofErr w:type="spellStart"/>
+            <w:r>
+              <w:rPr>
+                <w:rFonts w:hint="eastAsia"/>
+                <w:sz w:val="21"/>
+              </w:rPr>
+              <w:t>电容容量</w:t>
+            </w:r>
+            <w:proofErr w:type="spellEnd"/>
+          </w:p>
+        </w:tc>
+        <w:tc>
+          <w:tcPr>
+            <w:tcW w:w="2900" w:type="dxa"/>
+            <w:vAlign w:val="center"/>
+          </w:tcPr>
+          <w:p>
+            <w:pPr>
+              <w:keepNext/>
+              <w:spacing w:line="340" w:lineRule="exact"/>
+              <w:jc w:val="center"/>
+              <w:rPr>
+                <w:sz w:val="21"/>
+              </w:rPr>
+            </w:pPr>
+            <w:proofErr w:type="spellStart"/>
+            <w:r>
+              <w:rPr>
+                <w:rFonts w:hint="eastAsia"/>
+                <w:sz w:val="21"/>
+              </w:rPr>
+              <w:t>整车总计</w:t>
+            </w:r>
+            <w:proofErr w:type="spellEnd"/>
+          </w:p>
+        </w:tc>
+        <w:tc>
+          <w:tcPr>
+            <w:tcW w:w="3680" w:type="dxa"/>
+            <w:vAlign w:val="center"/>
+          </w:tcPr>
+          <w:p>
+            <w:pPr>
+              <w:keepNext/>
+              <w:spacing w:line="340" w:lineRule="exact"/>
+              <w:jc w:val="center"/>
+              <w:rPr>
+                <w:sz w:val="21"/>
+              </w:rPr>
+            </w:pPr>
+            <w:r>
+              <w:rPr>
+                <w:sz w:val="21"/>
+              </w:rPr>
+              <w:t xml:space="preserve">1004.9 </w:t>
+            </w:r>
+            <w:proofErr w:type="spellStart"/>
+            <w:r>
+              <w:rPr>
+                <w:sz w:val="21"/>
+              </w:rPr>
+              <w:t>μF</w:t>
+            </w:r>
+            <w:proofErr w:type="spellEnd"/>
+          </w:p>
+        </w:tc>
+      </w:tr>
+    </w:tbl>
+    <w:p>
+      <w:pPr>
+        <w:keepNext/>
+        <w:spacing w:after="0" w:line="340" w:lineRule="exact"/>
+        <w:jc w:val="center"/>
+        <w:rPr>
+          <w:sz w:val="21"/>
+        </w:rPr>
       </w:pPr>
     </w:p>
     <w:p>
       <w:pPr>
         <w:sectPr>
-          <w:headerReference w:type="even" r:id="rId60"/>
-          <w:headerReference w:type="default" r:id="rId61"/>
-          <w:footerReference w:type="even" r:id="rId62"/>
-          <w:footerReference w:type="default" r:id="rId63"/>
-          <w:headerReference w:type="first" r:id="rId64"/>
-          <w:footerReference w:type="first" r:id="rId65"/>
+          <w:headerReference w:type="even" r:id="rId65"/>
+          <w:headerReference w:type="default" r:id="rId66"/>
+          <w:footerReference w:type="even" r:id="rId67"/>
+          <w:footerReference w:type="default" r:id="rId68"/>
+          <w:headerReference w:type="first" r:id="rId69"/>
+          <w:footerReference w:type="first" r:id="rId70"/>
           <w:pgSz w:w="11906" w:h="16838"/>
           <w:pgMar w:top="2268" w:right="1814" w:bottom="1814" w:left="1814" w:header="1587" w:footer="1247" w:gutter="0"/>
           <w:cols w:space="720"/>
@@ -15454,13 +18737,16 @@
     <w:p>
       <w:pPr>
         <w:pStyle w:val="1"/>
+        <w:keepNext/>
+        <w:keepLines/>
         <w:spacing w:before="120" w:after="400" w:line="400" w:lineRule="exact"/>
         <w:jc w:val="center"/>
         <w:rPr>
+          <w:rFonts w:ascii="Arial" w:eastAsia="黑体" w:hAnsi="Arial"/>
           <w:lang w:eastAsia="zh-CN"/>
         </w:rPr>
       </w:pPr>
-      <w:bookmarkStart w:id="26" w:name="_Toc237591644"/>
+      <w:bookmarkStart w:id="27" w:name="_Toc237612482"/>
       <w:r>
         <w:rPr>
           <w:rFonts w:ascii="Arial" w:eastAsia="黑体" w:hAnsi="Arial"/>
@@ -15486,7 +18772,7 @@
         </w:rPr>
         <w:t>结论</w:t>
       </w:r>
-      <w:bookmarkEnd w:id="26"/>
+      <w:bookmarkEnd w:id="27"/>
     </w:p>
     <w:p>
       <w:pPr>
@@ -15687,203 +18973,21 @@
           <w:noProof/>
           <w:lang w:eastAsia="zh-CN"/>
         </w:rPr>
-        <w:t>由当前硬件配置和源码能够确认的主要技术指标包括：主控为</w:t>
-      </w:r>
-      <w:r>
-        <w:rPr>
-          <w:noProof/>
-          <w:lang w:eastAsia="zh-CN"/>
-        </w:rPr>
-        <w:t xml:space="preserve"> 600 MHz Cortex-M7 </w:t>
-      </w:r>
-      <w:r>
-        <w:rPr>
-          <w:noProof/>
-          <w:lang w:eastAsia="zh-CN"/>
-        </w:rPr>
-        <w:t>内核的</w:t>
-      </w:r>
-      <w:r>
-        <w:rPr>
-          <w:noProof/>
-          <w:lang w:eastAsia="zh-CN"/>
-        </w:rPr>
-        <w:t xml:space="preserve"> RT1064</w:t>
-      </w:r>
-      <w:r>
-        <w:rPr>
-          <w:noProof/>
-          <w:lang w:eastAsia="zh-CN"/>
-        </w:rPr>
-        <w:t>；比赛地图按</w:t>
-      </w:r>
-      <w:r>
-        <w:rPr>
-          <w:noProof/>
-          <w:lang w:eastAsia="zh-CN"/>
-        </w:rPr>
-        <w:t xml:space="preserve"> 12×16 </w:t>
-      </w:r>
-      <w:r>
-        <w:rPr>
-          <w:noProof/>
-          <w:lang w:eastAsia="zh-CN"/>
-        </w:rPr>
-        <w:t>网格表示，单格尺寸为</w:t>
-      </w:r>
-      <w:r>
-        <w:rPr>
-          <w:noProof/>
-          <w:lang w:eastAsia="zh-CN"/>
-        </w:rPr>
-        <w:t xml:space="preserve"> 20 cm</w:t>
-      </w:r>
-      <w:r>
-        <w:rPr>
-          <w:noProof/>
-          <w:lang w:eastAsia="zh-CN"/>
-        </w:rPr>
-        <w:t>；系统最多处理</w:t>
-      </w:r>
-      <w:r>
-        <w:rPr>
-          <w:noProof/>
-          <w:lang w:eastAsia="zh-CN"/>
-        </w:rPr>
-        <w:t xml:space="preserve"> 10 </w:t>
-      </w:r>
-      <w:r>
-        <w:rPr>
-          <w:noProof/>
-          <w:lang w:eastAsia="zh-CN"/>
-        </w:rPr>
-        <w:t>个箱子和</w:t>
-      </w:r>
-      <w:r>
-        <w:rPr>
-          <w:noProof/>
-          <w:lang w:eastAsia="zh-CN"/>
-        </w:rPr>
-        <w:t xml:space="preserve"> 3 </w:t>
-      </w:r>
-      <w:r>
-        <w:rPr>
-          <w:noProof/>
-          <w:lang w:eastAsia="zh-CN"/>
-        </w:rPr>
-        <w:t>个炸弹；</w:t>
-      </w:r>
-      <w:r>
-        <w:rPr>
-          <w:noProof/>
-          <w:lang w:eastAsia="zh-CN"/>
-        </w:rPr>
-        <w:t xml:space="preserve">ART1 </w:t>
-      </w:r>
-      <w:r>
-        <w:rPr>
-          <w:noProof/>
-          <w:lang w:eastAsia="zh-CN"/>
-        </w:rPr>
-        <w:t>与</w:t>
-      </w:r>
-      <w:r>
-        <w:rPr>
-          <w:noProof/>
-          <w:lang w:eastAsia="zh-CN"/>
-        </w:rPr>
-        <w:t xml:space="preserve"> ART2 </w:t>
-      </w:r>
-      <w:r>
-        <w:rPr>
-          <w:noProof/>
-          <w:lang w:eastAsia="zh-CN"/>
-        </w:rPr>
-        <w:t>均采用</w:t>
-      </w:r>
-      <w:r>
-        <w:rPr>
-          <w:noProof/>
-          <w:lang w:eastAsia="zh-CN"/>
-        </w:rPr>
-        <w:t xml:space="preserve"> 115200 bps UART </w:t>
-      </w:r>
-      <w:r>
-        <w:rPr>
-          <w:noProof/>
-          <w:lang w:eastAsia="zh-CN"/>
-        </w:rPr>
-        <w:t>通信；</w:t>
-      </w:r>
-      <w:r>
-        <w:rPr>
-          <w:noProof/>
-          <w:lang w:eastAsia="zh-CN"/>
-        </w:rPr>
-        <w:t xml:space="preserve">IMU </w:t>
-      </w:r>
-      <w:r>
-        <w:rPr>
-          <w:noProof/>
-          <w:lang w:eastAsia="zh-CN"/>
-        </w:rPr>
-        <w:t>更新周期为</w:t>
-      </w:r>
-      <w:r>
-        <w:rPr>
-          <w:noProof/>
-          <w:lang w:eastAsia="zh-CN"/>
-        </w:rPr>
-        <w:t xml:space="preserve"> 1 ms</w:t>
-      </w:r>
-      <w:r>
-        <w:rPr>
-          <w:noProof/>
-          <w:lang w:eastAsia="zh-CN"/>
-        </w:rPr>
-        <w:t>，四轮速度闭环周期为</w:t>
-      </w:r>
-      <w:r>
-        <w:rPr>
-          <w:noProof/>
-          <w:lang w:eastAsia="zh-CN"/>
-        </w:rPr>
-        <w:t xml:space="preserve"> 5 ms</w:t>
-      </w:r>
-      <w:r>
-        <w:rPr>
-          <w:noProof/>
-          <w:lang w:eastAsia="zh-CN"/>
-        </w:rPr>
-        <w:t>，视觉位姿修正周期为</w:t>
-      </w:r>
-      <w:r>
-        <w:rPr>
-          <w:noProof/>
-          <w:lang w:eastAsia="zh-CN"/>
-        </w:rPr>
-        <w:t xml:space="preserve"> 10 ms</w:t>
-      </w:r>
-      <w:r>
-        <w:rPr>
-          <w:noProof/>
-          <w:lang w:eastAsia="zh-CN"/>
-        </w:rPr>
-        <w:t>，底盘控制和里程计更新周期为</w:t>
-      </w:r>
-      <w:r>
-        <w:rPr>
-          <w:noProof/>
-          <w:lang w:eastAsia="zh-CN"/>
-        </w:rPr>
-        <w:t xml:space="preserve"> 20 ms</w:t>
-      </w:r>
-      <w:r>
-        <w:rPr>
-          <w:noProof/>
-          <w:lang w:eastAsia="zh-CN"/>
-        </w:rPr>
-        <w:t>。整车尺寸、质量、系统功耗、总电容、视觉识别准确率和完整赛程耗时仍需以最终实车测量结果为准。</w:t>
+        <w:t>实际调车过程中遇到的最突出问题是编码器点位不准确，车辆进行左右平移时会同时产生前后方向偏移。调试中先后检查并更换了相关编码器与硬件，也调整了编码器方向、轮速闭环、运动学参数和控制代码，但该现象仍未得到根本解决。结合不同方向和不同速度下的重复测试，问题可能并非单一编码器或软件计算错误，而是底盘结构发生变形，使四个麦克纳姆轮的接地状态、法向载荷或几何位置不再对称，进而产生方向不一致的打滑。该问题说明仅依赖编码器里程计难以区分真实位移与轮胎滑移，继续单纯调整</w:t>
+      </w:r>
+      <w:r>
+        <w:rPr>
+          <w:noProof/>
+          <w:lang w:eastAsia="zh-CN"/>
+        </w:rPr>
+        <w:t xml:space="preserve"> PID </w:t>
+      </w:r>
+      <w:r>
+        <w:rPr>
+          <w:noProof/>
+          <w:lang w:eastAsia="zh-CN"/>
+        </w:rPr>
+        <w:t>参数无法从根本上消除系统性偏移。</w:t>
       </w:r>
     </w:p>
     <w:p>
@@ -15900,80 +19004,49 @@
           <w:noProof/>
           <w:lang w:eastAsia="zh-CN"/>
         </w:rPr>
-        <w:t>实际调车过程中遇到的最突出问题是编码器点位不准确，车辆进行左右平移时会同时产生前后方向偏移。调试中先后检查并更换了相关编码器与硬件，也调整了编码器方向、轮速闭环、运动学参数和控制代码，但该现象仍未得到根本解决。结合不同方向和不同速度下的重复测试，问题可能并非单一编码器或软件计算错误，而是底盘结构发生变形，使四个麦克纳姆轮的接地状态、法向载荷或几何位置不再对称，进而产生方向不一致的打滑。该问题说明仅依赖编码器里程计难以区分真实位移与轮胎滑移，继续单纯调整</w:t>
-      </w:r>
-      <w:r>
-        <w:rPr>
-          <w:noProof/>
-          <w:lang w:eastAsia="zh-CN"/>
-        </w:rPr>
-        <w:t xml:space="preserve"> PID </w:t>
-      </w:r>
-      <w:r>
-        <w:rPr>
-          <w:noProof/>
-          <w:lang w:eastAsia="zh-CN"/>
-        </w:rPr>
-        <w:t>参数无法从根本上消除系统性偏移。</w:t>
+        <w:t>现阶段采用</w:t>
+      </w:r>
+      <w:r>
+        <w:rPr>
+          <w:noProof/>
+          <w:lang w:eastAsia="zh-CN"/>
+        </w:rPr>
+        <w:t xml:space="preserve"> ART1 </w:t>
+      </w:r>
+      <w:r>
+        <w:rPr>
+          <w:noProof/>
+          <w:lang w:eastAsia="zh-CN"/>
+        </w:rPr>
+        <w:t>视觉坐标周期性矫正编码器里程计，以限制左右平移误差的累计。后续应检查车架刚度、轮轴平行度、轮组安装角度和四轮载荷，恢复底盘机械对称性，再分别标定各方向的有效轮径和滑移系数。还可以增加负压装置，提高车辆附着并减小打滑，同时记录不同速度、方向和电量条件下的视觉</w:t>
+      </w:r>
+      <w:r>
+        <w:rPr>
+          <w:noProof/>
+          <w:lang w:eastAsia="zh-CN"/>
+        </w:rPr>
+        <w:t>—</w:t>
+      </w:r>
+      <w:r>
+        <w:rPr>
+          <w:noProof/>
+          <w:lang w:eastAsia="zh-CN"/>
+        </w:rPr>
+        <w:t>里程计误差，建立方向补偿模型。我们的判断是，应先消除机械结构造成的非对称误差，再用视觉闭环和软件补偿处理剩余扰动，而不能依靠不断增加控制增益掩盖机械问题。</w:t>
       </w:r>
     </w:p>
     <w:p>
       <w:pPr>
-        <w:pStyle w:val="af"/>
-        <w:spacing w:before="120" w:line="400" w:lineRule="exact"/>
-        <w:ind w:firstLine="480"/>
-        <w:rPr>
-          <w:lang w:eastAsia="zh-CN"/>
-        </w:rPr>
-      </w:pPr>
-      <w:r>
-        <w:rPr>
-          <w:noProof/>
-          <w:lang w:eastAsia="zh-CN"/>
-        </w:rPr>
-        <w:t>现阶段采用</w:t>
-      </w:r>
-      <w:r>
-        <w:rPr>
-          <w:noProof/>
-          <w:lang w:eastAsia="zh-CN"/>
-        </w:rPr>
-        <w:t xml:space="preserve"> ART1 </w:t>
-      </w:r>
-      <w:r>
-        <w:rPr>
-          <w:noProof/>
-          <w:lang w:eastAsia="zh-CN"/>
-        </w:rPr>
-        <w:t>视觉坐标周期性矫正编码器里程计，以限制左右平移误差的累计。后续应检查车架刚度、轮轴平行度、轮组安装角度和四轮载荷，恢复底盘机械对称性，再分别标定各方向的有效轮径和滑移系数。还可以增加负压装置，提高车辆附着并减小打滑，同时记录不同速度、方向和电量条件下的视觉</w:t>
-      </w:r>
-      <w:r>
-        <w:rPr>
-          <w:noProof/>
-          <w:lang w:eastAsia="zh-CN"/>
-        </w:rPr>
-        <w:t>—</w:t>
-      </w:r>
-      <w:r>
-        <w:rPr>
-          <w:noProof/>
-          <w:lang w:eastAsia="zh-CN"/>
-        </w:rPr>
-        <w:t>里程计误差，建立方向补偿模型。我们的判断是，应先消除机械结构造成的非对称误差，再用视觉闭环和软件补偿处理剩余扰动，而不能依靠不断增加控制增益掩盖机械问题。</w:t>
-      </w:r>
-    </w:p>
-    <w:p>
-      <w:pPr>
         <w:rPr>
           <w:lang w:eastAsia="zh-CN"/>
         </w:rPr>
         <w:sectPr>
-          <w:headerReference w:type="even" r:id="rId66"/>
-          <w:headerReference w:type="default" r:id="rId67"/>
-          <w:footerReference w:type="even" r:id="rId68"/>
-          <w:footerReference w:type="default" r:id="rId69"/>
-          <w:headerReference w:type="first" r:id="rId70"/>
-          <w:footerReference w:type="first" r:id="rId71"/>
+          <w:headerReference w:type="even" r:id="rId71"/>
+          <w:headerReference w:type="default" r:id="rId72"/>
+          <w:footerReference w:type="even" r:id="rId73"/>
+          <w:footerReference w:type="default" r:id="rId74"/>
+          <w:headerReference w:type="first" r:id="rId75"/>
+          <w:footerReference w:type="first" r:id="rId76"/>
           <w:pgSz w:w="11906" w:h="16838"/>
           <w:pgMar w:top="2268" w:right="1814" w:bottom="1814" w:left="1814" w:header="1587" w:footer="1247" w:gutter="0"/>
           <w:cols w:space="720"/>
@@ -15985,13 +19058,16 @@
     <w:p>
       <w:pPr>
         <w:pStyle w:val="1"/>
+        <w:keepNext/>
+        <w:keepLines/>
         <w:spacing w:before="120" w:after="400" w:line="400" w:lineRule="exact"/>
         <w:jc w:val="center"/>
         <w:rPr>
+          <w:rFonts w:ascii="Arial" w:eastAsia="黑体" w:hAnsi="Arial"/>
           <w:lang w:eastAsia="zh-CN"/>
         </w:rPr>
       </w:pPr>
-      <w:bookmarkStart w:id="27" w:name="_Toc237591645"/>
+      <w:bookmarkStart w:id="28" w:name="_Toc237612483"/>
       <w:r>
         <w:rPr>
           <w:rFonts w:ascii="Arial" w:eastAsia="黑体" w:hAnsi="Arial"/>
@@ -16001,7 +19077,7 @@
         <w:lastRenderedPageBreak/>
         <w:t>参考文献</w:t>
       </w:r>
-      <w:bookmarkEnd w:id="27"/>
+      <w:bookmarkEnd w:id="28"/>
     </w:p>
     <w:p>
       <w:pPr>
@@ -16108,7 +19184,6 @@
       <w:pPr>
         <w:widowControl w:val="0"/>
         <w:spacing w:before="120" w:after="120" w:line="400" w:lineRule="exact"/>
-        <w:ind w:left="480" w:hanging="480"/>
         <w:rPr>
           <w:noProof/>
           <w:lang w:eastAsia="zh-CN"/>
@@ -16119,7 +19194,6 @@
       <w:pPr>
         <w:widowControl w:val="0"/>
         <w:spacing w:before="120" w:after="120" w:line="400" w:lineRule="exact"/>
-        <w:ind w:left="480" w:hanging="480"/>
         <w:rPr>
           <w:noProof/>
           <w:lang w:eastAsia="zh-CN"/>
@@ -16130,29 +19204,6 @@
       <w:pPr>
         <w:widowControl w:val="0"/>
         <w:spacing w:before="120" w:after="120" w:line="400" w:lineRule="exact"/>
-        <w:ind w:left="480" w:hanging="480"/>
-        <w:rPr>
-          <w:noProof/>
-          <w:lang w:eastAsia="zh-CN"/>
-        </w:rPr>
-      </w:pPr>
-    </w:p>
-    <w:p>
-      <w:pPr>
-        <w:widowControl w:val="0"/>
-        <w:spacing w:before="120" w:after="120" w:line="400" w:lineRule="exact"/>
-        <w:ind w:left="480" w:hanging="480"/>
-        <w:rPr>
-          <w:noProof/>
-          <w:lang w:eastAsia="zh-CN"/>
-        </w:rPr>
-      </w:pPr>
-    </w:p>
-    <w:p>
-      <w:pPr>
-        <w:widowControl w:val="0"/>
-        <w:spacing w:before="120" w:after="120" w:line="400" w:lineRule="exact"/>
-        <w:ind w:left="480" w:hanging="480"/>
         <w:rPr>
           <w:lang w:eastAsia="zh-CN"/>
         </w:rPr>
@@ -16161,13 +19212,16 @@
     <w:p>
       <w:pPr>
         <w:pStyle w:val="1"/>
+        <w:keepNext/>
+        <w:keepLines/>
         <w:spacing w:before="120" w:after="400" w:line="400" w:lineRule="exact"/>
         <w:jc w:val="center"/>
         <w:rPr>
+          <w:rFonts w:ascii="Arial" w:eastAsia="黑体" w:hAnsi="Arial"/>
           <w:lang w:eastAsia="zh-CN"/>
         </w:rPr>
       </w:pPr>
-      <w:bookmarkStart w:id="28" w:name="_Toc237591646"/>
+      <w:bookmarkStart w:id="29" w:name="_Toc237612484"/>
       <w:r>
         <w:rPr>
           <w:rFonts w:ascii="Arial" w:eastAsia="黑体" w:hAnsi="Arial"/>
@@ -16193,7 +19247,7 @@
         </w:rPr>
         <w:t>核心程序</w:t>
       </w:r>
-      <w:bookmarkEnd w:id="28"/>
+      <w:bookmarkEnd w:id="29"/>
     </w:p>
     <w:p>
       <w:pPr>
@@ -21806,15 +24860,770 @@
         <w:rPr>
           <w:lang w:eastAsia="zh-CN"/>
         </w:rPr>
+        <w:sectPr>
+          <w:headerReference w:type="even" r:id="rId77"/>
+          <w:headerReference w:type="default" r:id="rId78"/>
+          <w:footerReference w:type="even" r:id="rId79"/>
+          <w:footerReference w:type="default" r:id="rId80"/>
+          <w:headerReference w:type="first" r:id="rId81"/>
+          <w:footerReference w:type="first" r:id="rId82"/>
+          <w:pgSz w:w="11906" w:h="16838"/>
+          <w:pgMar w:top="2268" w:right="1814" w:bottom="1814" w:left="1814" w:header="1587" w:footer="1247" w:gutter="0"/>
+          <w:pgNumType w:fmt="lowerRoman"/>
+          <w:cols w:space="720"/>
+          <w:titlePg/>
+          <w:docGrid w:linePitch="360"/>
+        </w:sectPr>
+      </w:pPr>
+    </w:p>
+    <w:p>
+      <w:pPr>
+        <w:pStyle w:val="1"/>
+        <w:keepNext/>
+        <w:keepLines/>
+        <w:spacing w:before="120" w:after="400" w:line="400" w:lineRule="exact"/>
+        <w:jc w:val="center"/>
+        <w:rPr>
+          <w:rFonts w:ascii="Arial" w:eastAsia="黑体" w:hAnsi="Arial" w:cs="微软雅黑"/>
+          <w:lang w:eastAsia="zh-CN"/>
+        </w:rPr>
+      </w:pPr>
+      <w:bookmarkStart w:id="30" w:name="_Toc237612485"/>
+      <w:r>
+        <w:rPr>
+          <w:rFonts w:ascii="Arial" w:eastAsia="黑体" w:hAnsi="Arial" w:hint="eastAsia"/>
+          <w:lang w:eastAsia="zh-CN"/>
+        </w:rPr>
+        <w:lastRenderedPageBreak/>
+        <w:t>附</w:t>
+      </w:r>
+      <w:r>
+        <w:rPr>
+          <w:rFonts w:ascii="Arial" w:eastAsia="黑体" w:hAnsi="Arial" w:cs="微软雅黑" w:hint="eastAsia"/>
+          <w:lang w:eastAsia="zh-CN"/>
+        </w:rPr>
+        <w:t>录</w:t>
+      </w:r>
+      <w:r>
+        <w:rPr>
+          <w:rFonts w:ascii="Arial" w:eastAsia="黑体" w:hAnsi="Arial"/>
+          <w:lang w:eastAsia="zh-CN"/>
+        </w:rPr>
+        <w:t xml:space="preserve">B </w:t>
+      </w:r>
+      <w:r>
+        <w:rPr>
+          <w:rFonts w:ascii="Arial" w:eastAsia="黑体" w:hAnsi="Arial" w:hint="eastAsia"/>
+          <w:lang w:eastAsia="zh-CN"/>
+        </w:rPr>
+        <w:t>硬件原理</w:t>
+      </w:r>
+      <w:r>
+        <w:rPr>
+          <w:rFonts w:ascii="Arial" w:eastAsia="黑体" w:hAnsi="Arial" w:cs="微软雅黑" w:hint="eastAsia"/>
+          <w:lang w:eastAsia="zh-CN"/>
+        </w:rPr>
+        <w:t>图</w:t>
+      </w:r>
+      <w:r>
+        <w:rPr>
+          <w:rFonts w:ascii="Arial" w:eastAsia="黑体" w:hAnsi="Arial" w:cs="MS Gothic" w:hint="eastAsia"/>
+          <w:lang w:eastAsia="zh-CN"/>
+        </w:rPr>
+        <w:t>与</w:t>
+      </w:r>
+      <w:r>
+        <w:rPr>
+          <w:rFonts w:ascii="Arial" w:eastAsia="黑体" w:hAnsi="Arial"/>
+          <w:lang w:eastAsia="zh-CN"/>
+        </w:rPr>
+        <w:t xml:space="preserve"> PCB </w:t>
+      </w:r>
+      <w:r>
+        <w:rPr>
+          <w:rFonts w:ascii="Arial" w:eastAsia="黑体" w:hAnsi="Arial" w:cs="微软雅黑" w:hint="eastAsia"/>
+          <w:lang w:eastAsia="zh-CN"/>
+        </w:rPr>
+        <w:t>图</w:t>
+      </w:r>
+      <w:bookmarkEnd w:id="30"/>
+    </w:p>
+    <w:p>
+      <w:pPr>
+        <w:pStyle w:val="af"/>
+        <w:spacing w:after="0" w:line="400" w:lineRule="exact"/>
+        <w:ind w:firstLine="480"/>
+        <w:rPr>
+          <w:lang w:eastAsia="zh-CN"/>
+        </w:rPr>
+      </w:pPr>
+      <w:r>
+        <w:rPr>
+          <w:rFonts w:hint="eastAsia"/>
+          <w:lang w:eastAsia="zh-CN"/>
+        </w:rPr>
+        <w:t>本附录给出主控底板和双路电机驱动板的完整原理图及</w:t>
+      </w:r>
+      <w:r>
+        <w:rPr>
+          <w:rFonts w:hint="eastAsia"/>
+          <w:lang w:eastAsia="zh-CN"/>
+        </w:rPr>
+        <w:t xml:space="preserve"> PCB </w:t>
+      </w:r>
+      <w:r>
+        <w:rPr>
+          <w:rFonts w:hint="eastAsia"/>
+          <w:lang w:eastAsia="zh-CN"/>
+        </w:rPr>
+        <w:t>实物图，用于说明第四章所述电源、通信、传感器接口和功率驱动电路的具体实现。</w:t>
+      </w:r>
+    </w:p>
+    <w:p>
+      <w:pPr>
+        <w:pStyle w:val="21"/>
+        <w:keepNext/>
+        <w:keepLines/>
+        <w:spacing w:before="120" w:after="240" w:line="400" w:lineRule="exact"/>
+        <w:rPr>
+          <w:rFonts w:ascii="Arial" w:eastAsia="黑体" w:hAnsi="Arial" w:cs="微软雅黑"/>
+          <w:lang w:eastAsia="zh-CN"/>
+        </w:rPr>
+      </w:pPr>
+      <w:bookmarkStart w:id="31" w:name="_Toc237612486"/>
+      <w:r>
+        <w:rPr>
+          <w:rFonts w:ascii="Arial" w:eastAsia="黑体" w:hAnsi="Arial"/>
+          <w:lang w:eastAsia="zh-CN"/>
+        </w:rPr>
+        <w:t xml:space="preserve">B.1 </w:t>
+      </w:r>
+      <w:r>
+        <w:rPr>
+          <w:rFonts w:ascii="Arial" w:eastAsia="黑体" w:hAnsi="Arial" w:hint="eastAsia"/>
+          <w:lang w:eastAsia="zh-CN"/>
+        </w:rPr>
+        <w:t>主控底板原理</w:t>
+      </w:r>
+      <w:r>
+        <w:rPr>
+          <w:rFonts w:ascii="Arial" w:eastAsia="黑体" w:hAnsi="Arial" w:cs="微软雅黑" w:hint="eastAsia"/>
+          <w:lang w:eastAsia="zh-CN"/>
+        </w:rPr>
+        <w:t>图</w:t>
+      </w:r>
+      <w:bookmarkEnd w:id="31"/>
+    </w:p>
+    <w:p>
+      <w:pPr>
+        <w:keepNext/>
+        <w:keepLines/>
+        <w:spacing w:before="120" w:after="0" w:line="360" w:lineRule="auto"/>
+        <w:jc w:val="center"/>
+        <w:rPr>
+          <w:lang w:eastAsia="zh-CN"/>
+        </w:rPr>
+      </w:pPr>
+      <w:r>
+        <w:rPr>
+          <w:noProof/>
+          <w:lang w:eastAsia="zh-CN"/>
+        </w:rPr>
+        <w:drawing>
+          <wp:inline distT="0" distB="0" distL="0" distR="0" wp14:anchorId="06EB075F" wp14:editId="14450D71">
+            <wp:extent cx="5257800" cy="3617199"/>
+            <wp:effectExtent l="0" t="0" r="0" b="2540"/>
+            <wp:docPr id="536714183" name="图片 7"/>
+            <wp:cNvGraphicFramePr>
+              <a:graphicFrameLocks xmlns:a="http://schemas.openxmlformats.org/drawingml/2006/main" noChangeAspect="1"/>
+            </wp:cNvGraphicFramePr>
+            <a:graphic xmlns:a="http://schemas.openxmlformats.org/drawingml/2006/main">
+              <a:graphicData uri="http://schemas.openxmlformats.org/drawingml/2006/picture">
+                <pic:pic xmlns:pic="http://schemas.openxmlformats.org/drawingml/2006/picture">
+                  <pic:nvPicPr>
+                    <pic:cNvPr id="536714183" name=""/>
+                    <pic:cNvPicPr/>
+                  </pic:nvPicPr>
+                  <pic:blipFill>
+                    <a:blip r:embed="rId83"/>
+                    <a:stretch>
+                      <a:fillRect/>
+                    </a:stretch>
+                  </pic:blipFill>
+                  <pic:spPr>
+                    <a:xfrm>
+                      <a:off x="0" y="0"/>
+                      <a:ext cx="5257800" cy="3617199"/>
+                    </a:xfrm>
+                    <a:prstGeom prst="rect">
+                      <a:avLst/>
+                    </a:prstGeom>
+                  </pic:spPr>
+                </pic:pic>
+              </a:graphicData>
+            </a:graphic>
+          </wp:inline>
+        </w:drawing>
+      </w:r>
+    </w:p>
+    <w:p>
+      <w:pPr>
+        <w:keepLines/>
+        <w:spacing w:after="0" w:line="340" w:lineRule="exact"/>
+        <w:jc w:val="center"/>
+        <w:rPr>
+          <w:lang w:eastAsia="zh-CN"/>
+        </w:rPr>
+      </w:pPr>
+      <w:r>
+        <w:rPr>
+          <w:rFonts w:hint="eastAsia"/>
+          <w:lang w:eastAsia="zh-CN"/>
+        </w:rPr>
+        <w:t>图</w:t>
+      </w:r>
+      <w:r>
+        <w:rPr>
+          <w:rFonts w:hint="eastAsia"/>
+          <w:lang w:eastAsia="zh-CN"/>
+        </w:rPr>
+        <w:t xml:space="preserve"> B.1 </w:t>
+      </w:r>
+      <w:r>
+        <w:rPr>
+          <w:rFonts w:hint="eastAsia"/>
+          <w:lang w:eastAsia="zh-CN"/>
+        </w:rPr>
+        <w:t>主控底板完整原理图</w:t>
+      </w:r>
+    </w:p>
+    <w:p>
+      <w:pPr>
+        <w:pStyle w:val="21"/>
+        <w:keepNext/>
+        <w:keepLines/>
+        <w:spacing w:before="120" w:after="240" w:line="400" w:lineRule="exact"/>
+        <w:rPr>
+          <w:rFonts w:ascii="Arial" w:eastAsia="黑体" w:hAnsi="Arial" w:cs="微软雅黑"/>
+          <w:lang w:eastAsia="zh-CN"/>
+        </w:rPr>
+      </w:pPr>
+      <w:bookmarkStart w:id="32" w:name="_Toc237612487"/>
+      <w:r>
+        <w:rPr>
+          <w:rFonts w:ascii="Arial" w:eastAsia="黑体" w:hAnsi="Arial"/>
+          <w:lang w:eastAsia="zh-CN"/>
+        </w:rPr>
+        <w:lastRenderedPageBreak/>
+        <w:t xml:space="preserve">B.2 </w:t>
+      </w:r>
+      <w:r>
+        <w:rPr>
+          <w:rFonts w:ascii="Arial" w:eastAsia="黑体" w:hAnsi="Arial" w:hint="eastAsia"/>
+          <w:lang w:eastAsia="zh-CN"/>
+        </w:rPr>
+        <w:t>双路</w:t>
+      </w:r>
+      <w:r>
+        <w:rPr>
+          <w:rFonts w:ascii="Arial" w:eastAsia="黑体" w:hAnsi="Arial" w:cs="微软雅黑" w:hint="eastAsia"/>
+          <w:lang w:eastAsia="zh-CN"/>
+        </w:rPr>
+        <w:t>电</w:t>
+      </w:r>
+      <w:r>
+        <w:rPr>
+          <w:rFonts w:ascii="Arial" w:eastAsia="黑体" w:hAnsi="Arial" w:cs="MS Gothic" w:hint="eastAsia"/>
+          <w:lang w:eastAsia="zh-CN"/>
+        </w:rPr>
+        <w:t>机</w:t>
+      </w:r>
+      <w:r>
+        <w:rPr>
+          <w:rFonts w:ascii="Arial" w:eastAsia="黑体" w:hAnsi="Arial" w:cs="微软雅黑" w:hint="eastAsia"/>
+          <w:lang w:eastAsia="zh-CN"/>
+        </w:rPr>
+        <w:t>驱动</w:t>
+      </w:r>
+      <w:r>
+        <w:rPr>
+          <w:rFonts w:ascii="Arial" w:eastAsia="黑体" w:hAnsi="Arial" w:cs="MS Gothic" w:hint="eastAsia"/>
+          <w:lang w:eastAsia="zh-CN"/>
+        </w:rPr>
+        <w:t>板原理</w:t>
+      </w:r>
+      <w:r>
+        <w:rPr>
+          <w:rFonts w:ascii="Arial" w:eastAsia="黑体" w:hAnsi="Arial" w:cs="微软雅黑" w:hint="eastAsia"/>
+          <w:lang w:eastAsia="zh-CN"/>
+        </w:rPr>
+        <w:t>图</w:t>
+      </w:r>
+      <w:bookmarkEnd w:id="32"/>
+    </w:p>
+    <w:p>
+      <w:pPr>
+        <w:keepNext/>
+        <w:keepLines/>
+        <w:spacing w:before="120" w:after="0" w:line="360" w:lineRule="auto"/>
+        <w:jc w:val="center"/>
+        <w:rPr>
+          <w:lang w:eastAsia="zh-CN"/>
+        </w:rPr>
+      </w:pPr>
+      <w:r>
+        <w:rPr>
+          <w:noProof/>
+          <w:lang w:eastAsia="zh-CN"/>
+        </w:rPr>
+        <w:drawing>
+          <wp:inline distT="0" distB="0" distL="0" distR="0" wp14:anchorId="7CFA38BD" wp14:editId="21A80138">
+            <wp:extent cx="5257800" cy="3723269"/>
+            <wp:effectExtent l="0" t="0" r="0" b="0"/>
+            <wp:docPr id="1239910085" name="图片 8"/>
+            <wp:cNvGraphicFramePr>
+              <a:graphicFrameLocks xmlns:a="http://schemas.openxmlformats.org/drawingml/2006/main" noChangeAspect="1"/>
+            </wp:cNvGraphicFramePr>
+            <a:graphic xmlns:a="http://schemas.openxmlformats.org/drawingml/2006/main">
+              <a:graphicData uri="http://schemas.openxmlformats.org/drawingml/2006/picture">
+                <pic:pic xmlns:pic="http://schemas.openxmlformats.org/drawingml/2006/picture">
+                  <pic:nvPicPr>
+                    <pic:cNvPr id="1239910085" name=""/>
+                    <pic:cNvPicPr/>
+                  </pic:nvPicPr>
+                  <pic:blipFill>
+                    <a:blip r:embed="rId84"/>
+                    <a:stretch>
+                      <a:fillRect/>
+                    </a:stretch>
+                  </pic:blipFill>
+                  <pic:spPr>
+                    <a:xfrm>
+                      <a:off x="0" y="0"/>
+                      <a:ext cx="5257800" cy="3723269"/>
+                    </a:xfrm>
+                    <a:prstGeom prst="rect">
+                      <a:avLst/>
+                    </a:prstGeom>
+                  </pic:spPr>
+                </pic:pic>
+              </a:graphicData>
+            </a:graphic>
+          </wp:inline>
+        </w:drawing>
+      </w:r>
+    </w:p>
+    <w:p>
+      <w:pPr>
+        <w:keepLines/>
+        <w:spacing w:after="0" w:line="340" w:lineRule="exact"/>
+        <w:jc w:val="center"/>
+        <w:rPr>
+          <w:lang w:eastAsia="zh-CN"/>
+        </w:rPr>
+      </w:pPr>
+      <w:r>
+        <w:rPr>
+          <w:rFonts w:hint="eastAsia"/>
+          <w:lang w:eastAsia="zh-CN"/>
+        </w:rPr>
+        <w:t>图</w:t>
+      </w:r>
+      <w:r>
+        <w:rPr>
+          <w:rFonts w:hint="eastAsia"/>
+          <w:lang w:eastAsia="zh-CN"/>
+        </w:rPr>
+        <w:t xml:space="preserve"> B.2 </w:t>
+      </w:r>
+      <w:r>
+        <w:rPr>
+          <w:rFonts w:hint="eastAsia"/>
+          <w:lang w:eastAsia="zh-CN"/>
+        </w:rPr>
+        <w:t>双路电机驱动板完整原理图</w:t>
+      </w:r>
+    </w:p>
+    <w:p>
+      <w:pPr>
+        <w:pStyle w:val="21"/>
+        <w:keepNext/>
+        <w:keepLines/>
+        <w:spacing w:before="120" w:after="240" w:line="400" w:lineRule="exact"/>
+        <w:rPr>
+          <w:rFonts w:ascii="Arial" w:eastAsia="黑体" w:hAnsi="Arial" w:cs="微软雅黑"/>
+          <w:lang w:eastAsia="zh-CN"/>
+        </w:rPr>
+      </w:pPr>
+      <w:bookmarkStart w:id="33" w:name="_Toc237612488"/>
+      <w:r>
+        <w:rPr>
+          <w:rFonts w:ascii="Arial" w:eastAsia="黑体" w:hAnsi="Arial"/>
+          <w:lang w:eastAsia="zh-CN"/>
+        </w:rPr>
+        <w:t xml:space="preserve">B.3 PCB </w:t>
+      </w:r>
+      <w:r>
+        <w:rPr>
+          <w:rFonts w:ascii="Arial" w:eastAsia="黑体" w:hAnsi="Arial" w:cs="微软雅黑" w:hint="eastAsia"/>
+          <w:lang w:eastAsia="zh-CN"/>
+        </w:rPr>
+        <w:t>实</w:t>
+      </w:r>
+      <w:r>
+        <w:rPr>
+          <w:rFonts w:ascii="Arial" w:eastAsia="黑体" w:hAnsi="Arial" w:cs="MS Gothic" w:hint="eastAsia"/>
+          <w:lang w:eastAsia="zh-CN"/>
+        </w:rPr>
+        <w:t>物</w:t>
+      </w:r>
+      <w:r>
+        <w:rPr>
+          <w:rFonts w:ascii="Arial" w:eastAsia="黑体" w:hAnsi="Arial" w:cs="微软雅黑" w:hint="eastAsia"/>
+          <w:lang w:eastAsia="zh-CN"/>
+        </w:rPr>
+        <w:t>图</w:t>
+      </w:r>
+      <w:bookmarkEnd w:id="33"/>
+    </w:p>
+    <w:p>
+      <w:pPr>
+        <w:pStyle w:val="af"/>
+        <w:spacing w:after="0" w:line="400" w:lineRule="exact"/>
+        <w:ind w:firstLine="480"/>
+        <w:rPr>
+          <w:lang w:eastAsia="zh-CN"/>
+        </w:rPr>
+      </w:pPr>
+      <w:r>
+        <w:rPr>
+          <w:rFonts w:hint="eastAsia"/>
+          <w:lang w:eastAsia="zh-CN"/>
+        </w:rPr>
+        <w:t>主控底板采用核心板插接结构，并集中布置电源、视觉、编码器和调试接口；双路驱动板集成功率器件、电机端子及保护电路。两块</w:t>
+      </w:r>
+      <w:r>
+        <w:rPr>
+          <w:rFonts w:hint="eastAsia"/>
+          <w:lang w:eastAsia="zh-CN"/>
+        </w:rPr>
+        <w:t xml:space="preserve"> PCB </w:t>
+      </w:r>
+      <w:r>
+        <w:rPr>
+          <w:rFonts w:hint="eastAsia"/>
+          <w:lang w:eastAsia="zh-CN"/>
+        </w:rPr>
+        <w:t>的实物分别如图</w:t>
+      </w:r>
+      <w:r>
+        <w:rPr>
+          <w:rFonts w:hint="eastAsia"/>
+          <w:lang w:eastAsia="zh-CN"/>
+        </w:rPr>
+        <w:t xml:space="preserve"> B.3 </w:t>
+      </w:r>
+      <w:r>
+        <w:rPr>
+          <w:rFonts w:hint="eastAsia"/>
+          <w:lang w:eastAsia="zh-CN"/>
+        </w:rPr>
+        <w:t>和图</w:t>
+      </w:r>
+      <w:r>
+        <w:rPr>
+          <w:rFonts w:hint="eastAsia"/>
+          <w:lang w:eastAsia="zh-CN"/>
+        </w:rPr>
+        <w:t xml:space="preserve"> B.4 </w:t>
+      </w:r>
+      <w:r>
+        <w:rPr>
+          <w:rFonts w:hint="eastAsia"/>
+          <w:lang w:eastAsia="zh-CN"/>
+        </w:rPr>
+        <w:t>所示。</w:t>
+      </w:r>
+    </w:p>
+    <w:tbl>
+      <w:tblPr>
+        <w:tblW w:w="0" w:type="auto"/>
+        <w:jc w:val="center"/>
+        <w:tblLayout w:type="fixed"/>
+        <w:tblCellMar>
+          <w:left w:w="60" w:type="dxa"/>
+          <w:right w:w="60" w:type="dxa"/>
+        </w:tblCellMar>
+        <w:tblLook w:val="0000" w:firstRow="0" w:lastRow="0" w:firstColumn="0" w:lastColumn="0" w:noHBand="0" w:noVBand="0"/>
+      </w:tblPr>
+      <w:tblGrid>
+        <w:gridCol w:w="4100"/>
+        <w:gridCol w:w="4100"/>
+      </w:tblGrid>
+      <w:tr>
+        <w:trPr>
+          <w:cantSplit/>
+          <w:jc w:val="center"/>
+        </w:trPr>
+        <w:tc>
+          <w:tcPr>
+            <w:tcW w:w="4100" w:type="dxa"/>
+          </w:tcPr>
+          <w:p>
+            <w:pPr>
+              <w:pStyle w:val="af"/>
+              <w:keepNext/>
+              <w:keepLines/>
+              <w:spacing w:after="0" w:line="360" w:lineRule="auto"/>
+              <w:jc w:val="center"/>
+              <w:rPr>
+                <w:lang w:eastAsia="zh-CN"/>
+              </w:rPr>
+            </w:pPr>
+            <w:r>
+              <w:rPr>
+                <w:noProof/>
+                <w:lang w:eastAsia="zh-CN"/>
+              </w:rPr>
+              <w:lastRenderedPageBreak/>
+              <w:drawing>
+                <wp:inline distT="0" distB="0" distL="0" distR="0" wp14:anchorId="13FDCFED" wp14:editId="0E1CFED0">
+                  <wp:extent cx="2095500" cy="2795229"/>
+                  <wp:effectExtent l="0" t="0" r="0" b="5715"/>
+                  <wp:docPr id="1711118579" name="图片 9"/>
+                  <wp:cNvGraphicFramePr>
+                    <a:graphicFrameLocks xmlns:a="http://schemas.openxmlformats.org/drawingml/2006/main" noChangeAspect="1"/>
+                  </wp:cNvGraphicFramePr>
+                  <a:graphic xmlns:a="http://schemas.openxmlformats.org/drawingml/2006/main">
+                    <a:graphicData uri="http://schemas.openxmlformats.org/drawingml/2006/picture">
+                      <pic:pic xmlns:pic="http://schemas.openxmlformats.org/drawingml/2006/picture">
+                        <pic:nvPicPr>
+                          <pic:cNvPr id="1711118579" name=""/>
+                          <pic:cNvPicPr/>
+                        </pic:nvPicPr>
+                        <pic:blipFill>
+                          <a:blip r:embed="rId85"/>
+                          <a:stretch>
+                            <a:fillRect/>
+                          </a:stretch>
+                        </pic:blipFill>
+                        <pic:spPr>
+                          <a:xfrm>
+                            <a:off x="0" y="0"/>
+                            <a:ext cx="2095500" cy="2795229"/>
+                          </a:xfrm>
+                          <a:prstGeom prst="rect">
+                            <a:avLst/>
+                          </a:prstGeom>
+                        </pic:spPr>
+                      </pic:pic>
+                    </a:graphicData>
+                  </a:graphic>
+                </wp:inline>
+              </w:drawing>
+            </w:r>
+          </w:p>
+        </w:tc>
+        <w:tc>
+          <w:tcPr>
+            <w:tcW w:w="4100" w:type="dxa"/>
+          </w:tcPr>
+          <w:p>
+            <w:pPr>
+              <w:pStyle w:val="af"/>
+              <w:keepNext/>
+              <w:keepLines/>
+              <w:spacing w:after="0" w:line="360" w:lineRule="auto"/>
+              <w:jc w:val="center"/>
+              <w:rPr>
+                <w:lang w:eastAsia="zh-CN"/>
+              </w:rPr>
+            </w:pPr>
+            <w:r>
+              <w:rPr>
+                <w:noProof/>
+                <w:lang w:eastAsia="zh-CN"/>
+              </w:rPr>
+              <w:drawing>
+                <wp:inline distT="0" distB="0" distL="0" distR="0" wp14:anchorId="2DACCABD" wp14:editId="0BE23397">
+                  <wp:extent cx="2222500" cy="2964636"/>
+                  <wp:effectExtent l="0" t="0" r="6350" b="7620"/>
+                  <wp:docPr id="1278603879" name="图片 10"/>
+                  <wp:cNvGraphicFramePr>
+                    <a:graphicFrameLocks xmlns:a="http://schemas.openxmlformats.org/drawingml/2006/main" noChangeAspect="1"/>
+                  </wp:cNvGraphicFramePr>
+                  <a:graphic xmlns:a="http://schemas.openxmlformats.org/drawingml/2006/main">
+                    <a:graphicData uri="http://schemas.openxmlformats.org/drawingml/2006/picture">
+                      <pic:pic xmlns:pic="http://schemas.openxmlformats.org/drawingml/2006/picture">
+                        <pic:nvPicPr>
+                          <pic:cNvPr id="1278603879" name=""/>
+                          <pic:cNvPicPr/>
+                        </pic:nvPicPr>
+                        <pic:blipFill>
+                          <a:blip r:embed="rId86"/>
+                          <a:stretch>
+                            <a:fillRect/>
+                          </a:stretch>
+                        </pic:blipFill>
+                        <pic:spPr>
+                          <a:xfrm>
+                            <a:off x="0" y="0"/>
+                            <a:ext cx="2222500" cy="2964636"/>
+                          </a:xfrm>
+                          <a:prstGeom prst="rect">
+                            <a:avLst/>
+                          </a:prstGeom>
+                        </pic:spPr>
+                      </pic:pic>
+                    </a:graphicData>
+                  </a:graphic>
+                </wp:inline>
+              </w:drawing>
+            </w:r>
+          </w:p>
+        </w:tc>
+      </w:tr>
+      <w:tr>
+        <w:trPr>
+          <w:cantSplit/>
+          <w:jc w:val="center"/>
+        </w:trPr>
+        <w:tc>
+          <w:tcPr>
+            <w:tcW w:w="4100" w:type="dxa"/>
+          </w:tcPr>
+          <w:p>
+            <w:pPr>
+              <w:keepLines/>
+              <w:spacing w:after="0" w:line="340" w:lineRule="exact"/>
+              <w:jc w:val="center"/>
+              <w:rPr>
+                <w:lang w:eastAsia="zh-CN"/>
+              </w:rPr>
+            </w:pPr>
+            <w:r>
+              <w:rPr>
+                <w:rFonts w:hint="eastAsia"/>
+                <w:sz w:val="21"/>
+                <w:lang w:eastAsia="zh-CN"/>
+              </w:rPr>
+              <w:t>图</w:t>
+            </w:r>
+            <w:r>
+              <w:rPr>
+                <w:rFonts w:hint="eastAsia"/>
+                <w:sz w:val="21"/>
+                <w:lang w:eastAsia="zh-CN"/>
+              </w:rPr>
+              <w:t xml:space="preserve"> B.3 </w:t>
+            </w:r>
+            <w:r>
+              <w:rPr>
+                <w:rFonts w:hint="eastAsia"/>
+                <w:sz w:val="21"/>
+                <w:lang w:eastAsia="zh-CN"/>
+              </w:rPr>
+              <w:t>主控底板</w:t>
+            </w:r>
+            <w:r>
+              <w:rPr>
+                <w:rFonts w:hint="eastAsia"/>
+                <w:sz w:val="21"/>
+                <w:lang w:eastAsia="zh-CN"/>
+              </w:rPr>
+              <w:t xml:space="preserve"> PCB </w:t>
+            </w:r>
+            <w:r>
+              <w:rPr>
+                <w:rFonts w:hint="eastAsia"/>
+                <w:sz w:val="21"/>
+                <w:lang w:eastAsia="zh-CN"/>
+              </w:rPr>
+              <w:t>实物</w:t>
+            </w:r>
+          </w:p>
+        </w:tc>
+        <w:tc>
+          <w:tcPr>
+            <w:tcW w:w="4100" w:type="dxa"/>
+          </w:tcPr>
+          <w:p>
+            <w:pPr>
+              <w:keepLines/>
+              <w:spacing w:after="0" w:line="340" w:lineRule="exact"/>
+              <w:jc w:val="center"/>
+              <w:rPr>
+                <w:lang w:eastAsia="zh-CN"/>
+              </w:rPr>
+            </w:pPr>
+            <w:r>
+              <w:rPr>
+                <w:rFonts w:hint="eastAsia"/>
+                <w:sz w:val="21"/>
+                <w:lang w:eastAsia="zh-CN"/>
+              </w:rPr>
+              <w:t>图</w:t>
+            </w:r>
+            <w:r>
+              <w:rPr>
+                <w:rFonts w:hint="eastAsia"/>
+                <w:sz w:val="21"/>
+                <w:lang w:eastAsia="zh-CN"/>
+              </w:rPr>
+              <w:t xml:space="preserve"> B.4 </w:t>
+            </w:r>
+            <w:r>
+              <w:rPr>
+                <w:rFonts w:hint="eastAsia"/>
+                <w:sz w:val="21"/>
+                <w:lang w:eastAsia="zh-CN"/>
+              </w:rPr>
+              <w:t>双路电机驱动板</w:t>
+            </w:r>
+            <w:r>
+              <w:rPr>
+                <w:rFonts w:hint="eastAsia"/>
+                <w:sz w:val="21"/>
+                <w:lang w:eastAsia="zh-CN"/>
+              </w:rPr>
+              <w:t xml:space="preserve"> PCB </w:t>
+            </w:r>
+            <w:r>
+              <w:rPr>
+                <w:rFonts w:hint="eastAsia"/>
+                <w:sz w:val="21"/>
+                <w:lang w:eastAsia="zh-CN"/>
+              </w:rPr>
+              <w:t>实物</w:t>
+            </w:r>
+          </w:p>
+        </w:tc>
+      </w:tr>
+    </w:tbl>
+    <w:p>
+      <w:pPr>
+        <w:pStyle w:val="af"/>
+        <w:spacing w:after="0" w:line="400" w:lineRule="exact"/>
+        <w:ind w:firstLine="480"/>
+        <w:rPr>
+          <w:lang w:eastAsia="zh-CN"/>
+        </w:rPr>
+      </w:pPr>
+    </w:p>
+    <w:p>
+      <w:pPr>
+        <w:pStyle w:val="af"/>
+        <w:spacing w:after="0" w:line="400" w:lineRule="exact"/>
+        <w:ind w:firstLine="480"/>
+        <w:rPr>
+          <w:lang w:eastAsia="zh-CN"/>
+        </w:rPr>
       </w:pPr>
     </w:p>
     <w:sectPr>
-      <w:headerReference w:type="even" r:id="rId72"/>
-      <w:headerReference w:type="default" r:id="rId73"/>
-      <w:footerReference w:type="even" r:id="rId74"/>
-      <w:footerReference w:type="default" r:id="rId75"/>
-      <w:headerReference w:type="first" r:id="rId76"/>
-      <w:footerReference w:type="first" r:id="rId77"/>
+      <w:headerReference w:type="even" r:id="rId87"/>
+      <w:headerReference w:type="default" r:id="rId88"/>
+      <w:headerReference w:type="first" r:id="rId89"/>
       <w:pgSz w:w="11906" w:h="16838"/>
       <w:pgMar w:top="2268" w:right="1814" w:bottom="1814" w:left="1814" w:header="1587" w:footer="1247" w:gutter="0"/>
       <w:pgNumType w:fmt="lowerRoman"/>
@@ -23422,11 +27231,15 @@
   <w:p>
     <w:pPr>
       <w:jc w:val="right"/>
+      <w:rPr>
+        <w:lang w:eastAsia="zh-CN"/>
+      </w:rPr>
     </w:pPr>
     <w:r>
       <w:rPr>
         <w:noProof/>
         <w:sz w:val="21"/>
+        <w:lang w:eastAsia="zh-CN"/>
       </w:rPr>
       <w:t>第四章</w:t>
     </w:r>
@@ -23434,6 +27247,7 @@
       <w:rPr>
         <w:noProof/>
         <w:sz w:val="21"/>
+        <w:lang w:eastAsia="zh-CN"/>
       </w:rPr>
       <w:t xml:space="preserve"> </w:t>
     </w:r>
@@ -23441,6 +27255,7 @@
       <w:rPr>
         <w:noProof/>
         <w:sz w:val="21"/>
+        <w:lang w:eastAsia="zh-CN"/>
       </w:rPr>
       <w:t>硬件电路设计及实现</w:t>
     </w:r>
@@ -23771,6 +27586,107 @@
 <file path=word/header33.xml><?xml version="1.0" encoding="utf-8"?>
 <w:hdr xmlns:wpc="http://schemas.microsoft.com/office/word/2010/wordprocessingCanvas" xmlns:cx="http://schemas.microsoft.com/office/drawing/2014/chartex" xmlns:cx1="http://schemas.microsoft.com/office/drawing/2015/9/8/chartex" xmlns:cx2="http://schemas.microsoft.com/office/drawing/2015/10/21/chartex" xmlns:cx3="http://schemas.microsoft.com/office/drawing/2016/5/9/chartex" xmlns:cx4="http://schemas.microsoft.com/office/drawing/2016/5/10/chartex" xmlns:cx5="http://schemas.microsoft.com/office/drawing/2016/5/11/chartex" xmlns:cx6="http://schemas.microsoft.com/office/drawing/2016/5/12/chartex" xmlns:cx7="http://schemas.microsoft.com/office/drawing/2016/5/13/chartex" xmlns:cx8="http://schemas.microsoft.com/office/drawing/2016/5/14/chartex" xmlns:mc="http://schemas.openxmlformats.org/markup-compatibility/2006" xmlns:aink="http://schemas.microsoft.com/office/drawing/2016/ink" xmlns:am3d="http://schemas.microsoft.com/office/drawing/2017/model3d" xmlns:o="urn:schemas-microsoft-com:office:office" xmlns:oel="http://schemas.microsoft.com/office/2019/extlst" xmlns:r="http://schemas.openxmlformats.org/officeDocument/2006/relationships" xmlns:m="http://schemas.openxmlformats.org/officeDocument/2006/math" xmlns:v="urn:schemas-microsoft-com:vml" xmlns:wp14="http://schemas.microsoft.com/office/word/2010/wordprocessingDrawing" xmlns:wp="http://schemas.openxmlformats.org/drawingml/2006/wordprocessingDrawing" xmlns:w10="urn:schemas-microsoft-com:office:word" xmlns:w="http://schemas.openxmlformats.org/wordprocessingml/2006/main" xmlns:w14="http://schemas.microsoft.com/office/word/2010/wordml" xmlns:w15="http://schemas.microsoft.com/office/word/2012/wordml" xmlns:w16cei="http://schemas.microsoft.com/office/word/2026/wordml/cei" xmlns:w16cex="http://schemas.microsoft.com/office/word/2018/wordml/cex" xmlns:w16cid="http://schemas.microsoft.com/office/word/2016/wordml/cid" xmlns:w16="http://schemas.microsoft.com/office/word/2018/wordml" xmlns:w16du="http://schemas.microsoft.com/office/word/2023/wordml/word16du" xmlns:w16sdtdh="http://schemas.microsoft.com/office/word/2020/wordml/sdtdatahash" xmlns:w16sdtfl="http://schemas.microsoft.com/office/word/2024/wordml/sdtformatlock" xmlns:w16se="http://schemas.microsoft.com/office/word/2015/wordml/symex" xmlns:wpg="http://schemas.microsoft.com/office/word/2010/wordprocessingGroup" xmlns:wpi="http://schemas.microsoft.com/office/word/2010/wordprocessingInk" xmlns:wne="http://schemas.microsoft.com/office/word/2006/wordml" xmlns:wps="http://schemas.microsoft.com/office/word/2010/wordprocessingShape" mc:Ignorable="w14 w15 w16se w16cid w16 w16cex w16sdtdh w16sdtfl w16du wp14">
   <w:p/>
+</w:hdr>
+</file>
+
+<file path=word/header34.xml><?xml version="1.0" encoding="utf-8"?>
+<w:hdr xmlns:wpc="http://schemas.microsoft.com/office/word/2010/wordprocessingCanvas" xmlns:cx="http://schemas.microsoft.com/office/drawing/2014/chartex" xmlns:cx1="http://schemas.microsoft.com/office/drawing/2015/9/8/chartex" xmlns:cx2="http://schemas.microsoft.com/office/drawing/2015/10/21/chartex" xmlns:cx3="http://schemas.microsoft.com/office/drawing/2016/5/9/chartex" xmlns:cx4="http://schemas.microsoft.com/office/drawing/2016/5/10/chartex" xmlns:cx5="http://schemas.microsoft.com/office/drawing/2016/5/11/chartex" xmlns:cx6="http://schemas.microsoft.com/office/drawing/2016/5/12/chartex" xmlns:cx7="http://schemas.microsoft.com/office/drawing/2016/5/13/chartex" xmlns:cx8="http://schemas.microsoft.com/office/drawing/2016/5/14/chartex" xmlns:mc="http://schemas.openxmlformats.org/markup-compatibility/2006" xmlns:aink="http://schemas.microsoft.com/office/drawing/2016/ink" xmlns:am3d="http://schemas.microsoft.com/office/drawing/2017/model3d" xmlns:o="urn:schemas-microsoft-com:office:office" xmlns:oel="http://schemas.microsoft.com/office/2019/extlst" xmlns:r="http://schemas.openxmlformats.org/officeDocument/2006/relationships" xmlns:m="http://schemas.openxmlformats.org/officeDocument/2006/math" xmlns:v="urn:schemas-microsoft-com:vml" xmlns:wp14="http://schemas.microsoft.com/office/word/2010/wordprocessingDrawing" xmlns:wp="http://schemas.openxmlformats.org/drawingml/2006/wordprocessingDrawing" xmlns:w10="urn:schemas-microsoft-com:office:word" xmlns:w="http://schemas.openxmlformats.org/wordprocessingml/2006/main" xmlns:w14="http://schemas.microsoft.com/office/word/2010/wordml" xmlns:w15="http://schemas.microsoft.com/office/word/2012/wordml" xmlns:w16cei="http://schemas.microsoft.com/office/word/2026/wordml/cei" xmlns:w16cex="http://schemas.microsoft.com/office/word/2018/wordml/cex" xmlns:w16cid="http://schemas.microsoft.com/office/word/2016/wordml/cid" xmlns:w16="http://schemas.microsoft.com/office/word/2018/wordml" xmlns:w16du="http://schemas.microsoft.com/office/word/2023/wordml/word16du" xmlns:w16sdtdh="http://schemas.microsoft.com/office/word/2020/wordml/sdtdatahash" xmlns:w16sdtfl="http://schemas.microsoft.com/office/word/2024/wordml/sdtformatlock" xmlns:w16se="http://schemas.microsoft.com/office/word/2015/wordml/symex" xmlns:wpg="http://schemas.microsoft.com/office/word/2010/wordprocessingGroup" xmlns:wpi="http://schemas.microsoft.com/office/word/2010/wordprocessingInk" xmlns:wne="http://schemas.microsoft.com/office/word/2006/wordml" xmlns:wps="http://schemas.microsoft.com/office/word/2010/wordprocessingShape" mc:Ignorable="w14 w15 w16se w16cid w16 w16cex w16sdtdh w16sdtfl w16du wp14">
+  <w:p>
+    <w:pPr>
+      <w:jc w:val="center"/>
+      <w:rPr>
+        <w:sz w:val="21"/>
+        <w:lang w:eastAsia="zh-CN"/>
+      </w:rPr>
+    </w:pPr>
+    <w:r>
+      <w:rPr>
+        <w:rFonts w:hint="eastAsia"/>
+        <w:noProof/>
+        <w:color w:val="000000"/>
+        <w:sz w:val="21"/>
+        <w:lang w:eastAsia="zh-CN"/>
+      </w:rPr>
+      <w:t>第二十一届全国大学生智能汽车竞赛技术报告</w:t>
+    </w:r>
+  </w:p>
+</w:hdr>
+</file>
+
+<file path=word/header35.xml><?xml version="1.0" encoding="utf-8"?>
+<w:hdr xmlns:wpc="http://schemas.microsoft.com/office/word/2010/wordprocessingCanvas" xmlns:cx="http://schemas.microsoft.com/office/drawing/2014/chartex" xmlns:cx1="http://schemas.microsoft.com/office/drawing/2015/9/8/chartex" xmlns:cx2="http://schemas.microsoft.com/office/drawing/2015/10/21/chartex" xmlns:cx3="http://schemas.microsoft.com/office/drawing/2016/5/9/chartex" xmlns:cx4="http://schemas.microsoft.com/office/drawing/2016/5/10/chartex" xmlns:cx5="http://schemas.microsoft.com/office/drawing/2016/5/11/chartex" xmlns:cx6="http://schemas.microsoft.com/office/drawing/2016/5/12/chartex" xmlns:cx7="http://schemas.microsoft.com/office/drawing/2016/5/13/chartex" xmlns:cx8="http://schemas.microsoft.com/office/drawing/2016/5/14/chartex" xmlns:mc="http://schemas.openxmlformats.org/markup-compatibility/2006" xmlns:aink="http://schemas.microsoft.com/office/drawing/2016/ink" xmlns:am3d="http://schemas.microsoft.com/office/drawing/2017/model3d" xmlns:o="urn:schemas-microsoft-com:office:office" xmlns:oel="http://schemas.microsoft.com/office/2019/extlst" xmlns:r="http://schemas.openxmlformats.org/officeDocument/2006/relationships" xmlns:m="http://schemas.openxmlformats.org/officeDocument/2006/math" xmlns:v="urn:schemas-microsoft-com:vml" xmlns:wp14="http://schemas.microsoft.com/office/word/2010/wordprocessingDrawing" xmlns:wp="http://schemas.openxmlformats.org/drawingml/2006/wordprocessingDrawing" xmlns:w10="urn:schemas-microsoft-com:office:word" xmlns:w="http://schemas.openxmlformats.org/wordprocessingml/2006/main" xmlns:w14="http://schemas.microsoft.com/office/word/2010/wordml" xmlns:w15="http://schemas.microsoft.com/office/word/2012/wordml" xmlns:w16cei="http://schemas.microsoft.com/office/word/2026/wordml/cei" xmlns:w16cex="http://schemas.microsoft.com/office/word/2018/wordml/cex" xmlns:w16cid="http://schemas.microsoft.com/office/word/2016/wordml/cid" xmlns:w16="http://schemas.microsoft.com/office/word/2018/wordml" xmlns:w16du="http://schemas.microsoft.com/office/word/2023/wordml/word16du" xmlns:w16sdtdh="http://schemas.microsoft.com/office/word/2020/wordml/sdtdatahash" xmlns:w16sdtfl="http://schemas.microsoft.com/office/word/2024/wordml/sdtformatlock" xmlns:w16se="http://schemas.microsoft.com/office/word/2015/wordml/symex" xmlns:wpg="http://schemas.microsoft.com/office/word/2010/wordprocessingGroup" xmlns:wpi="http://schemas.microsoft.com/office/word/2010/wordprocessingInk" xmlns:wne="http://schemas.microsoft.com/office/word/2006/wordml" xmlns:wps="http://schemas.microsoft.com/office/word/2010/wordprocessingShape" mc:Ignorable="w14 w15 w16se w16cid w16 w16cex w16sdtdh w16sdtfl w16du wp14">
+  <w:p>
+    <w:pPr>
+      <w:jc w:val="center"/>
+      <w:rPr>
+        <w:sz w:val="21"/>
+        <w:lang w:eastAsia="zh-CN"/>
+      </w:rPr>
+    </w:pPr>
+    <w:r>
+      <w:rPr>
+        <w:rFonts w:hint="eastAsia"/>
+        <w:noProof/>
+        <w:color w:val="000000"/>
+        <w:sz w:val="21"/>
+        <w:lang w:eastAsia="zh-CN"/>
+      </w:rPr>
+      <w:t>附录</w:t>
+    </w:r>
+    <w:r>
+      <w:rPr>
+        <w:rFonts w:hint="eastAsia"/>
+        <w:noProof/>
+        <w:color w:val="000000"/>
+        <w:sz w:val="21"/>
+        <w:lang w:eastAsia="zh-CN"/>
+      </w:rPr>
+      <w:t xml:space="preserve">B </w:t>
+    </w:r>
+    <w:r>
+      <w:rPr>
+        <w:rFonts w:hint="eastAsia"/>
+        <w:noProof/>
+        <w:color w:val="000000"/>
+        <w:sz w:val="21"/>
+        <w:lang w:eastAsia="zh-CN"/>
+      </w:rPr>
+      <w:t>硬件原理图与</w:t>
+    </w:r>
+    <w:r>
+      <w:rPr>
+        <w:rFonts w:hint="eastAsia"/>
+        <w:noProof/>
+        <w:color w:val="000000"/>
+        <w:sz w:val="21"/>
+        <w:lang w:eastAsia="zh-CN"/>
+      </w:rPr>
+      <w:t xml:space="preserve"> PCB </w:t>
+    </w:r>
+    <w:r>
+      <w:rPr>
+        <w:rFonts w:hint="eastAsia"/>
+        <w:noProof/>
+        <w:color w:val="000000"/>
+        <w:sz w:val="21"/>
+        <w:lang w:eastAsia="zh-CN"/>
+      </w:rPr>
+      <w:t>图</w:t>
+    </w:r>
+  </w:p>
+</w:hdr>
+</file>
+
+<file path=word/header36.xml><?xml version="1.0" encoding="utf-8"?>
+<w:hdr xmlns:wpc="http://schemas.microsoft.com/office/word/2010/wordprocessingCanvas" xmlns:cx="http://schemas.microsoft.com/office/drawing/2014/chartex" xmlns:cx1="http://schemas.microsoft.com/office/drawing/2015/9/8/chartex" xmlns:cx2="http://schemas.microsoft.com/office/drawing/2015/10/21/chartex" xmlns:cx3="http://schemas.microsoft.com/office/drawing/2016/5/9/chartex" xmlns:cx4="http://schemas.microsoft.com/office/drawing/2016/5/10/chartex" xmlns:cx5="http://schemas.microsoft.com/office/drawing/2016/5/11/chartex" xmlns:cx6="http://schemas.microsoft.com/office/drawing/2016/5/12/chartex" xmlns:cx7="http://schemas.microsoft.com/office/drawing/2016/5/13/chartex" xmlns:cx8="http://schemas.microsoft.com/office/drawing/2016/5/14/chartex" xmlns:mc="http://schemas.openxmlformats.org/markup-compatibility/2006" xmlns:aink="http://schemas.microsoft.com/office/drawing/2016/ink" xmlns:am3d="http://schemas.microsoft.com/office/drawing/2017/model3d" xmlns:o="urn:schemas-microsoft-com:office:office" xmlns:oel="http://schemas.microsoft.com/office/2019/extlst" xmlns:r="http://schemas.openxmlformats.org/officeDocument/2006/relationships" xmlns:m="http://schemas.openxmlformats.org/officeDocument/2006/math" xmlns:v="urn:schemas-microsoft-com:vml" xmlns:wp14="http://schemas.microsoft.com/office/word/2010/wordprocessingDrawing" xmlns:wp="http://schemas.openxmlformats.org/drawingml/2006/wordprocessingDrawing" xmlns:w10="urn:schemas-microsoft-com:office:word" xmlns:w="http://schemas.openxmlformats.org/wordprocessingml/2006/main" xmlns:w14="http://schemas.microsoft.com/office/word/2010/wordml" xmlns:w15="http://schemas.microsoft.com/office/word/2012/wordml" xmlns:w16cei="http://schemas.microsoft.com/office/word/2026/wordml/cei" xmlns:w16cex="http://schemas.microsoft.com/office/word/2018/wordml/cex" xmlns:w16cid="http://schemas.microsoft.com/office/word/2016/wordml/cid" xmlns:w16="http://schemas.microsoft.com/office/word/2018/wordml" xmlns:w16du="http://schemas.microsoft.com/office/word/2023/wordml/word16du" xmlns:w16sdtdh="http://schemas.microsoft.com/office/word/2020/wordml/sdtdatahash" xmlns:w16sdtfl="http://schemas.microsoft.com/office/word/2024/wordml/sdtformatlock" xmlns:w16se="http://schemas.microsoft.com/office/word/2015/wordml/symex" xmlns:wpg="http://schemas.microsoft.com/office/word/2010/wordprocessingGroup" xmlns:wpi="http://schemas.microsoft.com/office/word/2010/wordprocessingInk" xmlns:wne="http://schemas.microsoft.com/office/word/2006/wordml" xmlns:wps="http://schemas.microsoft.com/office/word/2010/wordprocessingShape" mc:Ignorable="w14 w15 w16se w16cid w16 w16cex w16sdtdh w16sdtfl w16du wp14">
+  <w:p>
+    <w:pPr>
+      <w:jc w:val="center"/>
+      <w:rPr>
+        <w:sz w:val="21"/>
+      </w:rPr>
+    </w:pPr>
+  </w:p>
 </w:hdr>
 </file>
 
